--- a/song journeys for copying/Song Journey - Sweet Child O' Mine.docx
+++ b/song journeys for copying/Song Journey - Sweet Child O' Mine.docx
@@ -82,7 +82,7 @@
           <w:bCs/>
           <w:color w:val="5B3FA6"/>
         </w:rPr>
-        <w:t>Form</w:t>
+        <w:t>Verse chords</w:t>
       </w:r>
       <w:r>
         <w:rPr>
@@ -96,7 +96,7 @@
         <w:rPr>
           <w:color w:val="222222"/>
         </w:rPr>
-        <w:t>Intro riff → Verse → Chorus → Verse → Chorus → Guitar solo → Outro</w:t>
+        <w:t>D · C · G</w:t>
       </w:r>
     </w:p>
     <w:p>
@@ -114,7 +114,7 @@
           <w:bCs/>
           <w:color w:val="5B3FA6"/>
         </w:rPr>
-        <w:t>Verse chords</w:t>
+        <w:t>Chorus chords</w:t>
       </w:r>
       <w:r>
         <w:rPr>
@@ -128,7 +128,7 @@
         <w:rPr>
           <w:color w:val="222222"/>
         </w:rPr>
-        <w:t>D · C · G</w:t>
+        <w:t>A · C · D</w:t>
       </w:r>
     </w:p>
     <w:p>
@@ -146,7 +146,7 @@
           <w:bCs/>
           <w:color w:val="5B3FA6"/>
         </w:rPr>
-        <w:t>Chorus chords</w:t>
+        <w:t>Rhythm</w:t>
       </w:r>
       <w:r>
         <w:rPr>
@@ -160,39 +160,7 @@
         <w:rPr>
           <w:color w:val="222222"/>
         </w:rPr>
-        <w:t>A · C · D</w:t>
-      </w:r>
-    </w:p>
-    <w:p>
-      <w:pPr>
-        <w:keepNext/>
-        <w:shd w:val="clear" w:color="auto" w:fill="EFEBF8"/>
-        <w:tabs>
-          <w:tab w:val="left" w:pos="1900"/>
-        </w:tabs>
-        <w:ind w:left="120"/>
-      </w:pPr>
-      <w:r>
-        <w:rPr>
-          <w:b/>
-          <w:bCs/>
-          <w:color w:val="5B3FA6"/>
-        </w:rPr>
-        <w:t>Rhythm</w:t>
-      </w:r>
-      <w:r>
-        <w:rPr>
-          <w:b/>
-          <w:bCs/>
-          <w:color w:val="5B3FA6"/>
-        </w:rPr>
-        <w:tab/>
-      </w:r>
-      <w:r>
-        <w:rPr>
-          <w:color w:val="222222"/>
-        </w:rPr>
-        <w:t>Verse: 2 bars per chord. Chorus: about 1 bar per chord — twice as fast.</w:t>
+        <w:t>Verse: 2 bars per chord. Chorus: 1 bar per chord.</w:t>
       </w:r>
     </w:p>
     <w:p>
@@ -225,13 +193,7 @@
         <w:rPr>
           <w:color w:val="222222"/>
         </w:rPr>
-        <w:t>Practice at 60 BPM. The record is tuned a half-step lower</w:t>
-      </w:r>
-      <w:r>
-        <w:rPr>
-          <w:color w:val="222222"/>
-        </w:rPr>
-        <w:t xml:space="preserve"> — your version sounding slightly higher is normal.</w:t>
+        <w:t>Practice at 60 BPM. The record is tuned a half-step lower — your version sounding slightly higher is normal.</w:t>
       </w:r>
     </w:p>
     <w:p>
@@ -617,6 +579,7 @@
     </w:p>
     <w:p>
       <w:pPr>
+        <w:keepNext/>
         <w:keepLines/>
         <w:pBdr>
           <w:left w:val="single" w:sz="18" w:space="8" w:color="5B3FA6"/>
@@ -635,6 +598,7 @@
     </w:p>
     <w:p>
       <w:pPr>
+        <w:keepNext/>
         <w:spacing w:after="60"/>
       </w:pPr>
     </w:p>
@@ -752,20 +716,7 @@
         <w:rPr>
           <w:color w:val="222222"/>
         </w:rPr>
-        <w:t>Play each root once per beat — 8 times across the two bars — instead of letting it ring.</w:t>
-      </w:r>
-    </w:p>
-    <w:p>
-      <w:pPr>
-        <w:keepNext/>
-        <w:spacing w:after="40"/>
-        <w:ind w:left="360"/>
-      </w:pPr>
-      <w:r>
-        <w:rPr>
-          <w:color w:val="222222"/>
-        </w:rPr>
-        <w:t>Now you're the bass player.</w:t>
+        <w:t>Play each root once per beat — 8 times across the 2 bars — instead of letting it ring.</w:t>
       </w:r>
     </w:p>
     <w:p>
@@ -1073,6 +1024,7 @@
     </w:p>
     <w:p>
       <w:pPr>
+        <w:keepNext/>
         <w:keepLines/>
         <w:pBdr>
           <w:left w:val="single" w:sz="18" w:space="8" w:color="5B3FA6"/>
@@ -1091,6 +1043,7 @@
     </w:p>
     <w:p>
       <w:pPr>
+        <w:keepNext/>
         <w:spacing w:after="60"/>
       </w:pPr>
     </w:p>
@@ -1194,64 +1147,64 @@
           <w:sz w:val="17"/>
           <w:szCs w:val="17"/>
         </w:rPr>
-        <w:t xml:space="preserve">     D5       D5       C5       C5</w:t>
-      </w:r>
-    </w:p>
-    <w:p>
-      <w:pPr>
-        <w:keepNext/>
-        <w:keepLines/>
-        <w:pBdr>
-          <w:left w:val="single" w:sz="18" w:space="8" w:color="5B3FA6"/>
-        </w:pBdr>
-        <w:ind w:left="120"/>
-      </w:pPr>
-      <w:r>
-        <w:rPr>
-          <w:rFonts w:ascii="Courier New" w:eastAsia="Courier New" w:hAnsi="Courier New" w:cs="Courier New"/>
-          <w:color w:val="222222"/>
-          <w:sz w:val="17"/>
-          <w:szCs w:val="17"/>
-        </w:rPr>
-        <w:t>e |--------|--------|--------|--------|</w:t>
-      </w:r>
-    </w:p>
-    <w:p>
-      <w:pPr>
-        <w:keepNext/>
-        <w:keepLines/>
-        <w:pBdr>
-          <w:left w:val="single" w:sz="18" w:space="8" w:color="5B3FA6"/>
-        </w:pBdr>
-        <w:ind w:left="120"/>
-      </w:pPr>
-      <w:r>
-        <w:rPr>
-          <w:rFonts w:ascii="Courier New" w:eastAsia="Courier New" w:hAnsi="Courier New" w:cs="Courier New"/>
-          <w:color w:val="222222"/>
-          <w:sz w:val="17"/>
-          <w:szCs w:val="17"/>
-        </w:rPr>
-        <w:t>B |--------|--------|--------|--------|</w:t>
-      </w:r>
-    </w:p>
-    <w:p>
-      <w:pPr>
-        <w:keepNext/>
-        <w:keepLines/>
-        <w:pBdr>
-          <w:left w:val="single" w:sz="18" w:space="8" w:color="5B3FA6"/>
-        </w:pBdr>
-        <w:ind w:left="120"/>
-      </w:pPr>
-      <w:r>
-        <w:rPr>
-          <w:rFonts w:ascii="Courier New" w:eastAsia="Courier New" w:hAnsi="Courier New" w:cs="Courier New"/>
-          <w:color w:val="222222"/>
-          <w:sz w:val="17"/>
-          <w:szCs w:val="17"/>
-        </w:rPr>
-        <w:t>G |--------|--------|--------|--------|</w:t>
+        <w:t xml:space="preserve">     D5        D5        C5        C5        G5        G5        D5        D5  (loop)</w:t>
+      </w:r>
+    </w:p>
+    <w:p>
+      <w:pPr>
+        <w:keepNext/>
+        <w:keepLines/>
+        <w:pBdr>
+          <w:left w:val="single" w:sz="18" w:space="8" w:color="5B3FA6"/>
+        </w:pBdr>
+        <w:ind w:left="120"/>
+      </w:pPr>
+      <w:r>
+        <w:rPr>
+          <w:rFonts w:ascii="Courier New" w:eastAsia="Courier New" w:hAnsi="Courier New" w:cs="Courier New"/>
+          <w:color w:val="222222"/>
+          <w:sz w:val="17"/>
+          <w:szCs w:val="17"/>
+        </w:rPr>
+        <w:t>e |--------|--------|--------|--------|--------|--------|--------|--------|</w:t>
+      </w:r>
+    </w:p>
+    <w:p>
+      <w:pPr>
+        <w:keepNext/>
+        <w:keepLines/>
+        <w:pBdr>
+          <w:left w:val="single" w:sz="18" w:space="8" w:color="5B3FA6"/>
+        </w:pBdr>
+        <w:ind w:left="120"/>
+      </w:pPr>
+      <w:r>
+        <w:rPr>
+          <w:rFonts w:ascii="Courier New" w:eastAsia="Courier New" w:hAnsi="Courier New" w:cs="Courier New"/>
+          <w:color w:val="222222"/>
+          <w:sz w:val="17"/>
+          <w:szCs w:val="17"/>
+        </w:rPr>
+        <w:t>B |--------|--------|--------|--------|--------|--------|--------|--------|</w:t>
+      </w:r>
+    </w:p>
+    <w:p>
+      <w:pPr>
+        <w:keepNext/>
+        <w:keepLines/>
+        <w:pBdr>
+          <w:left w:val="single" w:sz="18" w:space="8" w:color="5B3FA6"/>
+        </w:pBdr>
+        <w:ind w:left="120"/>
+      </w:pPr>
+      <w:r>
+        <w:rPr>
+          <w:rFonts w:ascii="Courier New" w:eastAsia="Courier New" w:hAnsi="Courier New" w:cs="Courier New"/>
+          <w:color w:val="222222"/>
+          <w:sz w:val="17"/>
+          <w:szCs w:val="17"/>
+        </w:rPr>
+        <w:t>G |--------|--------|--------|--------|--------|--------|--------|--------|</w:t>
       </w:r>
     </w:p>
     <w:p>
@@ -1350,6 +1303,46 @@
           <w:sz w:val="17"/>
           <w:szCs w:val="17"/>
         </w:rPr>
+        <w:t>-----|--------|--------|--</w:t>
+      </w:r>
+      <w:r>
+        <w:rPr>
+          <w:rFonts w:ascii="Courier New" w:eastAsia="Courier New" w:hAnsi="Courier New" w:cs="Courier New"/>
+          <w:b/>
+          <w:bCs/>
+          <w:color w:val="5B3FA6"/>
+          <w:sz w:val="17"/>
+          <w:szCs w:val="17"/>
+        </w:rPr>
+        <w:t>7</w:t>
+      </w:r>
+      <w:r>
+        <w:rPr>
+          <w:rFonts w:ascii="Courier New" w:eastAsia="Courier New" w:hAnsi="Courier New" w:cs="Courier New"/>
+          <w:color w:val="222222"/>
+          <w:sz w:val="17"/>
+          <w:szCs w:val="17"/>
+        </w:rPr>
+        <w:t>-----|--</w:t>
+      </w:r>
+      <w:r>
+        <w:rPr>
+          <w:rFonts w:ascii="Courier New" w:eastAsia="Courier New" w:hAnsi="Courier New" w:cs="Courier New"/>
+          <w:b/>
+          <w:bCs/>
+          <w:color w:val="5B3FA6"/>
+          <w:sz w:val="17"/>
+          <w:szCs w:val="17"/>
+        </w:rPr>
+        <w:t>7</w:t>
+      </w:r>
+      <w:r>
+        <w:rPr>
+          <w:rFonts w:ascii="Courier New" w:eastAsia="Courier New" w:hAnsi="Courier New" w:cs="Courier New"/>
+          <w:color w:val="222222"/>
+          <w:sz w:val="17"/>
+          <w:szCs w:val="17"/>
+        </w:rPr>
         <w:t>-----|</w:t>
       </w:r>
     </w:p>
@@ -1369,150 +1362,18 @@
           <w:sz w:val="17"/>
           <w:szCs w:val="17"/>
         </w:rPr>
-        <w:t>A |--5-----|--5-----|--3-----|--3-----|</w:t>
-      </w:r>
-    </w:p>
-    <w:p>
-      <w:pPr>
-        <w:keepNext/>
-        <w:keepLines/>
-        <w:pBdr>
-          <w:left w:val="single" w:sz="18" w:space="8" w:color="5B3FA6"/>
-        </w:pBdr>
-        <w:ind w:left="120"/>
-      </w:pPr>
-      <w:r>
-        <w:rPr>
-          <w:rFonts w:ascii="Courier New" w:eastAsia="Courier New" w:hAnsi="Courier New" w:cs="Courier New"/>
-          <w:color w:val="222222"/>
-          <w:sz w:val="17"/>
-          <w:szCs w:val="17"/>
-        </w:rPr>
-        <w:t>E |-------</w:t>
-      </w:r>
-      <w:r>
-        <w:rPr>
-          <w:rFonts w:ascii="Courier New" w:eastAsia="Courier New" w:hAnsi="Courier New" w:cs="Courier New"/>
-          <w:color w:val="222222"/>
-          <w:sz w:val="17"/>
-          <w:szCs w:val="17"/>
-        </w:rPr>
-        <w:t>-|--------|--------|--------|</w:t>
-      </w:r>
-    </w:p>
-    <w:p>
-      <w:pPr>
-        <w:keepNext/>
-        <w:pBdr>
-          <w:left w:val="single" w:sz="18" w:space="8" w:color="5B3FA6"/>
-        </w:pBdr>
-        <w:ind w:left="120"/>
-      </w:pPr>
-    </w:p>
-    <w:p>
-      <w:pPr>
-        <w:keepNext/>
-        <w:keepLines/>
-        <w:pBdr>
-          <w:left w:val="single" w:sz="18" w:space="8" w:color="5B3FA6"/>
-        </w:pBdr>
-        <w:ind w:left="120"/>
-      </w:pPr>
-      <w:r>
-        <w:rPr>
-          <w:rFonts w:ascii="Courier New" w:eastAsia="Courier New" w:hAnsi="Courier New" w:cs="Courier New"/>
-          <w:color w:val="222222"/>
-          <w:sz w:val="17"/>
-          <w:szCs w:val="17"/>
-        </w:rPr>
-        <w:t xml:space="preserve">     G5       G5       D5       D5  (loop)</w:t>
-      </w:r>
-    </w:p>
-    <w:p>
-      <w:pPr>
-        <w:keepNext/>
-        <w:keepLines/>
-        <w:pBdr>
-          <w:left w:val="single" w:sz="18" w:space="8" w:color="5B3FA6"/>
-        </w:pBdr>
-        <w:ind w:left="120"/>
-      </w:pPr>
-      <w:r>
-        <w:rPr>
-          <w:rFonts w:ascii="Courier New" w:eastAsia="Courier New" w:hAnsi="Courier New" w:cs="Courier New"/>
-          <w:color w:val="222222"/>
-          <w:sz w:val="17"/>
-          <w:szCs w:val="17"/>
-        </w:rPr>
-        <w:t>e |--------|--------|--------|--------|</w:t>
-      </w:r>
-    </w:p>
-    <w:p>
-      <w:pPr>
-        <w:keepNext/>
-        <w:keepLines/>
-        <w:pBdr>
-          <w:left w:val="single" w:sz="18" w:space="8" w:color="5B3FA6"/>
-        </w:pBdr>
-        <w:ind w:left="120"/>
-      </w:pPr>
-      <w:r>
-        <w:rPr>
-          <w:rFonts w:ascii="Courier New" w:eastAsia="Courier New" w:hAnsi="Courier New" w:cs="Courier New"/>
-          <w:color w:val="222222"/>
-          <w:sz w:val="17"/>
-          <w:szCs w:val="17"/>
-        </w:rPr>
-        <w:t>B |--------|--------|--------|--------|</w:t>
-      </w:r>
-    </w:p>
-    <w:p>
-      <w:pPr>
-        <w:keepNext/>
-        <w:keepLines/>
-        <w:pBdr>
-          <w:left w:val="single" w:sz="18" w:space="8" w:color="5B3FA6"/>
-        </w:pBdr>
-        <w:ind w:left="120"/>
-      </w:pPr>
-      <w:r>
-        <w:rPr>
-          <w:rFonts w:ascii="Courier New" w:eastAsia="Courier New" w:hAnsi="Courier New" w:cs="Courier New"/>
-          <w:color w:val="222222"/>
-          <w:sz w:val="17"/>
-          <w:szCs w:val="17"/>
-        </w:rPr>
-        <w:t>G |--------|--------|--------|--------|</w:t>
-      </w:r>
-    </w:p>
-    <w:p>
-      <w:pPr>
-        <w:keepNext/>
-        <w:keepLines/>
-        <w:pBdr>
-          <w:left w:val="single" w:sz="18" w:space="8" w:color="5B3FA6"/>
-        </w:pBdr>
-        <w:ind w:left="120"/>
-      </w:pPr>
-      <w:r>
-        <w:rPr>
-          <w:rFonts w:ascii="Courier New" w:eastAsia="Courier New" w:hAnsi="Courier New" w:cs="Courier New"/>
-          <w:color w:val="222222"/>
-          <w:sz w:val="17"/>
-          <w:szCs w:val="17"/>
-        </w:rPr>
-        <w:t>D |--------|--------|--</w:t>
-      </w:r>
-      <w:r>
-        <w:rPr>
-          <w:rFonts w:ascii="Courier New" w:eastAsia="Courier New" w:hAnsi="Courier New" w:cs="Courier New"/>
-          <w:b/>
-          <w:bCs/>
-          <w:color w:val="5B3FA6"/>
-          <w:sz w:val="17"/>
-          <w:szCs w:val="17"/>
-        </w:rPr>
-        <w:t>7</w:t>
+        <w:t>A |--5-----|--5-----|--3-----|--3-----|--</w:t>
+      </w:r>
+      <w:r>
+        <w:rPr>
+          <w:rFonts w:ascii="Courier New" w:eastAsia="Courier New" w:hAnsi="Courier New" w:cs="Courier New"/>
+          <w:b/>
+          <w:bCs/>
+          <w:color w:val="5B3FA6"/>
+          <w:sz w:val="17"/>
+          <w:szCs w:val="17"/>
+        </w:rPr>
+        <w:t>5</w:t>
       </w:r>
       <w:r>
         <w:rPr>
@@ -1532,45 +1393,6 @@
           <w:sz w:val="17"/>
           <w:szCs w:val="17"/>
         </w:rPr>
-        <w:t>7</w:t>
-      </w:r>
-      <w:r>
-        <w:rPr>
-          <w:rFonts w:ascii="Courier New" w:eastAsia="Courier New" w:hAnsi="Courier New" w:cs="Courier New"/>
-          <w:color w:val="222222"/>
-          <w:sz w:val="17"/>
-          <w:szCs w:val="17"/>
-        </w:rPr>
-        <w:t>-----|</w:t>
-      </w:r>
-    </w:p>
-    <w:p>
-      <w:pPr>
-        <w:keepNext/>
-        <w:keepLines/>
-        <w:pBdr>
-          <w:left w:val="single" w:sz="18" w:space="8" w:color="5B3FA6"/>
-        </w:pBdr>
-        <w:ind w:left="120"/>
-      </w:pPr>
-      <w:r>
-        <w:rPr>
-          <w:rFonts w:ascii="Courier New" w:eastAsia="Courier New" w:hAnsi="Courier New" w:cs="Courier New"/>
-          <w:color w:val="222222"/>
-          <w:sz w:val="17"/>
-          <w:szCs w:val="17"/>
-        </w:rPr>
-        <w:t>A |--</w:t>
-      </w:r>
-      <w:r>
-        <w:rPr>
-          <w:rFonts w:ascii="Courier New" w:eastAsia="Courier New" w:hAnsi="Courier New" w:cs="Courier New"/>
-          <w:b/>
-          <w:bCs/>
-          <w:color w:val="5B3FA6"/>
-          <w:sz w:val="17"/>
-          <w:szCs w:val="17"/>
-        </w:rPr>
         <w:t>5</w:t>
       </w:r>
       <w:r>
@@ -1580,49 +1402,40 @@
           <w:sz w:val="17"/>
           <w:szCs w:val="17"/>
         </w:rPr>
-        <w:t>-----|--</w:t>
-      </w:r>
-      <w:r>
-        <w:rPr>
-          <w:rFonts w:ascii="Courier New" w:eastAsia="Courier New" w:hAnsi="Courier New" w:cs="Courier New"/>
-          <w:b/>
-          <w:bCs/>
-          <w:color w:val="5B3FA6"/>
-          <w:sz w:val="17"/>
-          <w:szCs w:val="17"/>
-        </w:rPr>
-        <w:t>5</w:t>
-      </w:r>
-      <w:r>
-        <w:rPr>
-          <w:rFonts w:ascii="Courier New" w:eastAsia="Courier New" w:hAnsi="Courier New" w:cs="Courier New"/>
-          <w:color w:val="222222"/>
-          <w:sz w:val="17"/>
-          <w:szCs w:val="17"/>
-        </w:rPr>
         <w:t>-----|--5-----|--5-----|</w:t>
       </w:r>
     </w:p>
     <w:p>
       <w:pPr>
-        <w:keepLines/>
-        <w:pBdr>
-          <w:left w:val="single" w:sz="18" w:space="8" w:color="5B3FA6"/>
-        </w:pBdr>
-        <w:ind w:left="120"/>
-      </w:pPr>
-      <w:r>
-        <w:rPr>
-          <w:rFonts w:ascii="Courier New" w:eastAsia="Courier New" w:hAnsi="Courier New" w:cs="Courier New"/>
-          <w:color w:val="222222"/>
-          <w:sz w:val="17"/>
-          <w:szCs w:val="17"/>
-        </w:rPr>
-        <w:t>E |--3-----|--3-----|--------|--------|</w:t>
-      </w:r>
-    </w:p>
-    <w:p>
-      <w:pPr>
+        <w:keepNext/>
+        <w:keepLines/>
+        <w:pBdr>
+          <w:left w:val="single" w:sz="18" w:space="8" w:color="5B3FA6"/>
+        </w:pBdr>
+        <w:ind w:left="120"/>
+      </w:pPr>
+      <w:r>
+        <w:rPr>
+          <w:rFonts w:ascii="Courier New" w:eastAsia="Courier New" w:hAnsi="Courier New" w:cs="Courier New"/>
+          <w:color w:val="222222"/>
+          <w:sz w:val="17"/>
+          <w:szCs w:val="17"/>
+        </w:rPr>
+        <w:t>E |--------|--------|-------</w:t>
+      </w:r>
+      <w:r>
+        <w:rPr>
+          <w:rFonts w:ascii="Courier New" w:eastAsia="Courier New" w:hAnsi="Courier New" w:cs="Courier New"/>
+          <w:color w:val="222222"/>
+          <w:sz w:val="17"/>
+          <w:szCs w:val="17"/>
+        </w:rPr>
+        <w:t>-|--------|--3-----|--3-----|--------|--------|</w:t>
+      </w:r>
+    </w:p>
+    <w:p>
+      <w:pPr>
+        <w:keepNext/>
         <w:spacing w:after="60"/>
       </w:pPr>
     </w:p>
@@ -1649,7 +1462,269 @@
         <w:rPr>
           <w:color w:val="222222"/>
         </w:rPr>
-        <w:t>Eight beats per chord — two bars each — at 60 BPM.</w:t>
+        <w:t>Hold each chord 8 beats (2 bars) at 60 BPM.</w:t>
+      </w:r>
+    </w:p>
+    <w:p>
+      <w:pPr>
+        <w:keepLines/>
+        <w:pBdr>
+          <w:left w:val="single" w:sz="18" w:space="8" w:color="5B3FA6"/>
+        </w:pBdr>
+        <w:shd w:val="clear" w:color="auto" w:fill="EFEBF8"/>
+        <w:spacing w:after="120"/>
+        <w:ind w:left="120"/>
+      </w:pPr>
+      <w:r>
+        <w:rPr>
+          <w:color w:val="222222"/>
+        </w:rPr>
+        <w:t>Play 4 clean laps, both strings ringing.</w:t>
+      </w:r>
+    </w:p>
+    <w:p>
+      <w:pPr>
+        <w:keepNext/>
+        <w:pBdr>
+          <w:left w:val="single" w:sz="18" w:space="8" w:color="5B3FA6"/>
+        </w:pBdr>
+        <w:spacing w:before="80" w:after="60"/>
+        <w:ind w:left="120"/>
+      </w:pPr>
+      <w:r>
+        <w:rPr>
+          <w:b/>
+          <w:bCs/>
+          <w:color w:val="5B3FA6"/>
+          <w:sz w:val="18"/>
+          <w:szCs w:val="18"/>
+        </w:rPr>
+        <w:t>Chorus power chords · 1 bar per chord · 60 BPM</w:t>
+      </w:r>
+    </w:p>
+    <w:p>
+      <w:pPr>
+        <w:keepNext/>
+        <w:keepLines/>
+        <w:pBdr>
+          <w:left w:val="single" w:sz="18" w:space="8" w:color="5B3FA6"/>
+        </w:pBdr>
+        <w:ind w:left="120"/>
+      </w:pPr>
+      <w:r>
+        <w:rPr>
+          <w:rFonts w:ascii="Courier New" w:eastAsia="Courier New" w:hAnsi="Courier New" w:cs="Courier New"/>
+          <w:color w:val="222222"/>
+          <w:sz w:val="17"/>
+          <w:szCs w:val="17"/>
+        </w:rPr>
+        <w:t xml:space="preserve">     A5       C5       D5  (loop)</w:t>
+      </w:r>
+    </w:p>
+    <w:p>
+      <w:pPr>
+        <w:keepNext/>
+        <w:keepLines/>
+        <w:pBdr>
+          <w:left w:val="single" w:sz="18" w:space="8" w:color="5B3FA6"/>
+        </w:pBdr>
+        <w:ind w:left="120"/>
+      </w:pPr>
+      <w:r>
+        <w:rPr>
+          <w:rFonts w:ascii="Courier New" w:eastAsia="Courier New" w:hAnsi="Courier New" w:cs="Courier New"/>
+          <w:color w:val="222222"/>
+          <w:sz w:val="17"/>
+          <w:szCs w:val="17"/>
+        </w:rPr>
+        <w:t>e |--------|--------|--------|</w:t>
+      </w:r>
+    </w:p>
+    <w:p>
+      <w:pPr>
+        <w:keepNext/>
+        <w:keepLines/>
+        <w:pBdr>
+          <w:left w:val="single" w:sz="18" w:space="8" w:color="5B3FA6"/>
+        </w:pBdr>
+        <w:ind w:left="120"/>
+      </w:pPr>
+      <w:r>
+        <w:rPr>
+          <w:rFonts w:ascii="Courier New" w:eastAsia="Courier New" w:hAnsi="Courier New" w:cs="Courier New"/>
+          <w:color w:val="222222"/>
+          <w:sz w:val="17"/>
+          <w:szCs w:val="17"/>
+        </w:rPr>
+        <w:t>B |--------|--------|--------|</w:t>
+      </w:r>
+    </w:p>
+    <w:p>
+      <w:pPr>
+        <w:keepNext/>
+        <w:keepLines/>
+        <w:pBdr>
+          <w:left w:val="single" w:sz="18" w:space="8" w:color="5B3FA6"/>
+        </w:pBdr>
+        <w:ind w:left="120"/>
+      </w:pPr>
+      <w:r>
+        <w:rPr>
+          <w:rFonts w:ascii="Courier New" w:eastAsia="Courier New" w:hAnsi="Courier New" w:cs="Courier New"/>
+          <w:color w:val="222222"/>
+          <w:sz w:val="17"/>
+          <w:szCs w:val="17"/>
+        </w:rPr>
+        <w:t>G |--------|--------|--------|</w:t>
+      </w:r>
+    </w:p>
+    <w:p>
+      <w:pPr>
+        <w:keepNext/>
+        <w:keepLines/>
+        <w:pBdr>
+          <w:left w:val="single" w:sz="18" w:space="8" w:color="5B3FA6"/>
+        </w:pBdr>
+        <w:ind w:left="120"/>
+      </w:pPr>
+      <w:r>
+        <w:rPr>
+          <w:rFonts w:ascii="Courier New" w:eastAsia="Courier New" w:hAnsi="Courier New" w:cs="Courier New"/>
+          <w:color w:val="222222"/>
+          <w:sz w:val="17"/>
+          <w:szCs w:val="17"/>
+        </w:rPr>
+        <w:t>D |--</w:t>
+      </w:r>
+      <w:r>
+        <w:rPr>
+          <w:rFonts w:ascii="Courier New" w:eastAsia="Courier New" w:hAnsi="Courier New" w:cs="Courier New"/>
+          <w:b/>
+          <w:bCs/>
+          <w:color w:val="5B3FA6"/>
+          <w:sz w:val="17"/>
+          <w:szCs w:val="17"/>
+        </w:rPr>
+        <w:t>2</w:t>
+      </w:r>
+      <w:r>
+        <w:rPr>
+          <w:rFonts w:ascii="Courier New" w:eastAsia="Courier New" w:hAnsi="Courier New" w:cs="Courier New"/>
+          <w:color w:val="222222"/>
+          <w:sz w:val="17"/>
+          <w:szCs w:val="17"/>
+        </w:rPr>
+        <w:t>-----|--</w:t>
+      </w:r>
+      <w:r>
+        <w:rPr>
+          <w:rFonts w:ascii="Courier New" w:eastAsia="Courier New" w:hAnsi="Courier New" w:cs="Courier New"/>
+          <w:b/>
+          <w:bCs/>
+          <w:color w:val="5B3FA6"/>
+          <w:sz w:val="17"/>
+          <w:szCs w:val="17"/>
+        </w:rPr>
+        <w:t>5</w:t>
+      </w:r>
+      <w:r>
+        <w:rPr>
+          <w:rFonts w:ascii="Courier New" w:eastAsia="Courier New" w:hAnsi="Courier New" w:cs="Courier New"/>
+          <w:color w:val="222222"/>
+          <w:sz w:val="17"/>
+          <w:szCs w:val="17"/>
+        </w:rPr>
+        <w:t>-----|--</w:t>
+      </w:r>
+      <w:r>
+        <w:rPr>
+          <w:rFonts w:ascii="Courier New" w:eastAsia="Courier New" w:hAnsi="Courier New" w:cs="Courier New"/>
+          <w:b/>
+          <w:bCs/>
+          <w:color w:val="5B3FA6"/>
+          <w:sz w:val="17"/>
+          <w:szCs w:val="17"/>
+        </w:rPr>
+        <w:t>7</w:t>
+      </w:r>
+      <w:r>
+        <w:rPr>
+          <w:rFonts w:ascii="Courier New" w:eastAsia="Courier New" w:hAnsi="Courier New" w:cs="Courier New"/>
+          <w:color w:val="222222"/>
+          <w:sz w:val="17"/>
+          <w:szCs w:val="17"/>
+        </w:rPr>
+        <w:t>-----|</w:t>
+      </w:r>
+    </w:p>
+    <w:p>
+      <w:pPr>
+        <w:keepNext/>
+        <w:keepLines/>
+        <w:pBdr>
+          <w:left w:val="single" w:sz="18" w:space="8" w:color="5B3FA6"/>
+        </w:pBdr>
+        <w:ind w:left="120"/>
+      </w:pPr>
+      <w:r>
+        <w:rPr>
+          <w:rFonts w:ascii="Courier New" w:eastAsia="Courier New" w:hAnsi="Courier New" w:cs="Courier New"/>
+          <w:color w:val="222222"/>
+          <w:sz w:val="17"/>
+          <w:szCs w:val="17"/>
+        </w:rPr>
+        <w:t>A |--0-----|--3-----|--5-----|</w:t>
+      </w:r>
+    </w:p>
+    <w:p>
+      <w:pPr>
+        <w:keepNext/>
+        <w:keepLines/>
+        <w:pBdr>
+          <w:left w:val="single" w:sz="18" w:space="8" w:color="5B3FA6"/>
+        </w:pBdr>
+        <w:ind w:left="120"/>
+      </w:pPr>
+      <w:r>
+        <w:rPr>
+          <w:rFonts w:ascii="Courier New" w:eastAsia="Courier New" w:hAnsi="Courier New" w:cs="Courier New"/>
+          <w:color w:val="222222"/>
+          <w:sz w:val="17"/>
+          <w:szCs w:val="17"/>
+        </w:rPr>
+        <w:t>E |--------|--------|--------|</w:t>
+      </w:r>
+    </w:p>
+    <w:p>
+      <w:pPr>
+        <w:keepNext/>
+        <w:spacing w:after="60"/>
+      </w:pPr>
+    </w:p>
+    <w:p>
+      <w:pPr>
+        <w:keepNext/>
+        <w:keepLines/>
+        <w:pBdr>
+          <w:left w:val="single" w:sz="18" w:space="8" w:color="5B3FA6"/>
+        </w:pBdr>
+        <w:shd w:val="clear" w:color="auto" w:fill="EFEBF8"/>
+        <w:spacing w:before="80" w:after="20"/>
+        <w:ind w:left="120"/>
+      </w:pPr>
+      <w:r>
+        <w:rPr>
+          <w:b/>
+          <w:bCs/>
+          <w:color w:val="222222"/>
+        </w:rPr>
+        <w:t xml:space="preserve">Play it: </w:t>
+      </w:r>
+      <w:r>
+        <w:rPr>
+          <w:color w:val="222222"/>
+        </w:rPr>
+        <w:t>Play 1 bar per chord at 60 BPM.</w:t>
       </w:r>
     </w:p>
     <w:p>
@@ -1667,7 +1742,7 @@
         <w:rPr>
           <w:color w:val="222222"/>
         </w:rPr>
-        <w:t>Four clean laps, both strings ringing.</w:t>
+        <w:t>Slide the same 2-finger shape up the neck: A5 to C5 to D5.</w:t>
       </w:r>
     </w:p>
     <w:p>
@@ -1684,7 +1759,7 @@
         <w:rPr>
           <w:color w:val="222222"/>
         </w:rPr>
-        <w:t>Watch the G5 — the root drops to the low E string.</w:t>
+        <w:t>Land the shift right on beat 1 of each new bar.</w:t>
       </w:r>
     </w:p>
     <w:p>
@@ -1704,102 +1779,130 @@
           <w:sz w:val="18"/>
           <w:szCs w:val="18"/>
         </w:rPr>
-        <w:t>Chorus power chords · 1 bar per chord · 60 BPM</w:t>
-      </w:r>
-    </w:p>
-    <w:p>
-      <w:pPr>
-        <w:keepNext/>
-        <w:keepLines/>
-        <w:pBdr>
-          <w:left w:val="single" w:sz="18" w:space="8" w:color="5B3FA6"/>
-        </w:pBdr>
-        <w:ind w:left="120"/>
-      </w:pPr>
-      <w:r>
-        <w:rPr>
-          <w:rFonts w:ascii="Courier New" w:eastAsia="Courier New" w:hAnsi="Courier New" w:cs="Courier New"/>
-          <w:color w:val="222222"/>
-          <w:sz w:val="17"/>
-          <w:szCs w:val="17"/>
-        </w:rPr>
-        <w:t xml:space="preserve">     A5       C5       D5  (loop)</w:t>
-      </w:r>
-    </w:p>
-    <w:p>
-      <w:pPr>
-        <w:keepNext/>
-        <w:keepLines/>
-        <w:pBdr>
-          <w:left w:val="single" w:sz="18" w:space="8" w:color="5B3FA6"/>
-        </w:pBdr>
-        <w:ind w:left="120"/>
-      </w:pPr>
-      <w:r>
-        <w:rPr>
-          <w:rFonts w:ascii="Courier New" w:eastAsia="Courier New" w:hAnsi="Courier New" w:cs="Courier New"/>
-          <w:color w:val="222222"/>
-          <w:sz w:val="17"/>
-          <w:szCs w:val="17"/>
-        </w:rPr>
-        <w:t>e |--------|--------|--------|</w:t>
-      </w:r>
-    </w:p>
-    <w:p>
-      <w:pPr>
-        <w:keepNext/>
-        <w:keepLines/>
-        <w:pBdr>
-          <w:left w:val="single" w:sz="18" w:space="8" w:color="5B3FA6"/>
-        </w:pBdr>
-        <w:ind w:left="120"/>
-      </w:pPr>
-      <w:r>
-        <w:rPr>
-          <w:rFonts w:ascii="Courier New" w:eastAsia="Courier New" w:hAnsi="Courier New" w:cs="Courier New"/>
-          <w:color w:val="222222"/>
-          <w:sz w:val="17"/>
-          <w:szCs w:val="17"/>
-        </w:rPr>
-        <w:t>B |--------|--------|--------|</w:t>
-      </w:r>
-    </w:p>
-    <w:p>
-      <w:pPr>
-        <w:keepNext/>
-        <w:keepLines/>
-        <w:pBdr>
-          <w:left w:val="single" w:sz="18" w:space="8" w:color="5B3FA6"/>
-        </w:pBdr>
-        <w:ind w:left="120"/>
-      </w:pPr>
-      <w:r>
-        <w:rPr>
-          <w:rFonts w:ascii="Courier New" w:eastAsia="Courier New" w:hAnsi="Courier New" w:cs="Courier New"/>
-          <w:color w:val="222222"/>
-          <w:sz w:val="17"/>
-          <w:szCs w:val="17"/>
-        </w:rPr>
-        <w:t>G |--------|--------|--------|</w:t>
-      </w:r>
-    </w:p>
-    <w:p>
-      <w:pPr>
-        <w:keepNext/>
-        <w:keepLines/>
-        <w:pBdr>
-          <w:left w:val="single" w:sz="18" w:space="8" w:color="5B3FA6"/>
-        </w:pBdr>
-        <w:ind w:left="120"/>
-      </w:pPr>
-      <w:r>
-        <w:rPr>
-          <w:rFonts w:ascii="Courier New" w:eastAsia="Courier New" w:hAnsi="Courier New" w:cs="Courier New"/>
-          <w:color w:val="222222"/>
-          <w:sz w:val="17"/>
-          <w:szCs w:val="17"/>
-        </w:rPr>
-        <w:t>D |--</w:t>
+        <w:t>Outro power-chord slide · about 1 bar per chord · 60 BPM</w:t>
+      </w:r>
+    </w:p>
+    <w:p>
+      <w:pPr>
+        <w:keepNext/>
+        <w:keepLines/>
+        <w:pBdr>
+          <w:left w:val="single" w:sz="18" w:space="8" w:color="5B3FA6"/>
+        </w:pBdr>
+        <w:ind w:left="120"/>
+      </w:pPr>
+      <w:r>
+        <w:rPr>
+          <w:rFonts w:ascii="Courier New" w:eastAsia="Courier New" w:hAnsi="Courier New" w:cs="Courier New"/>
+          <w:color w:val="222222"/>
+          <w:sz w:val="17"/>
+          <w:szCs w:val="17"/>
+        </w:rPr>
+        <w:t xml:space="preserve">     E5       G5       A5       C5       D5  (loop)</w:t>
+      </w:r>
+    </w:p>
+    <w:p>
+      <w:pPr>
+        <w:keepNext/>
+        <w:keepLines/>
+        <w:pBdr>
+          <w:left w:val="single" w:sz="18" w:space="8" w:color="5B3FA6"/>
+        </w:pBdr>
+        <w:ind w:left="120"/>
+      </w:pPr>
+      <w:r>
+        <w:rPr>
+          <w:rFonts w:ascii="Courier New" w:eastAsia="Courier New" w:hAnsi="Courier New" w:cs="Courier New"/>
+          <w:color w:val="222222"/>
+          <w:sz w:val="17"/>
+          <w:szCs w:val="17"/>
+        </w:rPr>
+        <w:t>e |--------|--------|--------|--------|--------|</w:t>
+      </w:r>
+    </w:p>
+    <w:p>
+      <w:pPr>
+        <w:keepNext/>
+        <w:keepLines/>
+        <w:pBdr>
+          <w:left w:val="single" w:sz="18" w:space="8" w:color="5B3FA6"/>
+        </w:pBdr>
+        <w:ind w:left="120"/>
+      </w:pPr>
+      <w:r>
+        <w:rPr>
+          <w:rFonts w:ascii="Courier New" w:eastAsia="Courier New" w:hAnsi="Courier New" w:cs="Courier New"/>
+          <w:color w:val="222222"/>
+          <w:sz w:val="17"/>
+          <w:szCs w:val="17"/>
+        </w:rPr>
+        <w:t>B |--------|--------|--------|--------|--------|</w:t>
+      </w:r>
+    </w:p>
+    <w:p>
+      <w:pPr>
+        <w:keepNext/>
+        <w:keepLines/>
+        <w:pBdr>
+          <w:left w:val="single" w:sz="18" w:space="8" w:color="5B3FA6"/>
+        </w:pBdr>
+        <w:ind w:left="120"/>
+      </w:pPr>
+      <w:r>
+        <w:rPr>
+          <w:rFonts w:ascii="Courier New" w:eastAsia="Courier New" w:hAnsi="Courier New" w:cs="Courier New"/>
+          <w:color w:val="222222"/>
+          <w:sz w:val="17"/>
+          <w:szCs w:val="17"/>
+        </w:rPr>
+        <w:t>G</w:t>
+      </w:r>
+      <w:r>
+        <w:rPr>
+          <w:rFonts w:ascii="Courier New" w:eastAsia="Courier New" w:hAnsi="Courier New" w:cs="Courier New"/>
+          <w:color w:val="222222"/>
+          <w:sz w:val="17"/>
+          <w:szCs w:val="17"/>
+        </w:rPr>
+        <w:t xml:space="preserve"> |--------|--------|--------|--------|--------|</w:t>
+      </w:r>
+    </w:p>
+    <w:p>
+      <w:pPr>
+        <w:keepNext/>
+        <w:keepLines/>
+        <w:pBdr>
+          <w:left w:val="single" w:sz="18" w:space="8" w:color="5B3FA6"/>
+        </w:pBdr>
+        <w:ind w:left="120"/>
+      </w:pPr>
+      <w:r>
+        <w:rPr>
+          <w:rFonts w:ascii="Courier New" w:eastAsia="Courier New" w:hAnsi="Courier New" w:cs="Courier New"/>
+          <w:color w:val="222222"/>
+          <w:sz w:val="17"/>
+          <w:szCs w:val="17"/>
+        </w:rPr>
+        <w:t>D |--------|--------|--------|--------|--------|</w:t>
+      </w:r>
+    </w:p>
+    <w:p>
+      <w:pPr>
+        <w:keepNext/>
+        <w:keepLines/>
+        <w:pBdr>
+          <w:left w:val="single" w:sz="18" w:space="8" w:color="5B3FA6"/>
+        </w:pBdr>
+        <w:ind w:left="120"/>
+      </w:pPr>
+      <w:r>
+        <w:rPr>
+          <w:rFonts w:ascii="Courier New" w:eastAsia="Courier New" w:hAnsi="Courier New" w:cs="Courier New"/>
+          <w:color w:val="222222"/>
+          <w:sz w:val="17"/>
+          <w:szCs w:val="17"/>
+        </w:rPr>
+        <w:t>A |--</w:t>
       </w:r>
       <w:r>
         <w:rPr>
@@ -1859,6 +1962,46 @@
           <w:sz w:val="17"/>
           <w:szCs w:val="17"/>
         </w:rPr>
+        <w:t>-----|-</w:t>
+      </w:r>
+      <w:r>
+        <w:rPr>
+          <w:rFonts w:ascii="Courier New" w:eastAsia="Courier New" w:hAnsi="Courier New" w:cs="Courier New"/>
+          <w:b/>
+          <w:bCs/>
+          <w:color w:val="5B3FA6"/>
+          <w:sz w:val="17"/>
+          <w:szCs w:val="17"/>
+        </w:rPr>
+        <w:t>10</w:t>
+      </w:r>
+      <w:r>
+        <w:rPr>
+          <w:rFonts w:ascii="Courier New" w:eastAsia="Courier New" w:hAnsi="Courier New" w:cs="Courier New"/>
+          <w:color w:val="222222"/>
+          <w:sz w:val="17"/>
+          <w:szCs w:val="17"/>
+        </w:rPr>
+        <w:t>-----|-</w:t>
+      </w:r>
+      <w:r>
+        <w:rPr>
+          <w:rFonts w:ascii="Courier New" w:eastAsia="Courier New" w:hAnsi="Courier New" w:cs="Courier New"/>
+          <w:b/>
+          <w:bCs/>
+          <w:color w:val="5B3FA6"/>
+          <w:sz w:val="17"/>
+          <w:szCs w:val="17"/>
+        </w:rPr>
+        <w:t>12</w:t>
+      </w:r>
+      <w:r>
+        <w:rPr>
+          <w:rFonts w:ascii="Courier New" w:eastAsia="Courier New" w:hAnsi="Courier New" w:cs="Courier New"/>
+          <w:color w:val="222222"/>
+          <w:sz w:val="17"/>
+          <w:szCs w:val="17"/>
+        </w:rPr>
         <w:t>-----|</w:t>
       </w:r>
     </w:p>
@@ -1878,38 +2021,12 @@
           <w:sz w:val="17"/>
           <w:szCs w:val="17"/>
         </w:rPr>
-        <w:t>A |--0-----|--3-----|--5-----|</w:t>
-      </w:r>
-    </w:p>
-    <w:p>
-      <w:pPr>
-        <w:keepLines/>
-        <w:pBdr>
-          <w:left w:val="single" w:sz="18" w:space="8" w:color="5B3FA6"/>
-        </w:pBdr>
-        <w:ind w:left="120"/>
-      </w:pPr>
-      <w:r>
-        <w:rPr>
-          <w:rFonts w:ascii="Courier New" w:eastAsia="Courier New" w:hAnsi="Courier New" w:cs="Courier New"/>
-          <w:color w:val="222222"/>
-          <w:sz w:val="17"/>
-          <w:szCs w:val="17"/>
-        </w:rPr>
-        <w:t>E |--------|--------</w:t>
-      </w:r>
-      <w:r>
-        <w:rPr>
-          <w:rFonts w:ascii="Courier New" w:eastAsia="Courier New" w:hAnsi="Courier New" w:cs="Courier New"/>
-          <w:color w:val="222222"/>
-          <w:sz w:val="17"/>
-          <w:szCs w:val="17"/>
-        </w:rPr>
-        <w:t>|--------|</w:t>
-      </w:r>
-    </w:p>
-    <w:p>
-      <w:pPr>
+        <w:t>E |--0-----|--3-----|--5-----|--8-----|-10-----|</w:t>
+      </w:r>
+    </w:p>
+    <w:p>
+      <w:pPr>
+        <w:keepNext/>
         <w:spacing w:after="60"/>
       </w:pPr>
     </w:p>
@@ -1936,25 +2053,7 @@
         <w:rPr>
           <w:color w:val="222222"/>
         </w:rPr>
-        <w:t>One bar per chord — half the verse length — at 60 BPM.</w:t>
-      </w:r>
-    </w:p>
-    <w:p>
-      <w:pPr>
-        <w:keepNext/>
-        <w:keepLines/>
-        <w:pBdr>
-          <w:left w:val="single" w:sz="18" w:space="8" w:color="5B3FA6"/>
-        </w:pBdr>
-        <w:shd w:val="clear" w:color="auto" w:fill="EFEBF8"/>
-        <w:spacing w:after="20"/>
-        <w:ind w:left="120"/>
-      </w:pPr>
-      <w:r>
-        <w:rPr>
-          <w:color w:val="222222"/>
-        </w:rPr>
-        <w:t>Slide the same two-finger shape up the neck: A5 to C5 to D5.</w:t>
+        <w:t>Play about 1 bar per chord at 60 BPM.</w:t>
       </w:r>
     </w:p>
     <w:p>
@@ -1971,7 +2070,57 @@
         <w:rPr>
           <w:color w:val="222222"/>
         </w:rPr>
-        <w:t>Land the shift right on beat 1 of each new bar.</w:t>
+        <w:t>Slide one shape down the low E string through all 5 chords.</w:t>
+      </w:r>
+    </w:p>
+    <w:p>
+      <w:pPr>
+        <w:spacing w:after="120"/>
+        <w:ind w:left="120"/>
+      </w:pPr>
+      <w:r>
+        <w:rPr>
+          <w:b/>
+          <w:bCs/>
+          <w:color w:val="5B3FA6"/>
+        </w:rPr>
+        <w:t xml:space="preserve">You've got it when: </w:t>
+      </w:r>
+      <w:r>
+        <w:rPr>
+          <w:color w:val="222222"/>
+        </w:rPr>
+        <w:t>The loop runs at 60 BPM, every string ringing clean, no stops.</w:t>
+      </w:r>
+    </w:p>
+    <w:p>
+      <w:pPr>
+        <w:keepNext/>
+        <w:spacing w:before="60" w:after="30"/>
+      </w:pPr>
+      <w:r>
+        <w:rPr>
+          <w:b/>
+          <w:bCs/>
+          <w:color w:val="5B3FA6"/>
+          <w:sz w:val="22"/>
+          <w:szCs w:val="22"/>
+        </w:rPr>
+        <w:lastRenderedPageBreak/>
+        <w:t>Level up</w:t>
+      </w:r>
+    </w:p>
+    <w:p>
+      <w:pPr>
+        <w:keepNext/>
+        <w:spacing w:after="40"/>
+        <w:ind w:left="360"/>
+      </w:pPr>
+      <w:r>
+        <w:rPr>
+          <w:color w:val="222222"/>
+        </w:rPr>
+        <w:t>Palm-mute the verse power chords. Then play 1 loud lap with the chords ringing.</w:t>
       </w:r>
     </w:p>
     <w:p>
@@ -1991,151 +2140,161 @@
           <w:sz w:val="18"/>
           <w:szCs w:val="18"/>
         </w:rPr>
-        <w:lastRenderedPageBreak/>
-        <w:t>Outro power-chord slide · about 1 bar per chord · 60 BPM</w:t>
-      </w:r>
-    </w:p>
-    <w:p>
-      <w:pPr>
-        <w:keepNext/>
-        <w:keepLines/>
-        <w:pBdr>
-          <w:left w:val="single" w:sz="18" w:space="8" w:color="5B3FA6"/>
-        </w:pBdr>
-        <w:ind w:left="120"/>
-      </w:pPr>
-      <w:r>
-        <w:rPr>
-          <w:rFonts w:ascii="Courier New" w:eastAsia="Courier New" w:hAnsi="Courier New" w:cs="Courier New"/>
-          <w:color w:val="222222"/>
-          <w:sz w:val="17"/>
-          <w:szCs w:val="17"/>
-        </w:rPr>
-        <w:t xml:space="preserve">     E5       G5       A5       C5       D5  (loop)</w:t>
-      </w:r>
-    </w:p>
-    <w:p>
-      <w:pPr>
-        <w:keepNext/>
-        <w:keepLines/>
-        <w:pBdr>
-          <w:left w:val="single" w:sz="18" w:space="8" w:color="5B3FA6"/>
-        </w:pBdr>
-        <w:ind w:left="120"/>
-      </w:pPr>
-      <w:r>
-        <w:rPr>
-          <w:rFonts w:ascii="Courier New" w:eastAsia="Courier New" w:hAnsi="Courier New" w:cs="Courier New"/>
-          <w:color w:val="222222"/>
-          <w:sz w:val="17"/>
-          <w:szCs w:val="17"/>
-        </w:rPr>
-        <w:t>e |--------|--------|--------|--------|--------|</w:t>
-      </w:r>
-    </w:p>
-    <w:p>
-      <w:pPr>
-        <w:keepNext/>
-        <w:keepLines/>
-        <w:pBdr>
-          <w:left w:val="single" w:sz="18" w:space="8" w:color="5B3FA6"/>
-        </w:pBdr>
-        <w:ind w:left="120"/>
-      </w:pPr>
-      <w:r>
-        <w:rPr>
-          <w:rFonts w:ascii="Courier New" w:eastAsia="Courier New" w:hAnsi="Courier New" w:cs="Courier New"/>
-          <w:color w:val="222222"/>
-          <w:sz w:val="17"/>
-          <w:szCs w:val="17"/>
-        </w:rPr>
-        <w:t>B |--------|--------|--------|--------|--------|</w:t>
-      </w:r>
-    </w:p>
-    <w:p>
-      <w:pPr>
-        <w:keepNext/>
-        <w:keepLines/>
-        <w:pBdr>
-          <w:left w:val="single" w:sz="18" w:space="8" w:color="5B3FA6"/>
-        </w:pBdr>
-        <w:ind w:left="120"/>
-      </w:pPr>
-      <w:r>
-        <w:rPr>
-          <w:rFonts w:ascii="Courier New" w:eastAsia="Courier New" w:hAnsi="Courier New" w:cs="Courier New"/>
-          <w:color w:val="222222"/>
-          <w:sz w:val="17"/>
-          <w:szCs w:val="17"/>
-        </w:rPr>
-        <w:t>G |--------|--------|--------|--------|--------|</w:t>
-      </w:r>
-    </w:p>
-    <w:p>
-      <w:pPr>
-        <w:keepNext/>
-        <w:keepLines/>
-        <w:pBdr>
-          <w:left w:val="single" w:sz="18" w:space="8" w:color="5B3FA6"/>
-        </w:pBdr>
-        <w:ind w:left="120"/>
-      </w:pPr>
-      <w:r>
-        <w:rPr>
-          <w:rFonts w:ascii="Courier New" w:eastAsia="Courier New" w:hAnsi="Courier New" w:cs="Courier New"/>
-          <w:color w:val="222222"/>
-          <w:sz w:val="17"/>
-          <w:szCs w:val="17"/>
-        </w:rPr>
-        <w:t>D |--------|--------|--------|--------|--------|</w:t>
-      </w:r>
-    </w:p>
-    <w:p>
-      <w:pPr>
-        <w:keepNext/>
-        <w:keepLines/>
-        <w:pBdr>
-          <w:left w:val="single" w:sz="18" w:space="8" w:color="5B3FA6"/>
-        </w:pBdr>
-        <w:ind w:left="120"/>
-      </w:pPr>
-      <w:r>
-        <w:rPr>
-          <w:rFonts w:ascii="Courier New" w:eastAsia="Courier New" w:hAnsi="Courier New" w:cs="Courier New"/>
-          <w:color w:val="222222"/>
-          <w:sz w:val="17"/>
-          <w:szCs w:val="17"/>
-        </w:rPr>
-        <w:t>A |--</w:t>
-      </w:r>
-      <w:r>
-        <w:rPr>
-          <w:rFonts w:ascii="Courier New" w:eastAsia="Courier New" w:hAnsi="Courier New" w:cs="Courier New"/>
-          <w:b/>
-          <w:bCs/>
-          <w:color w:val="5B3FA6"/>
-          <w:sz w:val="17"/>
-          <w:szCs w:val="17"/>
-        </w:rPr>
-        <w:t>2</w:t>
-      </w:r>
-      <w:r>
-        <w:rPr>
-          <w:rFonts w:ascii="Courier New" w:eastAsia="Courier New" w:hAnsi="Courier New" w:cs="Courier New"/>
-          <w:color w:val="222222"/>
-          <w:sz w:val="17"/>
-          <w:szCs w:val="17"/>
-        </w:rPr>
-        <w:t>--</w:t>
-      </w:r>
-      <w:r>
-        <w:rPr>
-          <w:rFonts w:ascii="Courier New" w:eastAsia="Courier New" w:hAnsi="Courier New" w:cs="Courier New"/>
-          <w:color w:val="222222"/>
-          <w:sz w:val="17"/>
-          <w:szCs w:val="17"/>
-        </w:rPr>
-        <w:t>---|--</w:t>
+        <w:t>Level up · palm-muted ve</w:t>
+      </w:r>
+      <w:r>
+        <w:rPr>
+          <w:b/>
+          <w:bCs/>
+          <w:color w:val="5B3FA6"/>
+          <w:sz w:val="18"/>
+          <w:szCs w:val="18"/>
+        </w:rPr>
+        <w:t>rse</w:t>
+      </w:r>
+    </w:p>
+    <w:p>
+      <w:pPr>
+        <w:keepNext/>
+        <w:keepLines/>
+        <w:pBdr>
+          <w:left w:val="single" w:sz="18" w:space="8" w:color="5B3FA6"/>
+        </w:pBdr>
+        <w:ind w:left="120"/>
+      </w:pPr>
+      <w:r>
+        <w:rPr>
+          <w:rFonts w:ascii="Courier New" w:eastAsia="Courier New" w:hAnsi="Courier New" w:cs="Courier New"/>
+          <w:color w:val="222222"/>
+          <w:sz w:val="17"/>
+          <w:szCs w:val="17"/>
+        </w:rPr>
+        <w:t xml:space="preserve">     D5        D5        C5        C5        G5        G5        D5        D5  (loop)</w:t>
+      </w:r>
+    </w:p>
+    <w:p>
+      <w:pPr>
+        <w:keepNext/>
+        <w:keepLines/>
+        <w:pBdr>
+          <w:left w:val="single" w:sz="18" w:space="8" w:color="5B3FA6"/>
+        </w:pBdr>
+        <w:ind w:left="120"/>
+      </w:pPr>
+      <w:r>
+        <w:rPr>
+          <w:rFonts w:ascii="Courier New" w:eastAsia="Courier New" w:hAnsi="Courier New" w:cs="Courier New"/>
+          <w:color w:val="222222"/>
+          <w:sz w:val="17"/>
+          <w:szCs w:val="17"/>
+        </w:rPr>
+        <w:t>e |--------|--------|--------|--------|--------|--------|--------|--------|</w:t>
+      </w:r>
+    </w:p>
+    <w:p>
+      <w:pPr>
+        <w:keepNext/>
+        <w:keepLines/>
+        <w:pBdr>
+          <w:left w:val="single" w:sz="18" w:space="8" w:color="5B3FA6"/>
+        </w:pBdr>
+        <w:ind w:left="120"/>
+      </w:pPr>
+      <w:r>
+        <w:rPr>
+          <w:rFonts w:ascii="Courier New" w:eastAsia="Courier New" w:hAnsi="Courier New" w:cs="Courier New"/>
+          <w:color w:val="222222"/>
+          <w:sz w:val="17"/>
+          <w:szCs w:val="17"/>
+        </w:rPr>
+        <w:t>B |--------|--------|--------|--------|--------|--------|--------|--------|</w:t>
+      </w:r>
+    </w:p>
+    <w:p>
+      <w:pPr>
+        <w:keepNext/>
+        <w:keepLines/>
+        <w:pBdr>
+          <w:left w:val="single" w:sz="18" w:space="8" w:color="5B3FA6"/>
+        </w:pBdr>
+        <w:ind w:left="120"/>
+      </w:pPr>
+      <w:r>
+        <w:rPr>
+          <w:rFonts w:ascii="Courier New" w:eastAsia="Courier New" w:hAnsi="Courier New" w:cs="Courier New"/>
+          <w:color w:val="222222"/>
+          <w:sz w:val="17"/>
+          <w:szCs w:val="17"/>
+        </w:rPr>
+        <w:t>G |--------|--</w:t>
+      </w:r>
+      <w:r>
+        <w:rPr>
+          <w:rFonts w:ascii="Courier New" w:eastAsia="Courier New" w:hAnsi="Courier New" w:cs="Courier New"/>
+          <w:color w:val="222222"/>
+          <w:sz w:val="17"/>
+          <w:szCs w:val="17"/>
+        </w:rPr>
+        <w:t>------|--------|--------|--------|--------|--------|--------|</w:t>
+      </w:r>
+    </w:p>
+    <w:p>
+      <w:pPr>
+        <w:keepNext/>
+        <w:keepLines/>
+        <w:pBdr>
+          <w:left w:val="single" w:sz="18" w:space="8" w:color="5B3FA6"/>
+        </w:pBdr>
+        <w:ind w:left="120"/>
+      </w:pPr>
+      <w:r>
+        <w:rPr>
+          <w:rFonts w:ascii="Courier New" w:eastAsia="Courier New" w:hAnsi="Courier New" w:cs="Courier New"/>
+          <w:color w:val="222222"/>
+          <w:sz w:val="17"/>
+          <w:szCs w:val="17"/>
+        </w:rPr>
+        <w:t>D |--</w:t>
+      </w:r>
+      <w:r>
+        <w:rPr>
+          <w:rFonts w:ascii="Courier New" w:eastAsia="Courier New" w:hAnsi="Courier New" w:cs="Courier New"/>
+          <w:b/>
+          <w:bCs/>
+          <w:color w:val="5B3FA6"/>
+          <w:sz w:val="17"/>
+          <w:szCs w:val="17"/>
+        </w:rPr>
+        <w:t>7</w:t>
+      </w:r>
+      <w:r>
+        <w:rPr>
+          <w:rFonts w:ascii="Courier New" w:eastAsia="Courier New" w:hAnsi="Courier New" w:cs="Courier New"/>
+          <w:color w:val="222222"/>
+          <w:sz w:val="17"/>
+          <w:szCs w:val="17"/>
+        </w:rPr>
+        <w:t>-----|--</w:t>
+      </w:r>
+      <w:r>
+        <w:rPr>
+          <w:rFonts w:ascii="Courier New" w:eastAsia="Courier New" w:hAnsi="Courier New" w:cs="Courier New"/>
+          <w:b/>
+          <w:bCs/>
+          <w:color w:val="5B3FA6"/>
+          <w:sz w:val="17"/>
+          <w:szCs w:val="17"/>
+        </w:rPr>
+        <w:t>7</w:t>
+      </w:r>
+      <w:r>
+        <w:rPr>
+          <w:rFonts w:ascii="Courier New" w:eastAsia="Courier New" w:hAnsi="Courier New" w:cs="Courier New"/>
+          <w:color w:val="222222"/>
+          <w:sz w:val="17"/>
+          <w:szCs w:val="17"/>
+        </w:rPr>
+        <w:t>-----|--</w:t>
       </w:r>
       <w:r>
         <w:rPr>
@@ -2166,6 +2325,26 @@
           <w:sz w:val="17"/>
           <w:szCs w:val="17"/>
         </w:rPr>
+        <w:t>5</w:t>
+      </w:r>
+      <w:r>
+        <w:rPr>
+          <w:rFonts w:ascii="Courier New" w:eastAsia="Courier New" w:hAnsi="Courier New" w:cs="Courier New"/>
+          <w:color w:val="222222"/>
+          <w:sz w:val="17"/>
+          <w:szCs w:val="17"/>
+        </w:rPr>
+        <w:t>-----|--------|--------|--</w:t>
+      </w:r>
+      <w:r>
+        <w:rPr>
+          <w:rFonts w:ascii="Courier New" w:eastAsia="Courier New" w:hAnsi="Courier New" w:cs="Courier New"/>
+          <w:b/>
+          <w:bCs/>
+          <w:color w:val="5B3FA6"/>
+          <w:sz w:val="17"/>
+          <w:szCs w:val="17"/>
+        </w:rPr>
         <w:t>7</w:t>
       </w:r>
       <w:r>
@@ -2175,38 +2354,18 @@
           <w:sz w:val="17"/>
           <w:szCs w:val="17"/>
         </w:rPr>
-        <w:t>-----|-</w:t>
-      </w:r>
-      <w:r>
-        <w:rPr>
-          <w:rFonts w:ascii="Courier New" w:eastAsia="Courier New" w:hAnsi="Courier New" w:cs="Courier New"/>
-          <w:b/>
-          <w:bCs/>
-          <w:color w:val="5B3FA6"/>
-          <w:sz w:val="17"/>
-          <w:szCs w:val="17"/>
-        </w:rPr>
-        <w:t>10</w:t>
-      </w:r>
-      <w:r>
-        <w:rPr>
-          <w:rFonts w:ascii="Courier New" w:eastAsia="Courier New" w:hAnsi="Courier New" w:cs="Courier New"/>
-          <w:color w:val="222222"/>
-          <w:sz w:val="17"/>
-          <w:szCs w:val="17"/>
-        </w:rPr>
-        <w:t>-----|-</w:t>
-      </w:r>
-      <w:r>
-        <w:rPr>
-          <w:rFonts w:ascii="Courier New" w:eastAsia="Courier New" w:hAnsi="Courier New" w:cs="Courier New"/>
-          <w:b/>
-          <w:bCs/>
-          <w:color w:val="5B3FA6"/>
-          <w:sz w:val="17"/>
-          <w:szCs w:val="17"/>
-        </w:rPr>
-        <w:t>12</w:t>
+        <w:t>-----|--</w:t>
+      </w:r>
+      <w:r>
+        <w:rPr>
+          <w:rFonts w:ascii="Courier New" w:eastAsia="Courier New" w:hAnsi="Courier New" w:cs="Courier New"/>
+          <w:b/>
+          <w:bCs/>
+          <w:color w:val="5B3FA6"/>
+          <w:sz w:val="17"/>
+          <w:szCs w:val="17"/>
+        </w:rPr>
+        <w:t>7</w:t>
       </w:r>
       <w:r>
         <w:rPr>
@@ -2220,155 +2379,115 @@
     </w:p>
     <w:p>
       <w:pPr>
-        <w:keepLines/>
-        <w:pBdr>
-          <w:left w:val="single" w:sz="18" w:space="8" w:color="5B3FA6"/>
-        </w:pBdr>
-        <w:ind w:left="120"/>
-      </w:pPr>
-      <w:r>
-        <w:rPr>
-          <w:rFonts w:ascii="Courier New" w:eastAsia="Courier New" w:hAnsi="Courier New" w:cs="Courier New"/>
-          <w:color w:val="222222"/>
-          <w:sz w:val="17"/>
-          <w:szCs w:val="17"/>
-        </w:rPr>
-        <w:t>E |--0-----|--3-----|--5-----|--8-----|-10-----|</w:t>
-      </w:r>
-    </w:p>
-    <w:p>
-      <w:pPr>
+        <w:keepNext/>
+        <w:keepLines/>
+        <w:pBdr>
+          <w:left w:val="single" w:sz="18" w:space="8" w:color="5B3FA6"/>
+        </w:pBdr>
+        <w:ind w:left="120"/>
+      </w:pPr>
+      <w:r>
+        <w:rPr>
+          <w:rFonts w:ascii="Courier New" w:eastAsia="Courier New" w:hAnsi="Courier New" w:cs="Courier New"/>
+          <w:color w:val="222222"/>
+          <w:sz w:val="17"/>
+          <w:szCs w:val="17"/>
+        </w:rPr>
+        <w:t>A |--5-----|--5-----|--3-----|--3-----|--</w:t>
+      </w:r>
+      <w:r>
+        <w:rPr>
+          <w:rFonts w:ascii="Courier New" w:eastAsia="Courier New" w:hAnsi="Courier New" w:cs="Courier New"/>
+          <w:b/>
+          <w:bCs/>
+          <w:color w:val="5B3FA6"/>
+          <w:sz w:val="17"/>
+          <w:szCs w:val="17"/>
+        </w:rPr>
+        <w:t>5</w:t>
+      </w:r>
+      <w:r>
+        <w:rPr>
+          <w:rFonts w:ascii="Courier New" w:eastAsia="Courier New" w:hAnsi="Courier New" w:cs="Courier New"/>
+          <w:color w:val="222222"/>
+          <w:sz w:val="17"/>
+          <w:szCs w:val="17"/>
+        </w:rPr>
+        <w:t>-----|--</w:t>
+      </w:r>
+      <w:r>
+        <w:rPr>
+          <w:rFonts w:ascii="Courier New" w:eastAsia="Courier New" w:hAnsi="Courier New" w:cs="Courier New"/>
+          <w:b/>
+          <w:bCs/>
+          <w:color w:val="5B3FA6"/>
+          <w:sz w:val="17"/>
+          <w:szCs w:val="17"/>
+        </w:rPr>
+        <w:t>5</w:t>
+      </w:r>
+      <w:r>
+        <w:rPr>
+          <w:rFonts w:ascii="Courier New" w:eastAsia="Courier New" w:hAnsi="Courier New" w:cs="Courier New"/>
+          <w:color w:val="222222"/>
+          <w:sz w:val="17"/>
+          <w:szCs w:val="17"/>
+        </w:rPr>
+        <w:t>-----|--5-----|--5-----|</w:t>
+      </w:r>
+    </w:p>
+    <w:p>
+      <w:pPr>
+        <w:keepNext/>
+        <w:keepLines/>
+        <w:pBdr>
+          <w:left w:val="single" w:sz="18" w:space="8" w:color="5B3FA6"/>
+        </w:pBdr>
+        <w:ind w:left="120"/>
+      </w:pPr>
+      <w:r>
+        <w:rPr>
+          <w:rFonts w:ascii="Courier New" w:eastAsia="Courier New" w:hAnsi="Courier New" w:cs="Courier New"/>
+          <w:color w:val="222222"/>
+          <w:sz w:val="17"/>
+          <w:szCs w:val="17"/>
+        </w:rPr>
+        <w:t>E |--------|--------|--------|--------|--3</w:t>
+      </w:r>
+      <w:r>
+        <w:rPr>
+          <w:rFonts w:ascii="Courier New" w:eastAsia="Courier New" w:hAnsi="Courier New" w:cs="Courier New"/>
+          <w:color w:val="222222"/>
+          <w:sz w:val="17"/>
+          <w:szCs w:val="17"/>
+        </w:rPr>
+        <w:t>-----|--3-----|--------|--------|</w:t>
+      </w:r>
+    </w:p>
+    <w:p>
+      <w:pPr>
+        <w:keepNext/>
+        <w:keepLines/>
+        <w:pBdr>
+          <w:left w:val="single" w:sz="18" w:space="8" w:color="5B3FA6"/>
+        </w:pBdr>
+        <w:ind w:left="120"/>
+      </w:pPr>
+      <w:r>
+        <w:rPr>
+          <w:rFonts w:ascii="Courier New" w:eastAsia="Courier New" w:hAnsi="Courier New" w:cs="Courier New"/>
+          <w:color w:val="222222"/>
+          <w:sz w:val="17"/>
+          <w:szCs w:val="17"/>
+        </w:rPr>
+        <w:t>PM ──────────────────────────────────────────────────────────────────────</w:t>
+      </w:r>
+    </w:p>
+    <w:p>
+      <w:pPr>
+        <w:keepNext/>
         <w:spacing w:after="60"/>
       </w:pPr>
-    </w:p>
-    <w:p>
-      <w:pPr>
-        <w:keepNext/>
-        <w:keepLines/>
-        <w:pBdr>
-          <w:left w:val="single" w:sz="18" w:space="8" w:color="5B3FA6"/>
-        </w:pBdr>
-        <w:shd w:val="clear" w:color="auto" w:fill="EFEBF8"/>
-        <w:spacing w:before="80" w:after="20"/>
-        <w:ind w:left="120"/>
-      </w:pPr>
-      <w:r>
-        <w:rPr>
-          <w:b/>
-          <w:bCs/>
-          <w:color w:val="222222"/>
-        </w:rPr>
-        <w:t xml:space="preserve">Play it: </w:t>
-      </w:r>
-      <w:r>
-        <w:rPr>
-          <w:color w:val="222222"/>
-        </w:rPr>
-        <w:t>About one bar per chord at 60 BPM.</w:t>
-      </w:r>
-    </w:p>
-    <w:p>
-      <w:pPr>
-        <w:keepNext/>
-        <w:keepLines/>
-        <w:pBdr>
-          <w:left w:val="single" w:sz="18" w:space="8" w:color="5B3FA6"/>
-        </w:pBdr>
-        <w:shd w:val="clear" w:color="auto" w:fill="EFEBF8"/>
-        <w:spacing w:after="20"/>
-        <w:ind w:left="120"/>
-      </w:pPr>
-      <w:r>
-        <w:rPr>
-          <w:color w:val="222222"/>
-        </w:rPr>
-        <w:t>Slide one shape down the low E string through all five chords.</w:t>
-      </w:r>
-    </w:p>
-    <w:p>
-      <w:pPr>
-        <w:keepLines/>
-        <w:pBdr>
-          <w:left w:val="single" w:sz="18" w:space="8" w:color="5B3FA6"/>
-        </w:pBdr>
-        <w:shd w:val="clear" w:color="auto" w:fill="EFEBF8"/>
-        <w:spacing w:after="120"/>
-        <w:ind w:left="120"/>
-      </w:pPr>
-      <w:r>
-        <w:rPr>
-          <w:color w:val="222222"/>
-        </w:rPr>
-        <w:t>This is the record's own ending — "where do we go now" and all.</w:t>
-      </w:r>
-    </w:p>
-    <w:p>
-      <w:pPr>
-        <w:spacing w:after="120"/>
-        <w:ind w:left="120"/>
-      </w:pPr>
-      <w:r>
-        <w:rPr>
-          <w:b/>
-          <w:bCs/>
-          <w:color w:val="5B3FA6"/>
-        </w:rPr>
-        <w:t xml:space="preserve">You've got it when: </w:t>
-      </w:r>
-      <w:r>
-        <w:rPr>
-          <w:color w:val="222222"/>
-        </w:rPr>
-        <w:t>The loop runs at 60 BPM, every string ringing clean, no stops.</w:t>
-      </w:r>
-    </w:p>
-    <w:p>
-      <w:pPr>
-        <w:keepNext/>
-        <w:spacing w:before="60" w:after="30"/>
-      </w:pPr>
-      <w:r>
-        <w:rPr>
-          <w:b/>
-          <w:bCs/>
-          <w:color w:val="5B3FA6"/>
-          <w:sz w:val="22"/>
-          <w:szCs w:val="22"/>
-        </w:rPr>
-        <w:t>Level up</w:t>
-      </w:r>
-    </w:p>
-    <w:p>
-      <w:pPr>
-        <w:keepNext/>
-        <w:spacing w:after="40"/>
-        <w:ind w:left="360"/>
-      </w:pPr>
-      <w:r>
-        <w:rPr>
-          <w:color w:val="222222"/>
-        </w:rPr>
-        <w:t>Palm-mute (PM) the verse power chords for the recording's chug — a short, muted, punchy strum.</w:t>
-      </w:r>
-    </w:p>
-    <w:p>
-      <w:pPr>
-        <w:keepNext/>
-        <w:spacing w:after="40"/>
-        <w:ind w:left="360"/>
-      </w:pPr>
-      <w:r>
-        <w:rPr>
-          <w:color w:val="222222"/>
-        </w:rPr>
-        <w:t xml:space="preserve">Then </w:t>
-      </w:r>
-      <w:r>
-        <w:rPr>
-          <w:color w:val="222222"/>
-        </w:rPr>
-        <w:t>let the same shapes ring open for one loud lap.</w:t>
-      </w:r>
     </w:p>
     <w:p>
       <w:pPr>
@@ -2421,32 +2540,680 @@
           <w:sz w:val="22"/>
           <w:szCs w:val="22"/>
         </w:rPr>
-        <w:t>The famous outro solo lives in E minor pentatonic. You know the open-position box — the block of frets where the pattern sits — and the same shape one octave up at fret 12 is</w:t>
-      </w:r>
-      <w:r>
-        <w:rPr>
+        <w:t>The famous outro solo lives in E minor pentatonic. You know the open-position box — the block of frets where the pattern sits — and the same shape sits one octave up at fret 12.</w:t>
+      </w:r>
+    </w:p>
+    <w:p>
+      <w:pPr>
+        <w:keepNext/>
+        <w:spacing w:after="100"/>
+      </w:pPr>
+      <w:r>
+        <w:rPr>
+          <w:i/>
+          <w:iCs/>
           <w:color w:val="222222"/>
           <w:sz w:val="22"/>
           <w:szCs w:val="22"/>
         </w:rPr>
-        <w:t xml:space="preserve"> the instant "solo voice."</w:t>
-      </w:r>
-    </w:p>
-    <w:p>
-      <w:pPr>
-        <w:keepNext/>
-        <w:spacing w:after="100"/>
-      </w:pPr>
-      <w:r>
-        <w:rPr>
-          <w:i/>
-          <w:iCs/>
-          <w:color w:val="222222"/>
+        <w:t>4 rungs. Climb them in order.</w:t>
+      </w:r>
+    </w:p>
+    <w:p>
+      <w:pPr>
+        <w:keepNext/>
+        <w:spacing w:before="120" w:after="60"/>
+      </w:pPr>
+      <w:r>
+        <w:rPr>
+          <w:b/>
+          <w:bCs/>
+          <w:color w:val="5B3FA6"/>
+          <w:sz w:val="23"/>
+          <w:szCs w:val="23"/>
+        </w:rPr>
+        <w:t xml:space="preserve">Rung 1 · </w:t>
+      </w:r>
+      <w:r>
+        <w:rPr>
+          <w:b/>
+          <w:bCs/>
+          <w:color w:val="222222"/>
+          <w:sz w:val="23"/>
+          <w:szCs w:val="23"/>
+        </w:rPr>
+        <w:t>Rule of 3 — start here</w:t>
+      </w:r>
+    </w:p>
+    <w:p>
+      <w:pPr>
+        <w:keepNext/>
+        <w:pBdr>
+          <w:left w:val="single" w:sz="18" w:space="8" w:color="5B3FA6"/>
+        </w:pBdr>
+        <w:spacing w:before="80" w:after="60"/>
+        <w:ind w:left="120"/>
+      </w:pPr>
+      <w:r>
+        <w:rPr>
+          <w:b/>
+          <w:bCs/>
+          <w:color w:val="5B3FA6"/>
+          <w:sz w:val="18"/>
+          <w:szCs w:val="18"/>
+        </w:rPr>
+        <w:t xml:space="preserve">Open position · </w:t>
+      </w:r>
+      <w:r>
+        <w:rPr>
+          <w:b/>
+          <w:bCs/>
+          <w:color w:val="5B3FA6"/>
+          <w:sz w:val="18"/>
+          <w:szCs w:val="18"/>
+        </w:rPr>
+        <w:t>full box (E · G · A · B · D)</w:t>
+      </w:r>
+    </w:p>
+    <w:p>
+      <w:pPr>
+        <w:keepNext/>
+        <w:keepLines/>
+        <w:pBdr>
+          <w:left w:val="single" w:sz="18" w:space="8" w:color="5B3FA6"/>
+        </w:pBdr>
+        <w:ind w:left="120"/>
+      </w:pPr>
+      <w:r>
+        <w:rPr>
+          <w:rFonts w:ascii="Courier New" w:eastAsia="Courier New" w:hAnsi="Courier New" w:cs="Courier New"/>
+          <w:color w:val="222222"/>
+          <w:sz w:val="17"/>
+          <w:szCs w:val="17"/>
+        </w:rPr>
+        <w:t>e |--0----------3--------------------|</w:t>
+      </w:r>
+    </w:p>
+    <w:p>
+      <w:pPr>
+        <w:keepNext/>
+        <w:keepLines/>
+        <w:pBdr>
+          <w:left w:val="single" w:sz="18" w:space="8" w:color="5B3FA6"/>
+        </w:pBdr>
+        <w:ind w:left="120"/>
+      </w:pPr>
+      <w:r>
+        <w:rPr>
+          <w:rFonts w:ascii="Courier New" w:eastAsia="Courier New" w:hAnsi="Courier New" w:cs="Courier New"/>
+          <w:color w:val="222222"/>
+          <w:sz w:val="17"/>
+          <w:szCs w:val="17"/>
+        </w:rPr>
+        <w:t>B |--0----------3--------------------|</w:t>
+      </w:r>
+    </w:p>
+    <w:p>
+      <w:pPr>
+        <w:keepNext/>
+        <w:keepLines/>
+        <w:pBdr>
+          <w:left w:val="single" w:sz="18" w:space="8" w:color="5B3FA6"/>
+        </w:pBdr>
+        <w:ind w:left="120"/>
+      </w:pPr>
+      <w:r>
+        <w:rPr>
+          <w:rFonts w:ascii="Courier New" w:eastAsia="Courier New" w:hAnsi="Courier New" w:cs="Courier New"/>
+          <w:color w:val="222222"/>
+          <w:sz w:val="17"/>
+          <w:szCs w:val="17"/>
+        </w:rPr>
+        <w:t>G |--0-------2-----------------------|</w:t>
+      </w:r>
+    </w:p>
+    <w:p>
+      <w:pPr>
+        <w:keepNext/>
+        <w:keepLines/>
+        <w:pBdr>
+          <w:left w:val="single" w:sz="18" w:space="8" w:color="5B3FA6"/>
+        </w:pBdr>
+        <w:ind w:left="120"/>
+      </w:pPr>
+      <w:r>
+        <w:rPr>
+          <w:rFonts w:ascii="Courier New" w:eastAsia="Courier New" w:hAnsi="Courier New" w:cs="Courier New"/>
+          <w:color w:val="222222"/>
+          <w:sz w:val="17"/>
+          <w:szCs w:val="17"/>
+        </w:rPr>
+        <w:t>D |--0-------2-----------------------|</w:t>
+      </w:r>
+    </w:p>
+    <w:p>
+      <w:pPr>
+        <w:keepNext/>
+        <w:keepLines/>
+        <w:pBdr>
+          <w:left w:val="single" w:sz="18" w:space="8" w:color="5B3FA6"/>
+        </w:pBdr>
+        <w:ind w:left="120"/>
+      </w:pPr>
+      <w:r>
+        <w:rPr>
+          <w:rFonts w:ascii="Courier New" w:eastAsia="Courier New" w:hAnsi="Courier New" w:cs="Courier New"/>
+          <w:color w:val="222222"/>
+          <w:sz w:val="17"/>
+          <w:szCs w:val="17"/>
+        </w:rPr>
+        <w:t>A |--0-------2-----------------------|</w:t>
+      </w:r>
+    </w:p>
+    <w:p>
+      <w:pPr>
+        <w:keepNext/>
+        <w:keepLines/>
+        <w:pBdr>
+          <w:left w:val="single" w:sz="18" w:space="8" w:color="5B3FA6"/>
+        </w:pBdr>
+        <w:ind w:left="120"/>
+      </w:pPr>
+      <w:r>
+        <w:rPr>
+          <w:rFonts w:ascii="Courier New" w:eastAsia="Courier New" w:hAnsi="Courier New" w:cs="Courier New"/>
+          <w:color w:val="222222"/>
+          <w:sz w:val="17"/>
+          <w:szCs w:val="17"/>
+        </w:rPr>
+        <w:t>E |--0----------3---------------</w:t>
+      </w:r>
+      <w:r>
+        <w:rPr>
+          <w:rFonts w:ascii="Courier New" w:eastAsia="Courier New" w:hAnsi="Courier New" w:cs="Courier New"/>
+          <w:color w:val="222222"/>
+          <w:sz w:val="17"/>
+          <w:szCs w:val="17"/>
+        </w:rPr>
+        <w:t>-----|</w:t>
+      </w:r>
+    </w:p>
+    <w:p>
+      <w:pPr>
+        <w:keepNext/>
+        <w:spacing w:after="60"/>
+      </w:pPr>
+    </w:p>
+    <w:p>
+      <w:pPr>
+        <w:keepNext/>
+        <w:pBdr>
+          <w:left w:val="single" w:sz="18" w:space="8" w:color="5B3FA6"/>
+        </w:pBdr>
+        <w:spacing w:before="80" w:after="60"/>
+        <w:ind w:left="120"/>
+      </w:pPr>
+      <w:r>
+        <w:rPr>
+          <w:b/>
+          <w:bCs/>
+          <w:color w:val="5B3FA6"/>
+          <w:sz w:val="18"/>
+          <w:szCs w:val="18"/>
+        </w:rPr>
+        <w:t>Fret 12 box · same shape, one octave up</w:t>
+      </w:r>
+    </w:p>
+    <w:p>
+      <w:pPr>
+        <w:keepNext/>
+        <w:keepLines/>
+        <w:pBdr>
+          <w:left w:val="single" w:sz="18" w:space="8" w:color="5B3FA6"/>
+        </w:pBdr>
+        <w:ind w:left="120"/>
+      </w:pPr>
+      <w:r>
+        <w:rPr>
+          <w:rFonts w:ascii="Courier New" w:eastAsia="Courier New" w:hAnsi="Courier New" w:cs="Courier New"/>
+          <w:color w:val="222222"/>
+          <w:sz w:val="17"/>
+          <w:szCs w:val="17"/>
+        </w:rPr>
+        <w:t>e |--12---------15--------------------|</w:t>
+      </w:r>
+    </w:p>
+    <w:p>
+      <w:pPr>
+        <w:keepNext/>
+        <w:keepLines/>
+        <w:pBdr>
+          <w:left w:val="single" w:sz="18" w:space="8" w:color="5B3FA6"/>
+        </w:pBdr>
+        <w:ind w:left="120"/>
+      </w:pPr>
+      <w:r>
+        <w:rPr>
+          <w:rFonts w:ascii="Courier New" w:eastAsia="Courier New" w:hAnsi="Courier New" w:cs="Courier New"/>
+          <w:color w:val="222222"/>
+          <w:sz w:val="17"/>
+          <w:szCs w:val="17"/>
+        </w:rPr>
+        <w:t>B |--12---------15--------------------|</w:t>
+      </w:r>
+    </w:p>
+    <w:p>
+      <w:pPr>
+        <w:keepNext/>
+        <w:keepLines/>
+        <w:pBdr>
+          <w:left w:val="single" w:sz="18" w:space="8" w:color="5B3FA6"/>
+        </w:pBdr>
+        <w:ind w:left="120"/>
+      </w:pPr>
+      <w:r>
+        <w:rPr>
+          <w:rFonts w:ascii="Courier New" w:eastAsia="Courier New" w:hAnsi="Courier New" w:cs="Courier New"/>
+          <w:color w:val="222222"/>
+          <w:sz w:val="17"/>
+          <w:szCs w:val="17"/>
+        </w:rPr>
+        <w:t>G |--12------14-----------------------|</w:t>
+      </w:r>
+    </w:p>
+    <w:p>
+      <w:pPr>
+        <w:keepNext/>
+        <w:keepLines/>
+        <w:pBdr>
+          <w:left w:val="single" w:sz="18" w:space="8" w:color="5B3FA6"/>
+        </w:pBdr>
+        <w:ind w:left="120"/>
+      </w:pPr>
+      <w:r>
+        <w:rPr>
+          <w:rFonts w:ascii="Courier New" w:eastAsia="Courier New" w:hAnsi="Courier New" w:cs="Courier New"/>
+          <w:color w:val="222222"/>
+          <w:sz w:val="17"/>
+          <w:szCs w:val="17"/>
+        </w:rPr>
+        <w:t>D |--12------14-----------------------|</w:t>
+      </w:r>
+    </w:p>
+    <w:p>
+      <w:pPr>
+        <w:keepNext/>
+        <w:keepLines/>
+        <w:pBdr>
+          <w:left w:val="single" w:sz="18" w:space="8" w:color="5B3FA6"/>
+        </w:pBdr>
+        <w:ind w:left="120"/>
+      </w:pPr>
+      <w:r>
+        <w:rPr>
+          <w:rFonts w:ascii="Courier New" w:eastAsia="Courier New" w:hAnsi="Courier New" w:cs="Courier New"/>
+          <w:color w:val="222222"/>
+          <w:sz w:val="17"/>
+          <w:szCs w:val="17"/>
+        </w:rPr>
+        <w:t>A |--12------14-----------------------|</w:t>
+      </w:r>
+    </w:p>
+    <w:p>
+      <w:pPr>
+        <w:keepNext/>
+        <w:keepLines/>
+        <w:pBdr>
+          <w:left w:val="single" w:sz="18" w:space="8" w:color="5B3FA6"/>
+        </w:pBdr>
+        <w:ind w:left="120"/>
+      </w:pPr>
+      <w:r>
+        <w:rPr>
+          <w:rFonts w:ascii="Courier New" w:eastAsia="Courier New" w:hAnsi="Courier New" w:cs="Courier New"/>
+          <w:color w:val="222222"/>
+          <w:sz w:val="17"/>
+          <w:szCs w:val="17"/>
+        </w:rPr>
+        <w:t>E |--12-</w:t>
+      </w:r>
+      <w:r>
+        <w:rPr>
+          <w:rFonts w:ascii="Courier New" w:eastAsia="Courier New" w:hAnsi="Courier New" w:cs="Courier New"/>
+          <w:color w:val="222222"/>
+          <w:sz w:val="17"/>
+          <w:szCs w:val="17"/>
+        </w:rPr>
+        <w:t>--------15--------------------|</w:t>
+      </w:r>
+    </w:p>
+    <w:p>
+      <w:pPr>
+        <w:keepNext/>
+        <w:spacing w:after="60"/>
+      </w:pPr>
+    </w:p>
+    <w:p>
+      <w:pPr>
+        <w:keepNext/>
+        <w:keepLines/>
+        <w:pBdr>
+          <w:left w:val="single" w:sz="18" w:space="8" w:color="5B3FA6"/>
+        </w:pBdr>
+        <w:shd w:val="clear" w:color="auto" w:fill="EFEBF8"/>
+        <w:spacing w:before="80" w:after="20"/>
+        <w:ind w:left="120"/>
+      </w:pPr>
+      <w:r>
+        <w:rPr>
+          <w:b/>
+          <w:bCs/>
+          <w:color w:val="222222"/>
+        </w:rPr>
+        <w:t xml:space="preserve">Play it: </w:t>
+      </w:r>
+      <w:r>
+        <w:rPr>
+          <w:color w:val="222222"/>
+        </w:rPr>
+        <w:t>Improvise 4 bars in the open position.</w:t>
+      </w:r>
+    </w:p>
+    <w:p>
+      <w:pPr>
+        <w:keepNext/>
+        <w:keepLines/>
+        <w:pBdr>
+          <w:left w:val="single" w:sz="18" w:space="8" w:color="5B3FA6"/>
+        </w:pBdr>
+        <w:shd w:val="clear" w:color="auto" w:fill="EFEBF8"/>
+        <w:spacing w:after="20"/>
+        <w:ind w:left="120"/>
+      </w:pPr>
+      <w:r>
+        <w:rPr>
+          <w:color w:val="222222"/>
+        </w:rPr>
+        <w:t>Then 4 more at fret 12 — same pattern, one octave up.</w:t>
+      </w:r>
+    </w:p>
+    <w:p>
+      <w:pPr>
+        <w:keepLines/>
+        <w:pBdr>
+          <w:left w:val="single" w:sz="18" w:space="8" w:color="5B3FA6"/>
+        </w:pBdr>
+        <w:shd w:val="clear" w:color="auto" w:fill="EFEBF8"/>
+        <w:spacing w:after="120"/>
+        <w:ind w:left="120"/>
+      </w:pPr>
+      <w:r>
+        <w:rPr>
+          <w:color w:val="222222"/>
+        </w:rPr>
+        <w:t>Leave space between phrases. Land on E.</w:t>
+      </w:r>
+    </w:p>
+    <w:p>
+      <w:pPr>
+        <w:keepNext/>
+        <w:spacing w:before="120" w:after="60"/>
+      </w:pPr>
+      <w:r>
+        <w:rPr>
+          <w:b/>
+          <w:bCs/>
+          <w:color w:val="5B3FA6"/>
+          <w:sz w:val="23"/>
+          <w:szCs w:val="23"/>
+        </w:rPr>
+        <w:lastRenderedPageBreak/>
+        <w:t xml:space="preserve">Rung 2 · </w:t>
+      </w:r>
+      <w:r>
+        <w:rPr>
+          <w:b/>
+          <w:bCs/>
+          <w:color w:val="222222"/>
+          <w:sz w:val="23"/>
+          <w:szCs w:val="23"/>
+        </w:rPr>
+        <w:t>The two-octave climb</w:t>
+      </w:r>
+    </w:p>
+    <w:p>
+      <w:pPr>
+        <w:keepNext/>
+        <w:spacing w:after="40"/>
+        <w:ind w:left="360"/>
+      </w:pPr>
+      <w:r>
+        <w:rPr>
+          <w:b/>
+          <w:bCs/>
+          <w:color w:val="5B3FA6"/>
           <w:sz w:val="22"/>
           <w:szCs w:val="22"/>
         </w:rPr>
-        <w:t>Four rungs. Climb them in order.</w:t>
-      </w:r>
+        <w:t xml:space="preserve">1.  </w:t>
+      </w:r>
+      <w:r>
+        <w:rPr>
+          <w:color w:val="222222"/>
+          <w:sz w:val="22"/>
+          <w:szCs w:val="22"/>
+        </w:rPr>
+        <w:t>Climb the open box from the low E string to the high e string.</w:t>
+      </w:r>
+    </w:p>
+    <w:p>
+      <w:pPr>
+        <w:keepNext/>
+        <w:spacing w:after="40"/>
+        <w:ind w:left="360"/>
+      </w:pPr>
+      <w:r>
+        <w:rPr>
+          <w:b/>
+          <w:bCs/>
+          <w:color w:val="5B3FA6"/>
+          <w:sz w:val="22"/>
+          <w:szCs w:val="22"/>
+        </w:rPr>
+        <w:t xml:space="preserve">2.  </w:t>
+      </w:r>
+      <w:r>
+        <w:rPr>
+          <w:color w:val="222222"/>
+          <w:sz w:val="22"/>
+          <w:szCs w:val="22"/>
+        </w:rPr>
+        <w:t>Make the exact same climb at fret 12.</w:t>
+      </w:r>
+    </w:p>
+    <w:p>
+      <w:pPr>
+        <w:keepNext/>
+        <w:spacing w:after="40"/>
+        <w:ind w:left="360"/>
+      </w:pPr>
+      <w:r>
+        <w:rPr>
+          <w:b/>
+          <w:bCs/>
+          <w:color w:val="5B3FA6"/>
+          <w:sz w:val="22"/>
+          <w:szCs w:val="22"/>
+        </w:rPr>
+        <w:t xml:space="preserve">3.  </w:t>
+      </w:r>
+      <w:r>
+        <w:rPr>
+          <w:color w:val="222222"/>
+          <w:sz w:val="22"/>
+          <w:szCs w:val="22"/>
+        </w:rPr>
+        <w:t>Connect them: climb the open box, jump to fret 12, and keep climbing without stopping — one run, 2 octaves.</w:t>
+      </w:r>
+    </w:p>
+    <w:p>
+      <w:pPr>
+        <w:keepNext/>
+        <w:pBdr>
+          <w:left w:val="single" w:sz="18" w:space="8" w:color="5B3FA6"/>
+        </w:pBdr>
+        <w:spacing w:before="80" w:after="60"/>
+        <w:ind w:left="120"/>
+      </w:pPr>
+      <w:r>
+        <w:rPr>
+          <w:b/>
+          <w:bCs/>
+          <w:color w:val="5B3FA6"/>
+          <w:sz w:val="18"/>
+          <w:szCs w:val="18"/>
+        </w:rPr>
+        <w:t>The climb · E minor pentatonic, open po</w:t>
+      </w:r>
+      <w:r>
+        <w:rPr>
+          <w:b/>
+          <w:bCs/>
+          <w:color w:val="5B3FA6"/>
+          <w:sz w:val="18"/>
+          <w:szCs w:val="18"/>
+        </w:rPr>
+        <w:t>sition (then repeat at fret 12)</w:t>
+      </w:r>
+    </w:p>
+    <w:p>
+      <w:pPr>
+        <w:keepNext/>
+        <w:keepLines/>
+        <w:pBdr>
+          <w:left w:val="single" w:sz="18" w:space="8" w:color="5B3FA6"/>
+        </w:pBdr>
+        <w:ind w:left="120"/>
+      </w:pPr>
+      <w:r>
+        <w:rPr>
+          <w:rFonts w:ascii="Courier New" w:eastAsia="Courier New" w:hAnsi="Courier New" w:cs="Courier New"/>
+          <w:color w:val="222222"/>
+          <w:sz w:val="17"/>
+          <w:szCs w:val="17"/>
+        </w:rPr>
+        <w:t>e |------------------------------------------0---3-|</w:t>
+      </w:r>
+    </w:p>
+    <w:p>
+      <w:pPr>
+        <w:keepNext/>
+        <w:keepLines/>
+        <w:pBdr>
+          <w:left w:val="single" w:sz="18" w:space="8" w:color="5B3FA6"/>
+        </w:pBdr>
+        <w:ind w:left="120"/>
+      </w:pPr>
+      <w:r>
+        <w:rPr>
+          <w:rFonts w:ascii="Courier New" w:eastAsia="Courier New" w:hAnsi="Courier New" w:cs="Courier New"/>
+          <w:color w:val="222222"/>
+          <w:sz w:val="17"/>
+          <w:szCs w:val="17"/>
+        </w:rPr>
+        <w:t>B |----------------------------------0---3---------|</w:t>
+      </w:r>
+    </w:p>
+    <w:p>
+      <w:pPr>
+        <w:keepNext/>
+        <w:keepLines/>
+        <w:pBdr>
+          <w:left w:val="single" w:sz="18" w:space="8" w:color="5B3FA6"/>
+        </w:pBdr>
+        <w:ind w:left="120"/>
+      </w:pPr>
+      <w:r>
+        <w:rPr>
+          <w:rFonts w:ascii="Courier New" w:eastAsia="Courier New" w:hAnsi="Courier New" w:cs="Courier New"/>
+          <w:color w:val="222222"/>
+          <w:sz w:val="17"/>
+          <w:szCs w:val="17"/>
+        </w:rPr>
+        <w:t>G |--------------------------0---2-----------------|</w:t>
+      </w:r>
+    </w:p>
+    <w:p>
+      <w:pPr>
+        <w:keepNext/>
+        <w:keepLines/>
+        <w:pBdr>
+          <w:left w:val="single" w:sz="18" w:space="8" w:color="5B3FA6"/>
+        </w:pBdr>
+        <w:ind w:left="120"/>
+      </w:pPr>
+      <w:r>
+        <w:rPr>
+          <w:rFonts w:ascii="Courier New" w:eastAsia="Courier New" w:hAnsi="Courier New" w:cs="Courier New"/>
+          <w:color w:val="222222"/>
+          <w:sz w:val="17"/>
+          <w:szCs w:val="17"/>
+        </w:rPr>
+        <w:t>D |------------------0---2-------------------------|</w:t>
+      </w:r>
+    </w:p>
+    <w:p>
+      <w:pPr>
+        <w:keepNext/>
+        <w:keepLines/>
+        <w:pBdr>
+          <w:left w:val="single" w:sz="18" w:space="8" w:color="5B3FA6"/>
+        </w:pBdr>
+        <w:ind w:left="120"/>
+      </w:pPr>
+      <w:r>
+        <w:rPr>
+          <w:rFonts w:ascii="Courier New" w:eastAsia="Courier New" w:hAnsi="Courier New" w:cs="Courier New"/>
+          <w:color w:val="222222"/>
+          <w:sz w:val="17"/>
+          <w:szCs w:val="17"/>
+        </w:rPr>
+        <w:t>A |---------</w:t>
+      </w:r>
+      <w:r>
+        <w:rPr>
+          <w:rFonts w:ascii="Courier New" w:eastAsia="Courier New" w:hAnsi="Courier New" w:cs="Courier New"/>
+          <w:color w:val="222222"/>
+          <w:sz w:val="17"/>
+          <w:szCs w:val="17"/>
+        </w:rPr>
+        <w:t>-0---2---------------------------------|</w:t>
+      </w:r>
+    </w:p>
+    <w:p>
+      <w:pPr>
+        <w:keepNext/>
+        <w:keepLines/>
+        <w:pBdr>
+          <w:left w:val="single" w:sz="18" w:space="8" w:color="5B3FA6"/>
+        </w:pBdr>
+        <w:ind w:left="120"/>
+      </w:pPr>
+      <w:r>
+        <w:rPr>
+          <w:rFonts w:ascii="Courier New" w:eastAsia="Courier New" w:hAnsi="Courier New" w:cs="Courier New"/>
+          <w:color w:val="222222"/>
+          <w:sz w:val="17"/>
+          <w:szCs w:val="17"/>
+        </w:rPr>
+        <w:t>E |--0---3-----------------------------------------|</w:t>
+      </w:r>
+    </w:p>
+    <w:p>
+      <w:pPr>
+        <w:keepNext/>
+        <w:spacing w:after="60"/>
+      </w:pPr>
     </w:p>
     <w:p>
       <w:pPr>
@@ -2461,7 +3228,7 @@
           <w:sz w:val="23"/>
           <w:szCs w:val="23"/>
         </w:rPr>
-        <w:t xml:space="preserve">Rung 1 · </w:t>
+        <w:t xml:space="preserve">Rung 3 · </w:t>
       </w:r>
       <w:r>
         <w:rPr>
@@ -2471,7 +3238,57 @@
           <w:sz w:val="23"/>
           <w:szCs w:val="23"/>
         </w:rPr>
-        <w:t>Rule of 3 — start here</w:t>
+        <w:t>Hammer-ons and slides</w:t>
+      </w:r>
+    </w:p>
+    <w:p>
+      <w:pPr>
+        <w:keepNext/>
+        <w:spacing w:after="40"/>
+        <w:ind w:left="360"/>
+      </w:pPr>
+      <w:r>
+        <w:rPr>
+          <w:b/>
+          <w:bCs/>
+          <w:color w:val="5B3FA6"/>
+          <w:sz w:val="22"/>
+          <w:szCs w:val="22"/>
+        </w:rPr>
+        <w:t xml:space="preserve">1.  </w:t>
+      </w:r>
+      <w:r>
+        <w:rPr>
+          <w:color w:val="222222"/>
+          <w:sz w:val="22"/>
+          <w:szCs w:val="22"/>
+        </w:rPr>
+        <w:t>Hammer-on (h): pick the first note, then tap the higher fret hard with your ring finger — two notes, one pick.</w:t>
+      </w:r>
+    </w:p>
+    <w:p>
+      <w:pPr>
+        <w:keepNext/>
+        <w:spacing w:after="40"/>
+        <w:ind w:left="360"/>
+      </w:pPr>
+      <w:r>
+        <w:rPr>
+          <w:b/>
+          <w:bCs/>
+          <w:color w:val="5B3FA6"/>
+          <w:sz w:val="22"/>
+          <w:szCs w:val="22"/>
+        </w:rPr>
+        <w:t xml:space="preserve">2.  </w:t>
+      </w:r>
+      <w:r>
+        <w:rPr>
+          <w:color w:val="222222"/>
+          <w:sz w:val="22"/>
+          <w:szCs w:val="22"/>
+        </w:rPr>
+        <w:t>Slide (/): pick once, keep pressing, glide up.</w:t>
       </w:r>
     </w:p>
     <w:p>
@@ -2491,126 +3308,376 @@
           <w:sz w:val="18"/>
           <w:szCs w:val="18"/>
         </w:rPr>
-        <w:t>Open position · full box (E · G · A · B · D)</w:t>
-      </w:r>
-    </w:p>
-    <w:p>
-      <w:pPr>
-        <w:keepNext/>
-        <w:keepLines/>
-        <w:pBdr>
-          <w:left w:val="single" w:sz="18" w:space="8" w:color="5B3FA6"/>
-        </w:pBdr>
-        <w:ind w:left="120"/>
-      </w:pPr>
-      <w:r>
-        <w:rPr>
-          <w:rFonts w:ascii="Courier New" w:eastAsia="Courier New" w:hAnsi="Courier New" w:cs="Courier New"/>
-          <w:color w:val="222222"/>
-          <w:sz w:val="17"/>
-          <w:szCs w:val="17"/>
-        </w:rPr>
-        <w:t>e |--0----------3--------------------|</w:t>
-      </w:r>
-    </w:p>
-    <w:p>
-      <w:pPr>
-        <w:keepNext/>
-        <w:keepLines/>
-        <w:pBdr>
-          <w:left w:val="single" w:sz="18" w:space="8" w:color="5B3FA6"/>
-        </w:pBdr>
-        <w:ind w:left="120"/>
-      </w:pPr>
-      <w:r>
-        <w:rPr>
-          <w:rFonts w:ascii="Courier New" w:eastAsia="Courier New" w:hAnsi="Courier New" w:cs="Courier New"/>
-          <w:color w:val="222222"/>
-          <w:sz w:val="17"/>
-          <w:szCs w:val="17"/>
-        </w:rPr>
-        <w:t>B |--0----------3--------------------|</w:t>
-      </w:r>
-    </w:p>
-    <w:p>
-      <w:pPr>
-        <w:keepNext/>
-        <w:keepLines/>
-        <w:pBdr>
-          <w:left w:val="single" w:sz="18" w:space="8" w:color="5B3FA6"/>
-        </w:pBdr>
-        <w:ind w:left="120"/>
-      </w:pPr>
-      <w:r>
-        <w:rPr>
-          <w:rFonts w:ascii="Courier New" w:eastAsia="Courier New" w:hAnsi="Courier New" w:cs="Courier New"/>
-          <w:color w:val="222222"/>
-          <w:sz w:val="17"/>
-          <w:szCs w:val="17"/>
-        </w:rPr>
-        <w:t>G |--0-------2-----------------------|</w:t>
-      </w:r>
-    </w:p>
-    <w:p>
-      <w:pPr>
-        <w:keepNext/>
-        <w:keepLines/>
-        <w:pBdr>
-          <w:left w:val="single" w:sz="18" w:space="8" w:color="5B3FA6"/>
-        </w:pBdr>
-        <w:ind w:left="120"/>
-      </w:pPr>
-      <w:r>
-        <w:rPr>
-          <w:rFonts w:ascii="Courier New" w:eastAsia="Courier New" w:hAnsi="Courier New" w:cs="Courier New"/>
-          <w:color w:val="222222"/>
-          <w:sz w:val="17"/>
-          <w:szCs w:val="17"/>
-        </w:rPr>
-        <w:t>D |--0-------2-----------------------|</w:t>
-      </w:r>
-    </w:p>
-    <w:p>
-      <w:pPr>
-        <w:keepNext/>
-        <w:keepLines/>
-        <w:pBdr>
-          <w:left w:val="single" w:sz="18" w:space="8" w:color="5B3FA6"/>
-        </w:pBdr>
-        <w:ind w:left="120"/>
-      </w:pPr>
-      <w:r>
-        <w:rPr>
-          <w:rFonts w:ascii="Courier New" w:eastAsia="Courier New" w:hAnsi="Courier New" w:cs="Courier New"/>
-          <w:color w:val="222222"/>
-          <w:sz w:val="17"/>
-          <w:szCs w:val="17"/>
-        </w:rPr>
-        <w:t>A |--0-------2-----------------------|</w:t>
-      </w:r>
-    </w:p>
-    <w:p>
-      <w:pPr>
-        <w:keepLines/>
-        <w:pBdr>
-          <w:left w:val="single" w:sz="18" w:space="8" w:color="5B3FA6"/>
-        </w:pBdr>
-        <w:ind w:left="120"/>
-      </w:pPr>
-      <w:r>
-        <w:rPr>
-          <w:rFonts w:ascii="Courier New" w:eastAsia="Courier New" w:hAnsi="Courier New" w:cs="Courier New"/>
-          <w:color w:val="222222"/>
-          <w:sz w:val="17"/>
-          <w:szCs w:val="17"/>
-        </w:rPr>
-        <w:t>E |--0----------3--------------------|</w:t>
-      </w:r>
-    </w:p>
-    <w:p>
-      <w:pPr>
+        <w:t>Hammer-ons and slides · h = hammer-on · / = slide · fret-12 box</w:t>
+      </w:r>
+    </w:p>
+    <w:p>
+      <w:pPr>
+        <w:keepNext/>
+        <w:keepLines/>
+        <w:pBdr>
+          <w:left w:val="single" w:sz="18" w:space="8" w:color="5B3FA6"/>
+        </w:pBdr>
+        <w:ind w:left="120"/>
+      </w:pPr>
+      <w:r>
+        <w:rPr>
+          <w:rFonts w:ascii="Courier New" w:eastAsia="Courier New" w:hAnsi="Courier New" w:cs="Courier New"/>
+          <w:color w:val="222222"/>
+          <w:sz w:val="17"/>
+          <w:szCs w:val="17"/>
+        </w:rPr>
+        <w:t xml:space="preserve">     D  E      G  A       D  E      E</w:t>
+      </w:r>
+    </w:p>
+    <w:p>
+      <w:pPr>
+        <w:keepNext/>
+        <w:keepLines/>
+        <w:pBdr>
+          <w:left w:val="single" w:sz="18" w:space="8" w:color="5B3FA6"/>
+        </w:pBdr>
+        <w:ind w:left="120"/>
+      </w:pPr>
+      <w:r>
+        <w:rPr>
+          <w:rFonts w:ascii="Courier New" w:eastAsia="Courier New" w:hAnsi="Courier New" w:cs="Courier New"/>
+          <w:color w:val="222222"/>
+          <w:sz w:val="17"/>
+          <w:szCs w:val="17"/>
+        </w:rPr>
+        <w:t>e |--------------------|--------------------|</w:t>
+      </w:r>
+    </w:p>
+    <w:p>
+      <w:pPr>
+        <w:keepNext/>
+        <w:keepLines/>
+        <w:pBdr>
+          <w:left w:val="single" w:sz="18" w:space="8" w:color="5B3FA6"/>
+        </w:pBdr>
+        <w:ind w:left="120"/>
+      </w:pPr>
+      <w:r>
+        <w:rPr>
+          <w:rFonts w:ascii="Courier New" w:eastAsia="Courier New" w:hAnsi="Courier New" w:cs="Courier New"/>
+          <w:color w:val="222222"/>
+          <w:sz w:val="17"/>
+          <w:szCs w:val="17"/>
+        </w:rPr>
+        <w:t>B |--------------------|--------------------|</w:t>
+      </w:r>
+    </w:p>
+    <w:p>
+      <w:pPr>
+        <w:keepNext/>
+        <w:keepLines/>
+        <w:pBdr>
+          <w:left w:val="single" w:sz="18" w:space="8" w:color="5B3FA6"/>
+        </w:pBdr>
+        <w:ind w:left="120"/>
+      </w:pPr>
+      <w:r>
+        <w:rPr>
+          <w:rFonts w:ascii="Courier New" w:eastAsia="Courier New" w:hAnsi="Courier New" w:cs="Courier New"/>
+          <w:color w:val="222222"/>
+          <w:sz w:val="17"/>
+          <w:szCs w:val="17"/>
+        </w:rPr>
+        <w:t>G |------------</w:t>
+      </w:r>
+      <w:r>
+        <w:rPr>
+          <w:rFonts w:ascii="Courier New" w:eastAsia="Courier New" w:hAnsi="Courier New" w:cs="Courier New"/>
+          <w:b/>
+          <w:bCs/>
+          <w:color w:val="5B3FA6"/>
+          <w:sz w:val="17"/>
+          <w:szCs w:val="17"/>
+        </w:rPr>
+        <w:t>12</w:t>
+      </w:r>
+      <w:r>
+        <w:rPr>
+          <w:rFonts w:ascii="Courier New" w:eastAsia="Courier New" w:hAnsi="Courier New" w:cs="Courier New"/>
+          <w:color w:val="222222"/>
+          <w:sz w:val="17"/>
+          <w:szCs w:val="17"/>
+        </w:rPr>
+        <w:t>h</w:t>
+      </w:r>
+      <w:r>
+        <w:rPr>
+          <w:rFonts w:ascii="Courier New" w:eastAsia="Courier New" w:hAnsi="Courier New" w:cs="Courier New"/>
+          <w:b/>
+          <w:bCs/>
+          <w:color w:val="5B3FA6"/>
+          <w:sz w:val="17"/>
+          <w:szCs w:val="17"/>
+        </w:rPr>
+        <w:t>14</w:t>
+      </w:r>
+      <w:r>
+        <w:rPr>
+          <w:rFonts w:ascii="Courier New" w:eastAsia="Courier New" w:hAnsi="Courier New" w:cs="Courier New"/>
+          <w:color w:val="222222"/>
+          <w:sz w:val="17"/>
+          <w:szCs w:val="17"/>
+        </w:rPr>
+        <w:t>---|--------------------|</w:t>
+      </w:r>
+    </w:p>
+    <w:p>
+      <w:pPr>
+        <w:keepNext/>
+        <w:keepLines/>
+        <w:pBdr>
+          <w:left w:val="single" w:sz="18" w:space="8" w:color="5B3FA6"/>
+        </w:pBdr>
+        <w:ind w:left="120"/>
+      </w:pPr>
+      <w:r>
+        <w:rPr>
+          <w:rFonts w:ascii="Courier New" w:eastAsia="Courier New" w:hAnsi="Courier New" w:cs="Courier New"/>
+          <w:color w:val="222222"/>
+          <w:sz w:val="17"/>
+          <w:szCs w:val="17"/>
+        </w:rPr>
+        <w:t>D |--</w:t>
+      </w:r>
+      <w:r>
+        <w:rPr>
+          <w:rFonts w:ascii="Courier New" w:eastAsia="Courier New" w:hAnsi="Courier New" w:cs="Courier New"/>
+          <w:b/>
+          <w:bCs/>
+          <w:color w:val="5B3FA6"/>
+          <w:sz w:val="17"/>
+          <w:szCs w:val="17"/>
+        </w:rPr>
+        <w:t>12</w:t>
+      </w:r>
+      <w:r>
+        <w:rPr>
+          <w:rFonts w:ascii="Courier New" w:eastAsia="Courier New" w:hAnsi="Courier New" w:cs="Courier New"/>
+          <w:color w:val="222222"/>
+          <w:sz w:val="17"/>
+          <w:szCs w:val="17"/>
+        </w:rPr>
+        <w:t>h</w:t>
+      </w:r>
+      <w:r>
+        <w:rPr>
+          <w:rFonts w:ascii="Courier New" w:eastAsia="Courier New" w:hAnsi="Courier New" w:cs="Courier New"/>
+          <w:b/>
+          <w:bCs/>
+          <w:color w:val="5B3FA6"/>
+          <w:sz w:val="17"/>
+          <w:szCs w:val="17"/>
+        </w:rPr>
+        <w:t>14</w:t>
+      </w:r>
+      <w:r>
+        <w:rPr>
+          <w:rFonts w:ascii="Courier New" w:eastAsia="Courier New" w:hAnsi="Courier New" w:cs="Courier New"/>
+          <w:color w:val="222222"/>
+          <w:sz w:val="17"/>
+          <w:szCs w:val="17"/>
+        </w:rPr>
+        <w:t>-------------|--</w:t>
+      </w:r>
+      <w:r>
+        <w:rPr>
+          <w:rFonts w:ascii="Courier New" w:eastAsia="Courier New" w:hAnsi="Courier New" w:cs="Courier New"/>
+          <w:b/>
+          <w:bCs/>
+          <w:color w:val="5B3FA6"/>
+          <w:sz w:val="17"/>
+          <w:szCs w:val="17"/>
+        </w:rPr>
+        <w:t>12</w:t>
+      </w:r>
+      <w:r>
+        <w:rPr>
+          <w:rFonts w:ascii="Courier New" w:eastAsia="Courier New" w:hAnsi="Courier New" w:cs="Courier New"/>
+          <w:color w:val="222222"/>
+          <w:sz w:val="17"/>
+          <w:szCs w:val="17"/>
+        </w:rPr>
+        <w:t>/</w:t>
+      </w:r>
+      <w:r>
+        <w:rPr>
+          <w:rFonts w:ascii="Courier New" w:eastAsia="Courier New" w:hAnsi="Courier New" w:cs="Courier New"/>
+          <w:b/>
+          <w:bCs/>
+          <w:color w:val="5B3FA6"/>
+          <w:sz w:val="17"/>
+          <w:szCs w:val="17"/>
+        </w:rPr>
+        <w:t>14</w:t>
+      </w:r>
+      <w:r>
+        <w:rPr>
+          <w:rFonts w:ascii="Courier New" w:eastAsia="Courier New" w:hAnsi="Courier New" w:cs="Courier New"/>
+          <w:color w:val="222222"/>
+          <w:sz w:val="17"/>
+          <w:szCs w:val="17"/>
+        </w:rPr>
+        <w:t>-----</w:t>
+      </w:r>
+      <w:r>
+        <w:rPr>
+          <w:rFonts w:ascii="Courier New" w:eastAsia="Courier New" w:hAnsi="Courier New" w:cs="Courier New"/>
+          <w:b/>
+          <w:bCs/>
+          <w:color w:val="5B3FA6"/>
+          <w:sz w:val="17"/>
+          <w:szCs w:val="17"/>
+        </w:rPr>
+        <w:t>14</w:t>
+      </w:r>
+      <w:r>
+        <w:rPr>
+          <w:rFonts w:ascii="Courier New" w:eastAsia="Courier New" w:hAnsi="Courier New" w:cs="Courier New"/>
+          <w:color w:val="222222"/>
+          <w:sz w:val="17"/>
+          <w:szCs w:val="17"/>
+        </w:rPr>
+        <w:t>------|</w:t>
+      </w:r>
+    </w:p>
+    <w:p>
+      <w:pPr>
+        <w:keepNext/>
+        <w:keepLines/>
+        <w:pBdr>
+          <w:left w:val="single" w:sz="18" w:space="8" w:color="5B3FA6"/>
+        </w:pBdr>
+        <w:ind w:left="120"/>
+      </w:pPr>
+      <w:r>
+        <w:rPr>
+          <w:rFonts w:ascii="Courier New" w:eastAsia="Courier New" w:hAnsi="Courier New" w:cs="Courier New"/>
+          <w:color w:val="222222"/>
+          <w:sz w:val="17"/>
+          <w:szCs w:val="17"/>
+        </w:rPr>
+        <w:t>A |--------------------|--------------------|</w:t>
+      </w:r>
+    </w:p>
+    <w:p>
+      <w:pPr>
+        <w:keepNext/>
+        <w:keepLines/>
+        <w:pBdr>
+          <w:left w:val="single" w:sz="18" w:space="8" w:color="5B3FA6"/>
+        </w:pBdr>
+        <w:ind w:left="120"/>
+      </w:pPr>
+      <w:r>
+        <w:rPr>
+          <w:rFonts w:ascii="Courier New" w:eastAsia="Courier New" w:hAnsi="Courier New" w:cs="Courier New"/>
+          <w:color w:val="222222"/>
+          <w:sz w:val="17"/>
+          <w:szCs w:val="17"/>
+        </w:rPr>
+        <w:t>E |--------------------|--------------------|</w:t>
+      </w:r>
+    </w:p>
+    <w:p>
+      <w:pPr>
+        <w:keepNext/>
         <w:spacing w:after="60"/>
       </w:pPr>
+    </w:p>
+    <w:p>
+      <w:pPr>
+        <w:keepNext/>
+        <w:keepLines/>
+        <w:pBdr>
+          <w:left w:val="single" w:sz="18" w:space="8" w:color="5B3FA6"/>
+        </w:pBdr>
+        <w:shd w:val="clear" w:color="auto" w:fill="EFEBF8"/>
+        <w:spacing w:before="80" w:after="20"/>
+        <w:ind w:left="120"/>
+      </w:pPr>
+      <w:r>
+        <w:rPr>
+          <w:b/>
+          <w:bCs/>
+          <w:color w:val="222222"/>
+        </w:rPr>
+        <w:t xml:space="preserve">Play it: </w:t>
+      </w:r>
+      <w:r>
+        <w:rPr>
+          <w:color w:val="222222"/>
+        </w:rPr>
+        <w:t>Practice each move slowly until the second note sounds clearly.</w:t>
+      </w:r>
+    </w:p>
+    <w:p>
+      <w:pPr>
+        <w:keepLines/>
+        <w:pBdr>
+          <w:left w:val="single" w:sz="18" w:space="8" w:color="5B3FA6"/>
+        </w:pBdr>
+        <w:shd w:val="clear" w:color="auto" w:fill="EFEBF8"/>
+        <w:spacing w:after="120"/>
+        <w:ind w:left="120"/>
+      </w:pPr>
+      <w:r>
+        <w:rPr>
+          <w:color w:val="222222"/>
+        </w:rPr>
+        <w:t>Add them to y</w:t>
+      </w:r>
+      <w:r>
+        <w:rPr>
+          <w:color w:val="222222"/>
+        </w:rPr>
+        <w:t>our Rung 1 phrases.</w:t>
+      </w:r>
+    </w:p>
+    <w:p>
+      <w:pPr>
+        <w:keepNext/>
+        <w:spacing w:before="120" w:after="60"/>
+      </w:pPr>
+      <w:r>
+        <w:rPr>
+          <w:b/>
+          <w:bCs/>
+          <w:color w:val="5B3FA6"/>
+          <w:sz w:val="23"/>
+          <w:szCs w:val="23"/>
+        </w:rPr>
+        <w:t xml:space="preserve">Rung 4 · </w:t>
+      </w:r>
+      <w:r>
+        <w:rPr>
+          <w:b/>
+          <w:bCs/>
+          <w:color w:val="222222"/>
+          <w:sz w:val="23"/>
+          <w:szCs w:val="23"/>
+        </w:rPr>
+        <w:t>2 outro-solo licks</w:t>
+      </w:r>
+    </w:p>
+    <w:p>
+      <w:pPr>
+        <w:keepNext/>
+        <w:spacing w:after="100"/>
+      </w:pPr>
+      <w:r>
+        <w:rPr>
+          <w:color w:val="222222"/>
+          <w:sz w:val="22"/>
+          <w:szCs w:val="22"/>
+        </w:rPr>
+        <w:t>2 licks (short solo phrases) from the same box to start your solos.</w:t>
+      </w:r>
     </w:p>
     <w:p>
       <w:pPr>
@@ -2629,124 +3696,473 @@
           <w:sz w:val="18"/>
           <w:szCs w:val="18"/>
         </w:rPr>
-        <w:t>Fret 12 box · same shape, one octave up — the "solo voice"</w:t>
-      </w:r>
-    </w:p>
-    <w:p>
-      <w:pPr>
-        <w:keepNext/>
-        <w:keepLines/>
-        <w:pBdr>
-          <w:left w:val="single" w:sz="18" w:space="8" w:color="5B3FA6"/>
-        </w:pBdr>
-        <w:ind w:left="120"/>
-      </w:pPr>
-      <w:r>
-        <w:rPr>
-          <w:rFonts w:ascii="Courier New" w:eastAsia="Courier New" w:hAnsi="Courier New" w:cs="Courier New"/>
-          <w:color w:val="222222"/>
-          <w:sz w:val="17"/>
-          <w:szCs w:val="17"/>
-        </w:rPr>
-        <w:t>e |--12---------15--------------------|</w:t>
-      </w:r>
-    </w:p>
-    <w:p>
-      <w:pPr>
-        <w:keepNext/>
-        <w:keepLines/>
-        <w:pBdr>
-          <w:left w:val="single" w:sz="18" w:space="8" w:color="5B3FA6"/>
-        </w:pBdr>
-        <w:ind w:left="120"/>
-      </w:pPr>
-      <w:r>
-        <w:rPr>
-          <w:rFonts w:ascii="Courier New" w:eastAsia="Courier New" w:hAnsi="Courier New" w:cs="Courier New"/>
-          <w:color w:val="222222"/>
-          <w:sz w:val="17"/>
-          <w:szCs w:val="17"/>
-        </w:rPr>
-        <w:t>B |--12---------15--------------------|</w:t>
-      </w:r>
-    </w:p>
-    <w:p>
-      <w:pPr>
-        <w:keepNext/>
-        <w:keepLines/>
-        <w:pBdr>
-          <w:left w:val="single" w:sz="18" w:space="8" w:color="5B3FA6"/>
-        </w:pBdr>
-        <w:ind w:left="120"/>
-      </w:pPr>
-      <w:r>
-        <w:rPr>
-          <w:rFonts w:ascii="Courier New" w:eastAsia="Courier New" w:hAnsi="Courier New" w:cs="Courier New"/>
-          <w:color w:val="222222"/>
-          <w:sz w:val="17"/>
-          <w:szCs w:val="17"/>
-        </w:rPr>
-        <w:t>G |--12------14-----------------------|</w:t>
-      </w:r>
-    </w:p>
-    <w:p>
-      <w:pPr>
-        <w:keepNext/>
-        <w:keepLines/>
-        <w:pBdr>
-          <w:left w:val="single" w:sz="18" w:space="8" w:color="5B3FA6"/>
-        </w:pBdr>
-        <w:ind w:left="120"/>
-      </w:pPr>
-      <w:r>
-        <w:rPr>
-          <w:rFonts w:ascii="Courier New" w:eastAsia="Courier New" w:hAnsi="Courier New" w:cs="Courier New"/>
-          <w:color w:val="222222"/>
-          <w:sz w:val="17"/>
-          <w:szCs w:val="17"/>
-        </w:rPr>
-        <w:t>D |--12------14-----------------------|</w:t>
-      </w:r>
-    </w:p>
-    <w:p>
-      <w:pPr>
-        <w:keepNext/>
-        <w:keepLines/>
-        <w:pBdr>
-          <w:left w:val="single" w:sz="18" w:space="8" w:color="5B3FA6"/>
-        </w:pBdr>
-        <w:ind w:left="120"/>
-      </w:pPr>
-      <w:r>
-        <w:rPr>
-          <w:rFonts w:ascii="Courier New" w:eastAsia="Courier New" w:hAnsi="Courier New" w:cs="Courier New"/>
-          <w:color w:val="222222"/>
-          <w:sz w:val="17"/>
-          <w:szCs w:val="17"/>
-        </w:rPr>
-        <w:t>A |--12------14-----------------------|</w:t>
-      </w:r>
-    </w:p>
-    <w:p>
-      <w:pPr>
-        <w:keepLines/>
-        <w:pBdr>
-          <w:left w:val="single" w:sz="18" w:space="8" w:color="5B3FA6"/>
-        </w:pBdr>
-        <w:ind w:left="120"/>
-      </w:pPr>
-      <w:r>
-        <w:rPr>
-          <w:rFonts w:ascii="Courier New" w:eastAsia="Courier New" w:hAnsi="Courier New" w:cs="Courier New"/>
-          <w:color w:val="222222"/>
-          <w:sz w:val="17"/>
-          <w:szCs w:val="17"/>
-        </w:rPr>
-        <w:t>E |--12---------15--------------------|</w:t>
-      </w:r>
-    </w:p>
-    <w:p>
-      <w:pPr>
+        <w:t>Lick 1 · down and back up · lands on E</w:t>
+      </w:r>
+    </w:p>
+    <w:p>
+      <w:pPr>
+        <w:keepNext/>
+        <w:keepLines/>
+        <w:pBdr>
+          <w:left w:val="single" w:sz="18" w:space="8" w:color="5B3FA6"/>
+        </w:pBdr>
+        <w:ind w:left="120"/>
+      </w:pPr>
+      <w:r>
+        <w:rPr>
+          <w:rFonts w:ascii="Courier New" w:eastAsia="Courier New" w:hAnsi="Courier New" w:cs="Courier New"/>
+          <w:color w:val="222222"/>
+          <w:sz w:val="17"/>
+          <w:szCs w:val="17"/>
+        </w:rPr>
+        <w:t xml:space="preserve">     G    E    D    E</w:t>
+      </w:r>
+    </w:p>
+    <w:p>
+      <w:pPr>
+        <w:keepNext/>
+        <w:keepLines/>
+        <w:pBdr>
+          <w:left w:val="single" w:sz="18" w:space="8" w:color="5B3FA6"/>
+        </w:pBdr>
+        <w:ind w:left="120"/>
+      </w:pPr>
+      <w:r>
+        <w:rPr>
+          <w:rFonts w:ascii="Courier New" w:eastAsia="Courier New" w:hAnsi="Courier New" w:cs="Courier New"/>
+          <w:color w:val="222222"/>
+          <w:sz w:val="17"/>
+          <w:szCs w:val="17"/>
+        </w:rPr>
+        <w:t>e |--</w:t>
+      </w:r>
+      <w:r>
+        <w:rPr>
+          <w:rFonts w:ascii="Courier New" w:eastAsia="Courier New" w:hAnsi="Courier New" w:cs="Courier New"/>
+          <w:b/>
+          <w:bCs/>
+          <w:color w:val="5B3FA6"/>
+          <w:sz w:val="17"/>
+          <w:szCs w:val="17"/>
+        </w:rPr>
+        <w:t>15</w:t>
+      </w:r>
+      <w:r>
+        <w:rPr>
+          <w:rFonts w:ascii="Courier New" w:eastAsia="Courier New" w:hAnsi="Courier New" w:cs="Courier New"/>
+          <w:color w:val="222222"/>
+          <w:sz w:val="17"/>
+          <w:szCs w:val="17"/>
+        </w:rPr>
+        <w:t>---</w:t>
+      </w:r>
+      <w:r>
+        <w:rPr>
+          <w:rFonts w:ascii="Courier New" w:eastAsia="Courier New" w:hAnsi="Courier New" w:cs="Courier New"/>
+          <w:b/>
+          <w:bCs/>
+          <w:color w:val="5B3FA6"/>
+          <w:sz w:val="17"/>
+          <w:szCs w:val="17"/>
+        </w:rPr>
+        <w:t>12</w:t>
+      </w:r>
+      <w:r>
+        <w:rPr>
+          <w:rFonts w:ascii="Courier New" w:eastAsia="Courier New" w:hAnsi="Courier New" w:cs="Courier New"/>
+          <w:color w:val="222222"/>
+          <w:sz w:val="17"/>
+          <w:szCs w:val="17"/>
+        </w:rPr>
+        <w:t>--------</w:t>
+      </w:r>
+      <w:r>
+        <w:rPr>
+          <w:rFonts w:ascii="Courier New" w:eastAsia="Courier New" w:hAnsi="Courier New" w:cs="Courier New"/>
+          <w:b/>
+          <w:bCs/>
+          <w:color w:val="5B3FA6"/>
+          <w:sz w:val="17"/>
+          <w:szCs w:val="17"/>
+        </w:rPr>
+        <w:t>12</w:t>
+      </w:r>
+      <w:r>
+        <w:rPr>
+          <w:rFonts w:ascii="Courier New" w:eastAsia="Courier New" w:hAnsi="Courier New" w:cs="Courier New"/>
+          <w:color w:val="222222"/>
+          <w:sz w:val="17"/>
+          <w:szCs w:val="17"/>
+        </w:rPr>
+        <w:t>-|</w:t>
+      </w:r>
+    </w:p>
+    <w:p>
+      <w:pPr>
+        <w:keepNext/>
+        <w:keepLines/>
+        <w:pBdr>
+          <w:left w:val="single" w:sz="18" w:space="8" w:color="5B3FA6"/>
+        </w:pBdr>
+        <w:ind w:left="120"/>
+      </w:pPr>
+      <w:r>
+        <w:rPr>
+          <w:rFonts w:ascii="Courier New" w:eastAsia="Courier New" w:hAnsi="Courier New" w:cs="Courier New"/>
+          <w:color w:val="222222"/>
+          <w:sz w:val="17"/>
+          <w:szCs w:val="17"/>
+        </w:rPr>
+        <w:t>B |------------</w:t>
+      </w:r>
+      <w:r>
+        <w:rPr>
+          <w:rFonts w:ascii="Courier New" w:eastAsia="Courier New" w:hAnsi="Courier New" w:cs="Courier New"/>
+          <w:b/>
+          <w:bCs/>
+          <w:color w:val="5B3FA6"/>
+          <w:sz w:val="17"/>
+          <w:szCs w:val="17"/>
+        </w:rPr>
+        <w:t>15</w:t>
+      </w:r>
+      <w:r>
+        <w:rPr>
+          <w:rFonts w:ascii="Courier New" w:eastAsia="Courier New" w:hAnsi="Courier New" w:cs="Courier New"/>
+          <w:color w:val="222222"/>
+          <w:sz w:val="17"/>
+          <w:szCs w:val="17"/>
+        </w:rPr>
+        <w:t>------|</w:t>
+      </w:r>
+    </w:p>
+    <w:p>
+      <w:pPr>
+        <w:keepNext/>
+        <w:keepLines/>
+        <w:pBdr>
+          <w:left w:val="single" w:sz="18" w:space="8" w:color="5B3FA6"/>
+        </w:pBdr>
+        <w:ind w:left="120"/>
+      </w:pPr>
+      <w:r>
+        <w:rPr>
+          <w:rFonts w:ascii="Courier New" w:eastAsia="Courier New" w:hAnsi="Courier New" w:cs="Courier New"/>
+          <w:color w:val="222222"/>
+          <w:sz w:val="17"/>
+          <w:szCs w:val="17"/>
+        </w:rPr>
+        <w:t>G |--------------------|</w:t>
+      </w:r>
+    </w:p>
+    <w:p>
+      <w:pPr>
+        <w:keepNext/>
+        <w:keepLines/>
+        <w:pBdr>
+          <w:left w:val="single" w:sz="18" w:space="8" w:color="5B3FA6"/>
+        </w:pBdr>
+        <w:ind w:left="120"/>
+      </w:pPr>
+      <w:r>
+        <w:rPr>
+          <w:rFonts w:ascii="Courier New" w:eastAsia="Courier New" w:hAnsi="Courier New" w:cs="Courier New"/>
+          <w:color w:val="222222"/>
+          <w:sz w:val="17"/>
+          <w:szCs w:val="17"/>
+        </w:rPr>
+        <w:t>D |--------------------|</w:t>
+      </w:r>
+    </w:p>
+    <w:p>
+      <w:pPr>
+        <w:keepNext/>
+        <w:keepLines/>
+        <w:pBdr>
+          <w:left w:val="single" w:sz="18" w:space="8" w:color="5B3FA6"/>
+        </w:pBdr>
+        <w:ind w:left="120"/>
+      </w:pPr>
+      <w:r>
+        <w:rPr>
+          <w:rFonts w:ascii="Courier New" w:eastAsia="Courier New" w:hAnsi="Courier New" w:cs="Courier New"/>
+          <w:color w:val="222222"/>
+          <w:sz w:val="17"/>
+          <w:szCs w:val="17"/>
+        </w:rPr>
+        <w:t>A |--------------------|</w:t>
+      </w:r>
+    </w:p>
+    <w:p>
+      <w:pPr>
+        <w:keepNext/>
+        <w:keepLines/>
+        <w:pBdr>
+          <w:left w:val="single" w:sz="18" w:space="8" w:color="5B3FA6"/>
+        </w:pBdr>
+        <w:ind w:left="120"/>
+      </w:pPr>
+      <w:r>
+        <w:rPr>
+          <w:rFonts w:ascii="Courier New" w:eastAsia="Courier New" w:hAnsi="Courier New" w:cs="Courier New"/>
+          <w:color w:val="222222"/>
+          <w:sz w:val="17"/>
+          <w:szCs w:val="17"/>
+        </w:rPr>
+        <w:t>E |--------------------|</w:t>
+      </w:r>
+    </w:p>
+    <w:p>
+      <w:pPr>
+        <w:keepNext/>
+        <w:spacing w:after="60"/>
+      </w:pPr>
+    </w:p>
+    <w:p>
+      <w:pPr>
+        <w:keepNext/>
+        <w:pBdr>
+          <w:left w:val="single" w:sz="18" w:space="8" w:color="5B3FA6"/>
+        </w:pBdr>
+        <w:spacing w:before="80" w:after="60"/>
+        <w:ind w:left="120"/>
+      </w:pPr>
+      <w:r>
+        <w:rPr>
+          <w:b/>
+          <w:bCs/>
+          <w:color w:val="5B3FA6"/>
+          <w:sz w:val="18"/>
+          <w:szCs w:val="18"/>
+        </w:rPr>
+        <w:t>Lick 2 · ascending · lands on E</w:t>
+      </w:r>
+    </w:p>
+    <w:p>
+      <w:pPr>
+        <w:keepNext/>
+        <w:keepLines/>
+        <w:pBdr>
+          <w:left w:val="single" w:sz="18" w:space="8" w:color="5B3FA6"/>
+        </w:pBdr>
+        <w:ind w:left="120"/>
+      </w:pPr>
+      <w:r>
+        <w:rPr>
+          <w:rFonts w:ascii="Courier New" w:eastAsia="Courier New" w:hAnsi="Courier New" w:cs="Courier New"/>
+          <w:color w:val="222222"/>
+          <w:sz w:val="17"/>
+          <w:szCs w:val="17"/>
+        </w:rPr>
+        <w:t xml:space="preserve">     A    B    D    E</w:t>
+      </w:r>
+    </w:p>
+    <w:p>
+      <w:pPr>
+        <w:keepNext/>
+        <w:keepLines/>
+        <w:pBdr>
+          <w:left w:val="single" w:sz="18" w:space="8" w:color="5B3FA6"/>
+        </w:pBdr>
+        <w:ind w:left="120"/>
+      </w:pPr>
+      <w:r>
+        <w:rPr>
+          <w:rFonts w:ascii="Courier New" w:eastAsia="Courier New" w:hAnsi="Courier New" w:cs="Courier New"/>
+          <w:color w:val="222222"/>
+          <w:sz w:val="17"/>
+          <w:szCs w:val="17"/>
+        </w:rPr>
+        <w:t>e |--------------------|</w:t>
+      </w:r>
+    </w:p>
+    <w:p>
+      <w:pPr>
+        <w:keepNext/>
+        <w:keepLines/>
+        <w:pBdr>
+          <w:left w:val="single" w:sz="18" w:space="8" w:color="5B3FA6"/>
+        </w:pBdr>
+        <w:ind w:left="120"/>
+      </w:pPr>
+      <w:r>
+        <w:rPr>
+          <w:rFonts w:ascii="Courier New" w:eastAsia="Courier New" w:hAnsi="Courier New" w:cs="Courier New"/>
+          <w:color w:val="222222"/>
+          <w:sz w:val="17"/>
+          <w:szCs w:val="17"/>
+        </w:rPr>
+        <w:t>B |--------------------|</w:t>
+      </w:r>
+    </w:p>
+    <w:p>
+      <w:pPr>
+        <w:keepNext/>
+        <w:keepLines/>
+        <w:pBdr>
+          <w:left w:val="single" w:sz="18" w:space="8" w:color="5B3FA6"/>
+        </w:pBdr>
+        <w:ind w:left="120"/>
+      </w:pPr>
+      <w:r>
+        <w:rPr>
+          <w:rFonts w:ascii="Courier New" w:eastAsia="Courier New" w:hAnsi="Courier New" w:cs="Courier New"/>
+          <w:color w:val="222222"/>
+          <w:sz w:val="17"/>
+          <w:szCs w:val="17"/>
+        </w:rPr>
+        <w:t>G |--------------------|</w:t>
+      </w:r>
+    </w:p>
+    <w:p>
+      <w:pPr>
+        <w:keepNext/>
+        <w:keepLines/>
+        <w:pBdr>
+          <w:left w:val="single" w:sz="18" w:space="8" w:color="5B3FA6"/>
+        </w:pBdr>
+        <w:ind w:left="120"/>
+      </w:pPr>
+      <w:r>
+        <w:rPr>
+          <w:rFonts w:ascii="Courier New" w:eastAsia="Courier New" w:hAnsi="Courier New" w:cs="Courier New"/>
+          <w:color w:val="222222"/>
+          <w:sz w:val="17"/>
+          <w:szCs w:val="17"/>
+        </w:rPr>
+        <w:t>D |------------</w:t>
+      </w:r>
+      <w:r>
+        <w:rPr>
+          <w:rFonts w:ascii="Courier New" w:eastAsia="Courier New" w:hAnsi="Courier New" w:cs="Courier New"/>
+          <w:b/>
+          <w:bCs/>
+          <w:color w:val="5B3FA6"/>
+          <w:sz w:val="17"/>
+          <w:szCs w:val="17"/>
+        </w:rPr>
+        <w:t>12</w:t>
+      </w:r>
+      <w:r>
+        <w:rPr>
+          <w:rFonts w:ascii="Courier New" w:eastAsia="Courier New" w:hAnsi="Courier New" w:cs="Courier New"/>
+          <w:color w:val="222222"/>
+          <w:sz w:val="17"/>
+          <w:szCs w:val="17"/>
+        </w:rPr>
+        <w:t>---</w:t>
+      </w:r>
+      <w:r>
+        <w:rPr>
+          <w:rFonts w:ascii="Courier New" w:eastAsia="Courier New" w:hAnsi="Courier New" w:cs="Courier New"/>
+          <w:b/>
+          <w:bCs/>
+          <w:color w:val="5B3FA6"/>
+          <w:sz w:val="17"/>
+          <w:szCs w:val="17"/>
+        </w:rPr>
+        <w:t>14</w:t>
+      </w:r>
+      <w:r>
+        <w:rPr>
+          <w:rFonts w:ascii="Courier New" w:eastAsia="Courier New" w:hAnsi="Courier New" w:cs="Courier New"/>
+          <w:color w:val="222222"/>
+          <w:sz w:val="17"/>
+          <w:szCs w:val="17"/>
+        </w:rPr>
+        <w:t>-|</w:t>
+      </w:r>
+    </w:p>
+    <w:p>
+      <w:pPr>
+        <w:keepNext/>
+        <w:keepLines/>
+        <w:pBdr>
+          <w:left w:val="single" w:sz="18" w:space="8" w:color="5B3FA6"/>
+        </w:pBdr>
+        <w:ind w:left="120"/>
+      </w:pPr>
+      <w:r>
+        <w:rPr>
+          <w:rFonts w:ascii="Courier New" w:eastAsia="Courier New" w:hAnsi="Courier New" w:cs="Courier New"/>
+          <w:color w:val="222222"/>
+          <w:sz w:val="17"/>
+          <w:szCs w:val="17"/>
+        </w:rPr>
+        <w:t>A |--</w:t>
+      </w:r>
+      <w:r>
+        <w:rPr>
+          <w:rFonts w:ascii="Courier New" w:eastAsia="Courier New" w:hAnsi="Courier New" w:cs="Courier New"/>
+          <w:b/>
+          <w:bCs/>
+          <w:color w:val="5B3FA6"/>
+          <w:sz w:val="17"/>
+          <w:szCs w:val="17"/>
+        </w:rPr>
+        <w:t>12</w:t>
+      </w:r>
+      <w:r>
+        <w:rPr>
+          <w:rFonts w:ascii="Courier New" w:eastAsia="Courier New" w:hAnsi="Courier New" w:cs="Courier New"/>
+          <w:color w:val="222222"/>
+          <w:sz w:val="17"/>
+          <w:szCs w:val="17"/>
+        </w:rPr>
+        <w:t>---</w:t>
+      </w:r>
+      <w:r>
+        <w:rPr>
+          <w:rFonts w:ascii="Courier New" w:eastAsia="Courier New" w:hAnsi="Courier New" w:cs="Courier New"/>
+          <w:b/>
+          <w:bCs/>
+          <w:color w:val="5B3FA6"/>
+          <w:sz w:val="17"/>
+          <w:szCs w:val="17"/>
+        </w:rPr>
+        <w:t>14</w:t>
+      </w:r>
+      <w:r>
+        <w:rPr>
+          <w:rFonts w:ascii="Courier New" w:eastAsia="Courier New" w:hAnsi="Courier New" w:cs="Courier New"/>
+          <w:color w:val="222222"/>
+          <w:sz w:val="17"/>
+          <w:szCs w:val="17"/>
+        </w:rPr>
+        <w:t>-----------|</w:t>
+      </w:r>
+    </w:p>
+    <w:p>
+      <w:pPr>
+        <w:keepNext/>
+        <w:keepLines/>
+        <w:pBdr>
+          <w:left w:val="single" w:sz="18" w:space="8" w:color="5B3FA6"/>
+        </w:pBdr>
+        <w:ind w:left="120"/>
+      </w:pPr>
+      <w:r>
+        <w:rPr>
+          <w:rFonts w:ascii="Courier New" w:eastAsia="Courier New" w:hAnsi="Courier New" w:cs="Courier New"/>
+          <w:color w:val="222222"/>
+          <w:sz w:val="17"/>
+          <w:szCs w:val="17"/>
+        </w:rPr>
+        <w:t>E</w:t>
+      </w:r>
+      <w:r>
+        <w:rPr>
+          <w:rFonts w:ascii="Courier New" w:eastAsia="Courier New" w:hAnsi="Courier New" w:cs="Courier New"/>
+          <w:color w:val="222222"/>
+          <w:sz w:val="17"/>
+          <w:szCs w:val="17"/>
+        </w:rPr>
+        <w:t xml:space="preserve"> |--------------------|</w:t>
+      </w:r>
+    </w:p>
+    <w:p>
+      <w:pPr>
+        <w:keepNext/>
         <w:spacing w:after="60"/>
       </w:pPr>
     </w:p>
@@ -2773,25 +4189,7 @@
         <w:rPr>
           <w:color w:val="222222"/>
         </w:rPr>
-        <w:t>Improvise 4 bars in the open position.</w:t>
-      </w:r>
-    </w:p>
-    <w:p>
-      <w:pPr>
-        <w:keepNext/>
-        <w:keepLines/>
-        <w:pBdr>
-          <w:left w:val="single" w:sz="18" w:space="8" w:color="5B3FA6"/>
-        </w:pBdr>
-        <w:shd w:val="clear" w:color="auto" w:fill="EFEBF8"/>
-        <w:spacing w:after="20"/>
-        <w:ind w:left="120"/>
-      </w:pPr>
-      <w:r>
-        <w:rPr>
-          <w:color w:val="222222"/>
-        </w:rPr>
-        <w:t>Then 4 more at fret 12 — same pattern, one octave up.</w:t>
+        <w:t>Learn each lick exactly.</w:t>
       </w:r>
     </w:p>
     <w:p>
@@ -2808,33 +4206,44 @@
         <w:rPr>
           <w:color w:val="222222"/>
         </w:rPr>
-        <w:t>Phrases with space, landing on E in each register.</w:t>
-      </w:r>
-    </w:p>
-    <w:p>
-      <w:pPr>
-        <w:keepNext/>
-        <w:spacing w:before="120" w:after="60"/>
-      </w:pPr>
-      <w:r>
-        <w:rPr>
-          <w:b/>
-          <w:bCs/>
-          <w:color w:val="5B3FA6"/>
-          <w:sz w:val="23"/>
-          <w:szCs w:val="23"/>
-        </w:rPr>
-        <w:t xml:space="preserve">Rung 2 · </w:t>
-      </w:r>
-      <w:r>
-        <w:rPr>
-          <w:b/>
-          <w:bCs/>
-          <w:color w:val="222222"/>
-          <w:sz w:val="23"/>
-          <w:szCs w:val="23"/>
-        </w:rPr>
-        <w:t>The two-octave climb</w:t>
+        <w:t>Then change one note, or change the rhythm.</w:t>
+      </w:r>
+    </w:p>
+    <w:p>
+      <w:pPr>
+        <w:spacing w:after="120"/>
+        <w:ind w:left="120"/>
+      </w:pPr>
+      <w:r>
+        <w:rPr>
+          <w:b/>
+          <w:bCs/>
+          <w:color w:val="5B3FA6"/>
+        </w:rPr>
+        <w:t xml:space="preserve">You've got it when: </w:t>
+      </w:r>
+      <w:r>
+        <w:rPr>
+          <w:color w:val="222222"/>
+        </w:rPr>
+        <w:t>You've climbed all 4 rungs — dress-ups and licks in your solos.</w:t>
+      </w:r>
+    </w:p>
+    <w:p>
+      <w:pPr>
+        <w:keepNext/>
+        <w:spacing w:before="60" w:after="30"/>
+      </w:pPr>
+      <w:r>
+        <w:rPr>
+          <w:b/>
+          <w:bCs/>
+          <w:color w:val="5B3FA6"/>
+          <w:sz w:val="22"/>
+          <w:szCs w:val="22"/>
+        </w:rPr>
+        <w:lastRenderedPageBreak/>
+        <w:t>Level up</w:t>
       </w:r>
     </w:p>
     <w:p>
@@ -2845,71 +4254,9 @@
       </w:pPr>
       <w:r>
         <w:rPr>
-          <w:b/>
-          <w:bCs/>
-          <w:color w:val="5B3FA6"/>
-          <w:sz w:val="22"/>
-          <w:szCs w:val="22"/>
-        </w:rPr>
-        <w:t xml:space="preserve">1.  </w:t>
-      </w:r>
-      <w:r>
-        <w:rPr>
-          <w:color w:val="222222"/>
-          <w:sz w:val="22"/>
-          <w:szCs w:val="22"/>
-        </w:rPr>
-        <w:t>Climb the open box from the low E string to the high e string.</w:t>
-      </w:r>
-    </w:p>
-    <w:p>
-      <w:pPr>
-        <w:keepNext/>
-        <w:spacing w:after="40"/>
-        <w:ind w:left="360"/>
-      </w:pPr>
-      <w:r>
-        <w:rPr>
-          <w:b/>
-          <w:bCs/>
-          <w:color w:val="5B3FA6"/>
-          <w:sz w:val="22"/>
-          <w:szCs w:val="22"/>
-        </w:rPr>
-        <w:t xml:space="preserve">2.  </w:t>
-      </w:r>
-      <w:r>
-        <w:rPr>
-          <w:color w:val="222222"/>
-          <w:sz w:val="22"/>
-          <w:szCs w:val="22"/>
-        </w:rPr>
-        <w:t>Make the exact same climb at fret 12.</w:t>
-      </w:r>
-    </w:p>
-    <w:p>
-      <w:pPr>
-        <w:keepNext/>
-        <w:spacing w:after="40"/>
-        <w:ind w:left="360"/>
-      </w:pPr>
-      <w:r>
-        <w:rPr>
-          <w:b/>
-          <w:bCs/>
-          <w:color w:val="5B3FA6"/>
-          <w:sz w:val="22"/>
-          <w:szCs w:val="22"/>
-        </w:rPr>
-        <w:t xml:space="preserve">3.  </w:t>
-      </w:r>
-      <w:r>
-        <w:rPr>
-          <w:color w:val="222222"/>
-          <w:sz w:val="22"/>
-          <w:szCs w:val="22"/>
-        </w:rPr>
-        <w:t>Connect them: climb the open box, jump to fret 12, and keep climbing without stopping — one run, two octaves.</w:t>
+          <w:color w:val="222222"/>
+        </w:rPr>
+        <w:t>Slide from the open box to the fret 12 box in the middle of a phrase.</w:t>
       </w:r>
     </w:p>
     <w:p>
@@ -2929,278 +4276,45 @@
           <w:sz w:val="18"/>
           <w:szCs w:val="18"/>
         </w:rPr>
-        <w:t>The climb · E minor pentatonic, open position (then repeat at fret 12)</w:t>
-      </w:r>
-    </w:p>
-    <w:p>
-      <w:pPr>
-        <w:keepNext/>
-        <w:keepLines/>
-        <w:pBdr>
-          <w:left w:val="single" w:sz="18" w:space="8" w:color="5B3FA6"/>
-        </w:pBdr>
-        <w:ind w:left="120"/>
-      </w:pPr>
-      <w:r>
-        <w:rPr>
-          <w:rFonts w:ascii="Courier New" w:eastAsia="Courier New" w:hAnsi="Courier New" w:cs="Courier New"/>
-          <w:color w:val="222222"/>
-          <w:sz w:val="17"/>
-          <w:szCs w:val="17"/>
-        </w:rPr>
-        <w:t>e |------------------------------------------0---3-|</w:t>
-      </w:r>
-    </w:p>
-    <w:p>
-      <w:pPr>
-        <w:keepNext/>
-        <w:keepLines/>
-        <w:pBdr>
-          <w:left w:val="single" w:sz="18" w:space="8" w:color="5B3FA6"/>
-        </w:pBdr>
-        <w:ind w:left="120"/>
-      </w:pPr>
-      <w:r>
-        <w:rPr>
-          <w:rFonts w:ascii="Courier New" w:eastAsia="Courier New" w:hAnsi="Courier New" w:cs="Courier New"/>
-          <w:color w:val="222222"/>
-          <w:sz w:val="17"/>
-          <w:szCs w:val="17"/>
-        </w:rPr>
-        <w:t>B |-------------------</w:t>
-      </w:r>
-      <w:r>
-        <w:rPr>
-          <w:rFonts w:ascii="Courier New" w:eastAsia="Courier New" w:hAnsi="Courier New" w:cs="Courier New"/>
-          <w:color w:val="222222"/>
-          <w:sz w:val="17"/>
-          <w:szCs w:val="17"/>
-        </w:rPr>
-        <w:t>---------------0---3---------|</w:t>
-      </w:r>
-    </w:p>
-    <w:p>
-      <w:pPr>
-        <w:keepNext/>
-        <w:keepLines/>
-        <w:pBdr>
-          <w:left w:val="single" w:sz="18" w:space="8" w:color="5B3FA6"/>
-        </w:pBdr>
-        <w:ind w:left="120"/>
-      </w:pPr>
-      <w:r>
-        <w:rPr>
-          <w:rFonts w:ascii="Courier New" w:eastAsia="Courier New" w:hAnsi="Courier New" w:cs="Courier New"/>
-          <w:color w:val="222222"/>
-          <w:sz w:val="17"/>
-          <w:szCs w:val="17"/>
-        </w:rPr>
-        <w:t>G |--------------------------0---2-----------------|</w:t>
-      </w:r>
-    </w:p>
-    <w:p>
-      <w:pPr>
-        <w:keepNext/>
-        <w:keepLines/>
-        <w:pBdr>
-          <w:left w:val="single" w:sz="18" w:space="8" w:color="5B3FA6"/>
-        </w:pBdr>
-        <w:ind w:left="120"/>
-      </w:pPr>
-      <w:r>
-        <w:rPr>
-          <w:rFonts w:ascii="Courier New" w:eastAsia="Courier New" w:hAnsi="Courier New" w:cs="Courier New"/>
-          <w:color w:val="222222"/>
-          <w:sz w:val="17"/>
-          <w:szCs w:val="17"/>
-        </w:rPr>
-        <w:t>D |------------------0---2-------------------------|</w:t>
-      </w:r>
-    </w:p>
-    <w:p>
-      <w:pPr>
-        <w:keepNext/>
-        <w:keepLines/>
-        <w:pBdr>
-          <w:left w:val="single" w:sz="18" w:space="8" w:color="5B3FA6"/>
-        </w:pBdr>
-        <w:ind w:left="120"/>
-      </w:pPr>
-      <w:r>
-        <w:rPr>
-          <w:rFonts w:ascii="Courier New" w:eastAsia="Courier New" w:hAnsi="Courier New" w:cs="Courier New"/>
-          <w:color w:val="222222"/>
-          <w:sz w:val="17"/>
-          <w:szCs w:val="17"/>
-        </w:rPr>
-        <w:t>A |----------0---2---------------------------------|</w:t>
-      </w:r>
-    </w:p>
-    <w:p>
-      <w:pPr>
-        <w:keepLines/>
-        <w:pBdr>
-          <w:left w:val="single" w:sz="18" w:space="8" w:color="5B3FA6"/>
-        </w:pBdr>
-        <w:ind w:left="120"/>
-      </w:pPr>
-      <w:r>
-        <w:rPr>
-          <w:rFonts w:ascii="Courier New" w:eastAsia="Courier New" w:hAnsi="Courier New" w:cs="Courier New"/>
-          <w:color w:val="222222"/>
-          <w:sz w:val="17"/>
-          <w:szCs w:val="17"/>
-        </w:rPr>
-        <w:t>E |--0---3-----------------------------------------|</w:t>
-      </w:r>
-    </w:p>
-    <w:p>
-      <w:pPr>
-        <w:spacing w:after="60"/>
-      </w:pPr>
-    </w:p>
-    <w:p>
-      <w:pPr>
-        <w:keepNext/>
-        <w:spacing w:before="120" w:after="60"/>
-      </w:pPr>
-      <w:r>
-        <w:rPr>
-          <w:b/>
-          <w:bCs/>
-          <w:color w:val="5B3FA6"/>
-          <w:sz w:val="23"/>
-          <w:szCs w:val="23"/>
-        </w:rPr>
-        <w:lastRenderedPageBreak/>
-        <w:t xml:space="preserve">Rung 3 · </w:t>
-      </w:r>
-      <w:r>
-        <w:rPr>
-          <w:b/>
-          <w:bCs/>
-          <w:color w:val="222222"/>
-          <w:sz w:val="23"/>
-          <w:szCs w:val="23"/>
-        </w:rPr>
-        <w:t>Hammer-ons and slides</w:t>
-      </w:r>
-    </w:p>
-    <w:p>
-      <w:pPr>
-        <w:keepNext/>
-        <w:spacing w:after="40"/>
-        <w:ind w:left="360"/>
-      </w:pPr>
-      <w:r>
-        <w:rPr>
-          <w:b/>
-          <w:bCs/>
-          <w:color w:val="5B3FA6"/>
-          <w:sz w:val="22"/>
-          <w:szCs w:val="22"/>
-        </w:rPr>
-        <w:t xml:space="preserve">1.  </w:t>
-      </w:r>
-      <w:r>
-        <w:rPr>
-          <w:color w:val="222222"/>
-          <w:sz w:val="22"/>
-          <w:szCs w:val="22"/>
-        </w:rPr>
-        <w:t>Hammer-on (h): pick the first note, then tap the higher fret hard with your ring finger — two notes, one pick.</w:t>
-      </w:r>
-    </w:p>
-    <w:p>
-      <w:pPr>
-        <w:keepNext/>
-        <w:spacing w:after="40"/>
-        <w:ind w:left="360"/>
-      </w:pPr>
-      <w:r>
-        <w:rPr>
-          <w:b/>
-          <w:bCs/>
-          <w:color w:val="5B3FA6"/>
-          <w:sz w:val="22"/>
-          <w:szCs w:val="22"/>
-        </w:rPr>
-        <w:t xml:space="preserve">2.  </w:t>
-      </w:r>
-      <w:r>
-        <w:rPr>
-          <w:color w:val="222222"/>
-          <w:sz w:val="22"/>
-          <w:szCs w:val="22"/>
-        </w:rPr>
-        <w:t>Slide (/): pick once, keep pressing, glide up.</w:t>
-      </w:r>
-    </w:p>
-    <w:p>
-      <w:pPr>
-        <w:keepNext/>
-        <w:pBdr>
-          <w:left w:val="single" w:sz="18" w:space="8" w:color="5B3FA6"/>
-        </w:pBdr>
-        <w:spacing w:before="80" w:after="60"/>
-        <w:ind w:left="120"/>
-      </w:pPr>
-      <w:r>
-        <w:rPr>
-          <w:b/>
-          <w:bCs/>
-          <w:color w:val="5B3FA6"/>
-          <w:sz w:val="18"/>
-          <w:szCs w:val="18"/>
-        </w:rPr>
-        <w:t>Dress-ups · h = hammer-on · / = slide · fret-12 box</w:t>
-      </w:r>
-    </w:p>
-    <w:p>
-      <w:pPr>
-        <w:keepNext/>
-        <w:keepLines/>
-        <w:pBdr>
-          <w:left w:val="single" w:sz="18" w:space="8" w:color="5B3FA6"/>
-        </w:pBdr>
-        <w:ind w:left="120"/>
-      </w:pPr>
-      <w:r>
-        <w:rPr>
-          <w:rFonts w:ascii="Courier New" w:eastAsia="Courier New" w:hAnsi="Courier New" w:cs="Courier New"/>
-          <w:color w:val="222222"/>
-          <w:sz w:val="17"/>
-          <w:szCs w:val="17"/>
-        </w:rPr>
-        <w:t xml:space="preserve">     D  E      G</w:t>
-      </w:r>
-      <w:r>
-        <w:rPr>
-          <w:rFonts w:ascii="Courier New" w:eastAsia="Courier New" w:hAnsi="Courier New" w:cs="Courier New"/>
-          <w:color w:val="222222"/>
-          <w:sz w:val="17"/>
-          <w:szCs w:val="17"/>
-        </w:rPr>
-        <w:t xml:space="preserve">  A       D  E      E</w:t>
-      </w:r>
-    </w:p>
-    <w:p>
-      <w:pPr>
-        <w:keepNext/>
-        <w:keepLines/>
-        <w:pBdr>
-          <w:left w:val="single" w:sz="18" w:space="8" w:color="5B3FA6"/>
-        </w:pBdr>
-        <w:ind w:left="120"/>
-      </w:pPr>
-      <w:r>
-        <w:rPr>
-          <w:rFonts w:ascii="Courier New" w:eastAsia="Courier New" w:hAnsi="Courier New" w:cs="Courier New"/>
-          <w:color w:val="222222"/>
-          <w:sz w:val="17"/>
-          <w:szCs w:val="17"/>
-        </w:rPr>
-        <w:t>e |--------------------|--------------------|</w:t>
+        <w:t>Level up · slide between the two boxes · 2 bars</w:t>
+      </w:r>
+    </w:p>
+    <w:p>
+      <w:pPr>
+        <w:keepNext/>
+        <w:keepLines/>
+        <w:pBdr>
+          <w:left w:val="single" w:sz="18" w:space="8" w:color="5B3FA6"/>
+        </w:pBdr>
+        <w:ind w:left="120"/>
+      </w:pPr>
+      <w:r>
+        <w:rPr>
+          <w:rFonts w:ascii="Courier New" w:eastAsia="Courier New" w:hAnsi="Courier New" w:cs="Courier New"/>
+          <w:color w:val="222222"/>
+          <w:sz w:val="17"/>
+          <w:szCs w:val="17"/>
+        </w:rPr>
+        <w:t xml:space="preserve">      E     A     A/A            E     A     E</w:t>
+      </w:r>
+    </w:p>
+    <w:p>
+      <w:pPr>
+        <w:keepNext/>
+        <w:keepLines/>
+        <w:pBdr>
+          <w:left w:val="single" w:sz="18" w:space="8" w:color="5B3FA6"/>
+        </w:pBdr>
+        <w:ind w:left="120"/>
+      </w:pPr>
+      <w:r>
+        <w:rPr>
+          <w:rFonts w:ascii="Courier New" w:eastAsia="Courier New" w:hAnsi="Courier New" w:cs="Courier New"/>
+          <w:color w:val="222222"/>
+          <w:sz w:val="17"/>
+          <w:szCs w:val="17"/>
+        </w:rPr>
+        <w:t>e |--------------------|--------------12----|</w:t>
       </w:r>
     </w:p>
     <w:p>
@@ -3238,166 +4352,26 @@
           <w:sz w:val="17"/>
           <w:szCs w:val="17"/>
         </w:rPr>
-        <w:t>G |------------</w:t>
-      </w:r>
-      <w:r>
-        <w:rPr>
-          <w:rFonts w:ascii="Courier New" w:eastAsia="Courier New" w:hAnsi="Courier New" w:cs="Courier New"/>
-          <w:b/>
-          <w:bCs/>
-          <w:color w:val="5B3FA6"/>
-          <w:sz w:val="17"/>
-          <w:szCs w:val="17"/>
-        </w:rPr>
-        <w:t>12</w:t>
-      </w:r>
-      <w:r>
-        <w:rPr>
-          <w:rFonts w:ascii="Courier New" w:eastAsia="Courier New" w:hAnsi="Courier New" w:cs="Courier New"/>
-          <w:color w:val="222222"/>
-          <w:sz w:val="17"/>
-          <w:szCs w:val="17"/>
-        </w:rPr>
-        <w:t>h</w:t>
-      </w:r>
-      <w:r>
-        <w:rPr>
-          <w:rFonts w:ascii="Courier New" w:eastAsia="Courier New" w:hAnsi="Courier New" w:cs="Courier New"/>
-          <w:b/>
-          <w:bCs/>
-          <w:color w:val="5B3FA6"/>
-          <w:sz w:val="17"/>
-          <w:szCs w:val="17"/>
-        </w:rPr>
-        <w:t>14</w:t>
-      </w:r>
-      <w:r>
-        <w:rPr>
-          <w:rFonts w:ascii="Courier New" w:eastAsia="Courier New" w:hAnsi="Courier New" w:cs="Courier New"/>
-          <w:color w:val="222222"/>
-          <w:sz w:val="17"/>
-          <w:szCs w:val="17"/>
-        </w:rPr>
-        <w:t>---|--------------------|</w:t>
-      </w:r>
-    </w:p>
-    <w:p>
-      <w:pPr>
-        <w:keepNext/>
-        <w:keepLines/>
-        <w:pBdr>
-          <w:left w:val="single" w:sz="18" w:space="8" w:color="5B3FA6"/>
-        </w:pBdr>
-        <w:ind w:left="120"/>
-      </w:pPr>
-      <w:r>
-        <w:rPr>
-          <w:rFonts w:ascii="Courier New" w:eastAsia="Courier New" w:hAnsi="Courier New" w:cs="Courier New"/>
-          <w:color w:val="222222"/>
-          <w:sz w:val="17"/>
-          <w:szCs w:val="17"/>
-        </w:rPr>
-        <w:t>D |--</w:t>
-      </w:r>
-      <w:r>
-        <w:rPr>
-          <w:rFonts w:ascii="Courier New" w:eastAsia="Courier New" w:hAnsi="Courier New" w:cs="Courier New"/>
-          <w:b/>
-          <w:bCs/>
-          <w:color w:val="5B3FA6"/>
-          <w:sz w:val="17"/>
-          <w:szCs w:val="17"/>
-        </w:rPr>
-        <w:t>12</w:t>
-      </w:r>
-      <w:r>
-        <w:rPr>
-          <w:rFonts w:ascii="Courier New" w:eastAsia="Courier New" w:hAnsi="Courier New" w:cs="Courier New"/>
-          <w:color w:val="222222"/>
-          <w:sz w:val="17"/>
-          <w:szCs w:val="17"/>
-        </w:rPr>
-        <w:t>h</w:t>
-      </w:r>
-      <w:r>
-        <w:rPr>
-          <w:rFonts w:ascii="Courier New" w:eastAsia="Courier New" w:hAnsi="Courier New" w:cs="Courier New"/>
-          <w:b/>
-          <w:bCs/>
-          <w:color w:val="5B3FA6"/>
-          <w:sz w:val="17"/>
-          <w:szCs w:val="17"/>
-        </w:rPr>
-        <w:t>14</w:t>
-      </w:r>
-      <w:r>
-        <w:rPr>
-          <w:rFonts w:ascii="Courier New" w:eastAsia="Courier New" w:hAnsi="Courier New" w:cs="Courier New"/>
-          <w:color w:val="222222"/>
-          <w:sz w:val="17"/>
-          <w:szCs w:val="17"/>
-        </w:rPr>
-        <w:t>-------------|--</w:t>
-      </w:r>
-      <w:r>
-        <w:rPr>
-          <w:rFonts w:ascii="Courier New" w:eastAsia="Courier New" w:hAnsi="Courier New" w:cs="Courier New"/>
-          <w:b/>
-          <w:bCs/>
-          <w:color w:val="5B3FA6"/>
-          <w:sz w:val="17"/>
-          <w:szCs w:val="17"/>
-        </w:rPr>
-        <w:t>12</w:t>
-      </w:r>
-      <w:r>
-        <w:rPr>
-          <w:rFonts w:ascii="Courier New" w:eastAsia="Courier New" w:hAnsi="Courier New" w:cs="Courier New"/>
-          <w:color w:val="222222"/>
-          <w:sz w:val="17"/>
-          <w:szCs w:val="17"/>
-        </w:rPr>
-        <w:t>/</w:t>
-      </w:r>
-      <w:r>
-        <w:rPr>
-          <w:rFonts w:ascii="Courier New" w:eastAsia="Courier New" w:hAnsi="Courier New" w:cs="Courier New"/>
-          <w:b/>
-          <w:bCs/>
-          <w:color w:val="5B3FA6"/>
-          <w:sz w:val="17"/>
-          <w:szCs w:val="17"/>
-        </w:rPr>
-        <w:t>14</w:t>
-      </w:r>
-      <w:r>
-        <w:rPr>
-          <w:rFonts w:ascii="Courier New" w:eastAsia="Courier New" w:hAnsi="Courier New" w:cs="Courier New"/>
-          <w:color w:val="222222"/>
-          <w:sz w:val="17"/>
-          <w:szCs w:val="17"/>
-        </w:rPr>
-        <w:t>-----</w:t>
-      </w:r>
-      <w:r>
-        <w:rPr>
-          <w:rFonts w:ascii="Courier New" w:eastAsia="Courier New" w:hAnsi="Courier New" w:cs="Courier New"/>
-          <w:b/>
-          <w:bCs/>
-          <w:color w:val="5B3FA6"/>
-          <w:sz w:val="17"/>
-          <w:szCs w:val="17"/>
-        </w:rPr>
-        <w:t>14</w:t>
-      </w:r>
-      <w:r>
-        <w:rPr>
-          <w:rFonts w:ascii="Courier New" w:eastAsia="Courier New" w:hAnsi="Courier New" w:cs="Courier New"/>
-          <w:color w:val="222222"/>
-          <w:sz w:val="17"/>
-          <w:szCs w:val="17"/>
-        </w:rPr>
-        <w:t>------|</w:t>
+        <w:t>G |--------2-----2/14--|--------14----------|</w:t>
+      </w:r>
+    </w:p>
+    <w:p>
+      <w:pPr>
+        <w:keepNext/>
+        <w:keepLines/>
+        <w:pBdr>
+          <w:left w:val="single" w:sz="18" w:space="8" w:color="5B3FA6"/>
+        </w:pBdr>
+        <w:ind w:left="120"/>
+      </w:pPr>
+      <w:r>
+        <w:rPr>
+          <w:rFonts w:ascii="Courier New" w:eastAsia="Courier New" w:hAnsi="Courier New" w:cs="Courier New"/>
+          <w:color w:val="222222"/>
+          <w:sz w:val="17"/>
+          <w:szCs w:val="17"/>
+        </w:rPr>
+        <w:t>D |--2-----------------|--14----------------|</w:t>
       </w:r>
     </w:p>
     <w:p>
@@ -3421,6 +4395,7 @@
     </w:p>
     <w:p>
       <w:pPr>
+        <w:keepNext/>
         <w:keepLines/>
         <w:pBdr>
           <w:left w:val="single" w:sz="18" w:space="8" w:color="5B3FA6"/>
@@ -3439,914 +4414,7 @@
     </w:p>
     <w:p>
       <w:pPr>
-        <w:spacing w:after="60"/>
-      </w:pPr>
-    </w:p>
-    <w:p>
-      <w:pPr>
-        <w:keepNext/>
-        <w:keepLines/>
-        <w:pBdr>
-          <w:left w:val="single" w:sz="18" w:space="8" w:color="5B3FA6"/>
-        </w:pBdr>
-        <w:shd w:val="clear" w:color="auto" w:fill="EFEBF8"/>
-        <w:spacing w:before="80" w:after="20"/>
-        <w:ind w:left="120"/>
-      </w:pPr>
-      <w:r>
-        <w:rPr>
-          <w:b/>
-          <w:bCs/>
-          <w:color w:val="222222"/>
-        </w:rPr>
-        <w:t xml:space="preserve">Play it: </w:t>
-      </w:r>
-      <w:r>
-        <w:rPr>
-          <w:color w:val="222222"/>
-        </w:rPr>
-        <w:t>Practice each move slowly until the second note sounds clearly.</w:t>
-      </w:r>
-    </w:p>
-    <w:p>
-      <w:pPr>
-        <w:keepLines/>
-        <w:pBdr>
-          <w:left w:val="single" w:sz="18" w:space="8" w:color="5B3FA6"/>
-        </w:pBdr>
-        <w:shd w:val="clear" w:color="auto" w:fill="EFEBF8"/>
-        <w:spacing w:after="120"/>
-        <w:ind w:left="120"/>
-      </w:pPr>
-      <w:r>
-        <w:rPr>
-          <w:color w:val="222222"/>
-        </w:rPr>
-        <w:t>Add them to your Rung 1 phrases.</w:t>
-      </w:r>
-    </w:p>
-    <w:p>
-      <w:pPr>
-        <w:keepNext/>
-        <w:spacing w:before="120" w:after="60"/>
-      </w:pPr>
-      <w:r>
-        <w:rPr>
-          <w:b/>
-          <w:bCs/>
-          <w:color w:val="5B3FA6"/>
-          <w:sz w:val="23"/>
-          <w:szCs w:val="23"/>
-        </w:rPr>
-        <w:t xml:space="preserve">Rung 4 · </w:t>
-      </w:r>
-      <w:r>
-        <w:rPr>
-          <w:b/>
-          <w:bCs/>
-          <w:color w:val="222222"/>
-          <w:sz w:val="23"/>
-          <w:szCs w:val="23"/>
-        </w:rPr>
-        <w:t>Two outro-solo licks</w:t>
-      </w:r>
-    </w:p>
-    <w:p>
-      <w:pPr>
-        <w:keepNext/>
-        <w:spacing w:after="100"/>
-      </w:pPr>
-      <w:r>
-        <w:rPr>
-          <w:color w:val="222222"/>
-          <w:sz w:val="22"/>
-          <w:szCs w:val="22"/>
-        </w:rPr>
-        <w:t>Two licks (short solo phrases) from the same box to start your solos.</w:t>
-      </w:r>
-    </w:p>
-    <w:p>
-      <w:pPr>
-        <w:keepNext/>
-        <w:pBdr>
-          <w:left w:val="single" w:sz="18" w:space="8" w:color="5B3FA6"/>
-        </w:pBdr>
-        <w:spacing w:before="80" w:after="60"/>
-        <w:ind w:left="120"/>
-      </w:pPr>
-      <w:r>
-        <w:rPr>
-          <w:b/>
-          <w:bCs/>
-          <w:color w:val="5B3FA6"/>
-          <w:sz w:val="18"/>
-          <w:szCs w:val="18"/>
-        </w:rPr>
-        <w:t>Lick 1 · down and back up · lands on E</w:t>
-      </w:r>
-    </w:p>
-    <w:p>
-      <w:pPr>
-        <w:keepNext/>
-        <w:keepLines/>
-        <w:pBdr>
-          <w:left w:val="single" w:sz="18" w:space="8" w:color="5B3FA6"/>
-        </w:pBdr>
-        <w:ind w:left="120"/>
-      </w:pPr>
-      <w:r>
-        <w:rPr>
-          <w:rFonts w:ascii="Courier New" w:eastAsia="Courier New" w:hAnsi="Courier New" w:cs="Courier New"/>
-          <w:color w:val="222222"/>
-          <w:sz w:val="17"/>
-          <w:szCs w:val="17"/>
-        </w:rPr>
-        <w:t xml:space="preserve">     G    E    D    E</w:t>
-      </w:r>
-    </w:p>
-    <w:p>
-      <w:pPr>
-        <w:keepNext/>
-        <w:keepLines/>
-        <w:pBdr>
-          <w:left w:val="single" w:sz="18" w:space="8" w:color="5B3FA6"/>
-        </w:pBdr>
-        <w:ind w:left="120"/>
-      </w:pPr>
-      <w:r>
-        <w:rPr>
-          <w:rFonts w:ascii="Courier New" w:eastAsia="Courier New" w:hAnsi="Courier New" w:cs="Courier New"/>
-          <w:color w:val="222222"/>
-          <w:sz w:val="17"/>
-          <w:szCs w:val="17"/>
-        </w:rPr>
-        <w:t>e |--</w:t>
-      </w:r>
-      <w:r>
-        <w:rPr>
-          <w:rFonts w:ascii="Courier New" w:eastAsia="Courier New" w:hAnsi="Courier New" w:cs="Courier New"/>
-          <w:b/>
-          <w:bCs/>
-          <w:color w:val="5B3FA6"/>
-          <w:sz w:val="17"/>
-          <w:szCs w:val="17"/>
-        </w:rPr>
-        <w:t>15</w:t>
-      </w:r>
-      <w:r>
-        <w:rPr>
-          <w:rFonts w:ascii="Courier New" w:eastAsia="Courier New" w:hAnsi="Courier New" w:cs="Courier New"/>
-          <w:color w:val="222222"/>
-          <w:sz w:val="17"/>
-          <w:szCs w:val="17"/>
-        </w:rPr>
-        <w:t>---</w:t>
-      </w:r>
-      <w:r>
-        <w:rPr>
-          <w:rFonts w:ascii="Courier New" w:eastAsia="Courier New" w:hAnsi="Courier New" w:cs="Courier New"/>
-          <w:b/>
-          <w:bCs/>
-          <w:color w:val="5B3FA6"/>
-          <w:sz w:val="17"/>
-          <w:szCs w:val="17"/>
-        </w:rPr>
-        <w:t>12</w:t>
-      </w:r>
-      <w:r>
-        <w:rPr>
-          <w:rFonts w:ascii="Courier New" w:eastAsia="Courier New" w:hAnsi="Courier New" w:cs="Courier New"/>
-          <w:color w:val="222222"/>
-          <w:sz w:val="17"/>
-          <w:szCs w:val="17"/>
-        </w:rPr>
-        <w:t>--------</w:t>
-      </w:r>
-      <w:r>
-        <w:rPr>
-          <w:rFonts w:ascii="Courier New" w:eastAsia="Courier New" w:hAnsi="Courier New" w:cs="Courier New"/>
-          <w:b/>
-          <w:bCs/>
-          <w:color w:val="5B3FA6"/>
-          <w:sz w:val="17"/>
-          <w:szCs w:val="17"/>
-        </w:rPr>
-        <w:t>12</w:t>
-      </w:r>
-      <w:r>
-        <w:rPr>
-          <w:rFonts w:ascii="Courier New" w:eastAsia="Courier New" w:hAnsi="Courier New" w:cs="Courier New"/>
-          <w:color w:val="222222"/>
-          <w:sz w:val="17"/>
-          <w:szCs w:val="17"/>
-        </w:rPr>
-        <w:t>-|</w:t>
-      </w:r>
-    </w:p>
-    <w:p>
-      <w:pPr>
-        <w:keepNext/>
-        <w:keepLines/>
-        <w:pBdr>
-          <w:left w:val="single" w:sz="18" w:space="8" w:color="5B3FA6"/>
-        </w:pBdr>
-        <w:ind w:left="120"/>
-      </w:pPr>
-      <w:r>
-        <w:rPr>
-          <w:rFonts w:ascii="Courier New" w:eastAsia="Courier New" w:hAnsi="Courier New" w:cs="Courier New"/>
-          <w:color w:val="222222"/>
-          <w:sz w:val="17"/>
-          <w:szCs w:val="17"/>
-        </w:rPr>
-        <w:t>B |------------</w:t>
-      </w:r>
-      <w:r>
-        <w:rPr>
-          <w:rFonts w:ascii="Courier New" w:eastAsia="Courier New" w:hAnsi="Courier New" w:cs="Courier New"/>
-          <w:b/>
-          <w:bCs/>
-          <w:color w:val="5B3FA6"/>
-          <w:sz w:val="17"/>
-          <w:szCs w:val="17"/>
-        </w:rPr>
-        <w:t>15</w:t>
-      </w:r>
-      <w:r>
-        <w:rPr>
-          <w:rFonts w:ascii="Courier New" w:eastAsia="Courier New" w:hAnsi="Courier New" w:cs="Courier New"/>
-          <w:color w:val="222222"/>
-          <w:sz w:val="17"/>
-          <w:szCs w:val="17"/>
-        </w:rPr>
-        <w:t>------|</w:t>
-      </w:r>
-    </w:p>
-    <w:p>
-      <w:pPr>
-        <w:keepNext/>
-        <w:keepLines/>
-        <w:pBdr>
-          <w:left w:val="single" w:sz="18" w:space="8" w:color="5B3FA6"/>
-        </w:pBdr>
-        <w:ind w:left="120"/>
-      </w:pPr>
-      <w:r>
-        <w:rPr>
-          <w:rFonts w:ascii="Courier New" w:eastAsia="Courier New" w:hAnsi="Courier New" w:cs="Courier New"/>
-          <w:color w:val="222222"/>
-          <w:sz w:val="17"/>
-          <w:szCs w:val="17"/>
-        </w:rPr>
-        <w:t>G |--------------------|</w:t>
-      </w:r>
-    </w:p>
-    <w:p>
-      <w:pPr>
-        <w:keepNext/>
-        <w:keepLines/>
-        <w:pBdr>
-          <w:left w:val="single" w:sz="18" w:space="8" w:color="5B3FA6"/>
-        </w:pBdr>
-        <w:ind w:left="120"/>
-      </w:pPr>
-      <w:r>
-        <w:rPr>
-          <w:rFonts w:ascii="Courier New" w:eastAsia="Courier New" w:hAnsi="Courier New" w:cs="Courier New"/>
-          <w:color w:val="222222"/>
-          <w:sz w:val="17"/>
-          <w:szCs w:val="17"/>
-        </w:rPr>
-        <w:t>D |--------------------|</w:t>
-      </w:r>
-    </w:p>
-    <w:p>
-      <w:pPr>
-        <w:keepNext/>
-        <w:keepLines/>
-        <w:pBdr>
-          <w:left w:val="single" w:sz="18" w:space="8" w:color="5B3FA6"/>
-        </w:pBdr>
-        <w:ind w:left="120"/>
-      </w:pPr>
-      <w:r>
-        <w:rPr>
-          <w:rFonts w:ascii="Courier New" w:eastAsia="Courier New" w:hAnsi="Courier New" w:cs="Courier New"/>
-          <w:color w:val="222222"/>
-          <w:sz w:val="17"/>
-          <w:szCs w:val="17"/>
-        </w:rPr>
-        <w:t>A |--------------------|</w:t>
-      </w:r>
-    </w:p>
-    <w:p>
-      <w:pPr>
-        <w:keepLines/>
-        <w:pBdr>
-          <w:left w:val="single" w:sz="18" w:space="8" w:color="5B3FA6"/>
-        </w:pBdr>
-        <w:ind w:left="120"/>
-      </w:pPr>
-      <w:r>
-        <w:rPr>
-          <w:rFonts w:ascii="Courier New" w:eastAsia="Courier New" w:hAnsi="Courier New" w:cs="Courier New"/>
-          <w:color w:val="222222"/>
-          <w:sz w:val="17"/>
-          <w:szCs w:val="17"/>
-        </w:rPr>
-        <w:t>E |--------------------|</w:t>
-      </w:r>
-    </w:p>
-    <w:p>
-      <w:pPr>
-        <w:spacing w:after="60"/>
-      </w:pPr>
-    </w:p>
-    <w:p>
-      <w:pPr>
-        <w:keepNext/>
-        <w:pBdr>
-          <w:left w:val="single" w:sz="18" w:space="8" w:color="5B3FA6"/>
-        </w:pBdr>
-        <w:spacing w:before="80" w:after="60"/>
-        <w:ind w:left="120"/>
-      </w:pPr>
-      <w:r>
-        <w:rPr>
-          <w:b/>
-          <w:bCs/>
-          <w:color w:val="5B3FA6"/>
-          <w:sz w:val="18"/>
-          <w:szCs w:val="18"/>
-        </w:rPr>
-        <w:t>Lick 2 · ascending · lands on E</w:t>
-      </w:r>
-    </w:p>
-    <w:p>
-      <w:pPr>
-        <w:keepNext/>
-        <w:keepLines/>
-        <w:pBdr>
-          <w:left w:val="single" w:sz="18" w:space="8" w:color="5B3FA6"/>
-        </w:pBdr>
-        <w:ind w:left="120"/>
-      </w:pPr>
-      <w:r>
-        <w:rPr>
-          <w:rFonts w:ascii="Courier New" w:eastAsia="Courier New" w:hAnsi="Courier New" w:cs="Courier New"/>
-          <w:color w:val="222222"/>
-          <w:sz w:val="17"/>
-          <w:szCs w:val="17"/>
-        </w:rPr>
-        <w:t xml:space="preserve">     A    B    D    E</w:t>
-      </w:r>
-    </w:p>
-    <w:p>
-      <w:pPr>
-        <w:keepNext/>
-        <w:keepLines/>
-        <w:pBdr>
-          <w:left w:val="single" w:sz="18" w:space="8" w:color="5B3FA6"/>
-        </w:pBdr>
-        <w:ind w:left="120"/>
-      </w:pPr>
-      <w:r>
-        <w:rPr>
-          <w:rFonts w:ascii="Courier New" w:eastAsia="Courier New" w:hAnsi="Courier New" w:cs="Courier New"/>
-          <w:color w:val="222222"/>
-          <w:sz w:val="17"/>
-          <w:szCs w:val="17"/>
-        </w:rPr>
-        <w:t>e |--------------------|</w:t>
-      </w:r>
-    </w:p>
-    <w:p>
-      <w:pPr>
-        <w:keepNext/>
-        <w:keepLines/>
-        <w:pBdr>
-          <w:left w:val="single" w:sz="18" w:space="8" w:color="5B3FA6"/>
-        </w:pBdr>
-        <w:ind w:left="120"/>
-      </w:pPr>
-      <w:r>
-        <w:rPr>
-          <w:rFonts w:ascii="Courier New" w:eastAsia="Courier New" w:hAnsi="Courier New" w:cs="Courier New"/>
-          <w:color w:val="222222"/>
-          <w:sz w:val="17"/>
-          <w:szCs w:val="17"/>
-        </w:rPr>
-        <w:t>B |--------------------|</w:t>
-      </w:r>
-    </w:p>
-    <w:p>
-      <w:pPr>
-        <w:keepNext/>
-        <w:keepLines/>
-        <w:pBdr>
-          <w:left w:val="single" w:sz="18" w:space="8" w:color="5B3FA6"/>
-        </w:pBdr>
-        <w:ind w:left="120"/>
-      </w:pPr>
-      <w:r>
-        <w:rPr>
-          <w:rFonts w:ascii="Courier New" w:eastAsia="Courier New" w:hAnsi="Courier New" w:cs="Courier New"/>
-          <w:color w:val="222222"/>
-          <w:sz w:val="17"/>
-          <w:szCs w:val="17"/>
-        </w:rPr>
-        <w:t>G |--------------------|</w:t>
-      </w:r>
-    </w:p>
-    <w:p>
-      <w:pPr>
-        <w:keepNext/>
-        <w:keepLines/>
-        <w:pBdr>
-          <w:left w:val="single" w:sz="18" w:space="8" w:color="5B3FA6"/>
-        </w:pBdr>
-        <w:ind w:left="120"/>
-      </w:pPr>
-      <w:r>
-        <w:rPr>
-          <w:rFonts w:ascii="Courier New" w:eastAsia="Courier New" w:hAnsi="Courier New" w:cs="Courier New"/>
-          <w:color w:val="222222"/>
-          <w:sz w:val="17"/>
-          <w:szCs w:val="17"/>
-        </w:rPr>
-        <w:t>D |------------</w:t>
-      </w:r>
-      <w:r>
-        <w:rPr>
-          <w:rFonts w:ascii="Courier New" w:eastAsia="Courier New" w:hAnsi="Courier New" w:cs="Courier New"/>
-          <w:b/>
-          <w:bCs/>
-          <w:color w:val="5B3FA6"/>
-          <w:sz w:val="17"/>
-          <w:szCs w:val="17"/>
-        </w:rPr>
-        <w:t>12</w:t>
-      </w:r>
-      <w:r>
-        <w:rPr>
-          <w:rFonts w:ascii="Courier New" w:eastAsia="Courier New" w:hAnsi="Courier New" w:cs="Courier New"/>
-          <w:color w:val="222222"/>
-          <w:sz w:val="17"/>
-          <w:szCs w:val="17"/>
-        </w:rPr>
-        <w:t>---</w:t>
-      </w:r>
-      <w:r>
-        <w:rPr>
-          <w:rFonts w:ascii="Courier New" w:eastAsia="Courier New" w:hAnsi="Courier New" w:cs="Courier New"/>
-          <w:b/>
-          <w:bCs/>
-          <w:color w:val="5B3FA6"/>
-          <w:sz w:val="17"/>
-          <w:szCs w:val="17"/>
-        </w:rPr>
-        <w:t>14</w:t>
-      </w:r>
-      <w:r>
-        <w:rPr>
-          <w:rFonts w:ascii="Courier New" w:eastAsia="Courier New" w:hAnsi="Courier New" w:cs="Courier New"/>
-          <w:color w:val="222222"/>
-          <w:sz w:val="17"/>
-          <w:szCs w:val="17"/>
-        </w:rPr>
-        <w:t>-|</w:t>
-      </w:r>
-    </w:p>
-    <w:p>
-      <w:pPr>
-        <w:keepNext/>
-        <w:keepLines/>
-        <w:pBdr>
-          <w:left w:val="single" w:sz="18" w:space="8" w:color="5B3FA6"/>
-        </w:pBdr>
-        <w:ind w:left="120"/>
-      </w:pPr>
-      <w:r>
-        <w:rPr>
-          <w:rFonts w:ascii="Courier New" w:eastAsia="Courier New" w:hAnsi="Courier New" w:cs="Courier New"/>
-          <w:color w:val="222222"/>
-          <w:sz w:val="17"/>
-          <w:szCs w:val="17"/>
-        </w:rPr>
-        <w:t>A |--</w:t>
-      </w:r>
-      <w:r>
-        <w:rPr>
-          <w:rFonts w:ascii="Courier New" w:eastAsia="Courier New" w:hAnsi="Courier New" w:cs="Courier New"/>
-          <w:b/>
-          <w:bCs/>
-          <w:color w:val="5B3FA6"/>
-          <w:sz w:val="17"/>
-          <w:szCs w:val="17"/>
-        </w:rPr>
-        <w:t>12</w:t>
-      </w:r>
-      <w:r>
-        <w:rPr>
-          <w:rFonts w:ascii="Courier New" w:eastAsia="Courier New" w:hAnsi="Courier New" w:cs="Courier New"/>
-          <w:color w:val="222222"/>
-          <w:sz w:val="17"/>
-          <w:szCs w:val="17"/>
-        </w:rPr>
-        <w:t>---</w:t>
-      </w:r>
-      <w:r>
-        <w:rPr>
-          <w:rFonts w:ascii="Courier New" w:eastAsia="Courier New" w:hAnsi="Courier New" w:cs="Courier New"/>
-          <w:b/>
-          <w:bCs/>
-          <w:color w:val="5B3FA6"/>
-          <w:sz w:val="17"/>
-          <w:szCs w:val="17"/>
-        </w:rPr>
-        <w:t>14</w:t>
-      </w:r>
-      <w:r>
-        <w:rPr>
-          <w:rFonts w:ascii="Courier New" w:eastAsia="Courier New" w:hAnsi="Courier New" w:cs="Courier New"/>
-          <w:color w:val="222222"/>
-          <w:sz w:val="17"/>
-          <w:szCs w:val="17"/>
-        </w:rPr>
-        <w:t>-----------|</w:t>
-      </w:r>
-    </w:p>
-    <w:p>
-      <w:pPr>
-        <w:keepLines/>
-        <w:pBdr>
-          <w:left w:val="single" w:sz="18" w:space="8" w:color="5B3FA6"/>
-        </w:pBdr>
-        <w:ind w:left="120"/>
-      </w:pPr>
-      <w:r>
-        <w:rPr>
-          <w:rFonts w:ascii="Courier New" w:eastAsia="Courier New" w:hAnsi="Courier New" w:cs="Courier New"/>
-          <w:color w:val="222222"/>
-          <w:sz w:val="17"/>
-          <w:szCs w:val="17"/>
-        </w:rPr>
-        <w:t>E |--------------------|</w:t>
-      </w:r>
-    </w:p>
-    <w:p>
-      <w:pPr>
-        <w:spacing w:after="60"/>
-      </w:pPr>
-    </w:p>
-    <w:p>
-      <w:pPr>
-        <w:keepNext/>
-        <w:keepLines/>
-        <w:pBdr>
-          <w:left w:val="single" w:sz="18" w:space="8" w:color="5B3FA6"/>
-        </w:pBdr>
-        <w:shd w:val="clear" w:color="auto" w:fill="EFEBF8"/>
-        <w:spacing w:before="80" w:after="20"/>
-        <w:ind w:left="120"/>
-      </w:pPr>
-      <w:r>
-        <w:rPr>
-          <w:b/>
-          <w:bCs/>
-          <w:color w:val="222222"/>
-        </w:rPr>
-        <w:t xml:space="preserve">Play it: </w:t>
-      </w:r>
-      <w:r>
-        <w:rPr>
-          <w:color w:val="222222"/>
-        </w:rPr>
-        <w:t>Learn each lick exactly.</w:t>
-      </w:r>
-    </w:p>
-    <w:p>
-      <w:pPr>
-        <w:keepLines/>
-        <w:pBdr>
-          <w:left w:val="single" w:sz="18" w:space="8" w:color="5B3FA6"/>
-        </w:pBdr>
-        <w:shd w:val="clear" w:color="auto" w:fill="EFEBF8"/>
-        <w:spacing w:after="120"/>
-        <w:ind w:left="120"/>
-      </w:pPr>
-      <w:r>
-        <w:rPr>
-          <w:color w:val="222222"/>
-        </w:rPr>
-        <w:t>Then change one note, or change the rhythm.</w:t>
-      </w:r>
-    </w:p>
-    <w:p>
-      <w:pPr>
-        <w:spacing w:after="120"/>
-        <w:ind w:left="120"/>
-      </w:pPr>
-      <w:r>
-        <w:rPr>
-          <w:b/>
-          <w:bCs/>
-          <w:color w:val="5B3FA6"/>
-        </w:rPr>
-        <w:t xml:space="preserve">You've got it when: </w:t>
-      </w:r>
-      <w:r>
-        <w:rPr>
-          <w:color w:val="222222"/>
-        </w:rPr>
-        <w:t>You've climbed all four rungs — dress-ups and licks in your solos.</w:t>
-      </w:r>
-    </w:p>
-    <w:p>
-      <w:pPr>
-        <w:keepNext/>
-        <w:spacing w:before="60" w:after="30"/>
-      </w:pPr>
-      <w:r>
-        <w:rPr>
-          <w:b/>
-          <w:bCs/>
-          <w:color w:val="5B3FA6"/>
-          <w:sz w:val="22"/>
-          <w:szCs w:val="22"/>
-        </w:rPr>
-        <w:t>Level up</w:t>
-      </w:r>
-    </w:p>
-    <w:p>
-      <w:pPr>
-        <w:keepNext/>
-        <w:spacing w:after="40"/>
-        <w:ind w:left="360"/>
-      </w:pPr>
-      <w:r>
-        <w:rPr>
-          <w:color w:val="222222"/>
-        </w:rPr>
-        <w:t>Slide between the two positions mid-phrase.</w:t>
-      </w:r>
-    </w:p>
-    <w:p>
-      <w:pPr>
-        <w:keepNext/>
-        <w:spacing w:after="40"/>
-        <w:ind w:left="360"/>
-      </w:pPr>
-      <w:r>
-        <w:rPr>
-          <w:color w:val="222222"/>
-        </w:rPr>
-        <w:t>Or hold your longest note an extra bar and let it sing.</w:t>
-      </w:r>
-    </w:p>
-    <w:p>
-      <w:pPr>
-        <w:keepNext/>
-        <w:pBdr>
-          <w:left w:val="single" w:sz="18" w:space="8" w:color="5B3FA6"/>
-        </w:pBdr>
-        <w:spacing w:before="80" w:after="60"/>
-        <w:ind w:left="120"/>
-      </w:pPr>
-      <w:r>
-        <w:rPr>
-          <w:b/>
-          <w:bCs/>
-          <w:color w:val="5B3FA6"/>
-          <w:sz w:val="18"/>
-          <w:szCs w:val="18"/>
-        </w:rPr>
-        <w:t>Level up · slide between positions · 2 bars</w:t>
-      </w:r>
-    </w:p>
-    <w:p>
-      <w:pPr>
-        <w:keepNext/>
-        <w:keepLines/>
-        <w:pBdr>
-          <w:left w:val="single" w:sz="18" w:space="8" w:color="5B3FA6"/>
-        </w:pBdr>
-        <w:ind w:left="120"/>
-      </w:pPr>
-      <w:r>
-        <w:rPr>
-          <w:rFonts w:ascii="Courier New" w:eastAsia="Courier New" w:hAnsi="Courier New" w:cs="Courier New"/>
-          <w:color w:val="222222"/>
-          <w:sz w:val="17"/>
-          <w:szCs w:val="17"/>
-        </w:rPr>
-        <w:t xml:space="preserve">     E (slide)          G    A</w:t>
-      </w:r>
-    </w:p>
-    <w:p>
-      <w:pPr>
-        <w:keepNext/>
-        <w:keepLines/>
-        <w:pBdr>
-          <w:left w:val="single" w:sz="18" w:space="8" w:color="5B3FA6"/>
-        </w:pBdr>
-        <w:ind w:left="120"/>
-      </w:pPr>
-      <w:r>
-        <w:rPr>
-          <w:rFonts w:ascii="Courier New" w:eastAsia="Courier New" w:hAnsi="Courier New" w:cs="Courier New"/>
-          <w:color w:val="222222"/>
-          <w:sz w:val="17"/>
-          <w:szCs w:val="17"/>
-        </w:rPr>
-        <w:t>e |--------------------|--------------------|</w:t>
-      </w:r>
-    </w:p>
-    <w:p>
-      <w:pPr>
-        <w:keepNext/>
-        <w:keepLines/>
-        <w:pBdr>
-          <w:left w:val="single" w:sz="18" w:space="8" w:color="5B3FA6"/>
-        </w:pBdr>
-        <w:ind w:left="120"/>
-      </w:pPr>
-      <w:r>
-        <w:rPr>
-          <w:rFonts w:ascii="Courier New" w:eastAsia="Courier New" w:hAnsi="Courier New" w:cs="Courier New"/>
-          <w:color w:val="222222"/>
-          <w:sz w:val="17"/>
-          <w:szCs w:val="17"/>
-        </w:rPr>
-        <w:t>B |--------------------|--------------------|</w:t>
-      </w:r>
-    </w:p>
-    <w:p>
-      <w:pPr>
-        <w:keepNext/>
-        <w:keepLines/>
-        <w:pBdr>
-          <w:left w:val="single" w:sz="18" w:space="8" w:color="5B3FA6"/>
-        </w:pBdr>
-        <w:ind w:left="120"/>
-      </w:pPr>
-      <w:r>
-        <w:rPr>
-          <w:rFonts w:ascii="Courier New" w:eastAsia="Courier New" w:hAnsi="Courier New" w:cs="Courier New"/>
-          <w:color w:val="222222"/>
-          <w:sz w:val="17"/>
-          <w:szCs w:val="17"/>
-        </w:rPr>
-        <w:t>G |--------------------|------------</w:t>
-      </w:r>
-      <w:r>
-        <w:rPr>
-          <w:rFonts w:ascii="Courier New" w:eastAsia="Courier New" w:hAnsi="Courier New" w:cs="Courier New"/>
-          <w:b/>
-          <w:bCs/>
-          <w:color w:val="5B3FA6"/>
-          <w:sz w:val="17"/>
-          <w:szCs w:val="17"/>
-        </w:rPr>
-        <w:t>14</w:t>
-      </w:r>
-      <w:r>
-        <w:rPr>
-          <w:rFonts w:ascii="Courier New" w:eastAsia="Courier New" w:hAnsi="Courier New" w:cs="Courier New"/>
-          <w:color w:val="222222"/>
-          <w:sz w:val="17"/>
-          <w:szCs w:val="17"/>
-        </w:rPr>
-        <w:t>-------|</w:t>
-      </w:r>
-    </w:p>
-    <w:p>
-      <w:pPr>
-        <w:keepNext/>
-        <w:keepLines/>
-        <w:pBdr>
-          <w:left w:val="single" w:sz="18" w:space="8" w:color="5B3FA6"/>
-        </w:pBdr>
-        <w:ind w:left="120"/>
-      </w:pPr>
-      <w:r>
-        <w:rPr>
-          <w:rFonts w:ascii="Courier New" w:eastAsia="Courier New" w:hAnsi="Courier New" w:cs="Courier New"/>
-          <w:color w:val="222222"/>
-          <w:sz w:val="17"/>
-          <w:szCs w:val="17"/>
-        </w:rPr>
-        <w:t>D |--------------------|--</w:t>
-      </w:r>
-      <w:r>
-        <w:rPr>
-          <w:rFonts w:ascii="Courier New" w:eastAsia="Courier New" w:hAnsi="Courier New" w:cs="Courier New"/>
-          <w:b/>
-          <w:bCs/>
-          <w:color w:val="5B3FA6"/>
-          <w:sz w:val="17"/>
-          <w:szCs w:val="17"/>
-        </w:rPr>
-        <w:t>12</w:t>
-      </w:r>
-      <w:r>
-        <w:rPr>
-          <w:rFonts w:ascii="Courier New" w:eastAsia="Courier New" w:hAnsi="Courier New" w:cs="Courier New"/>
-          <w:color w:val="222222"/>
-          <w:sz w:val="17"/>
-          <w:szCs w:val="17"/>
-        </w:rPr>
-        <w:t>---------------|</w:t>
-      </w:r>
-    </w:p>
-    <w:p>
-      <w:pPr>
-        <w:keepNext/>
-        <w:keepLines/>
-        <w:pBdr>
-          <w:left w:val="single" w:sz="18" w:space="8" w:color="5B3FA6"/>
-        </w:pBdr>
-        <w:ind w:left="120"/>
-      </w:pPr>
-      <w:r>
-        <w:rPr>
-          <w:rFonts w:ascii="Courier New" w:eastAsia="Courier New" w:hAnsi="Courier New" w:cs="Courier New"/>
-          <w:color w:val="222222"/>
-          <w:sz w:val="17"/>
-          <w:szCs w:val="17"/>
-        </w:rPr>
-        <w:t>A |--------------------|-----------------</w:t>
-      </w:r>
-      <w:r>
-        <w:rPr>
-          <w:rFonts w:ascii="Courier New" w:eastAsia="Courier New" w:hAnsi="Courier New" w:cs="Courier New"/>
-          <w:color w:val="222222"/>
-          <w:sz w:val="17"/>
-          <w:szCs w:val="17"/>
-        </w:rPr>
-        <w:t>---|</w:t>
-      </w:r>
-    </w:p>
-    <w:p>
-      <w:pPr>
-        <w:keepLines/>
-        <w:pBdr>
-          <w:left w:val="single" w:sz="18" w:space="8" w:color="5B3FA6"/>
-        </w:pBdr>
-        <w:ind w:left="120"/>
-      </w:pPr>
-      <w:r>
-        <w:rPr>
-          <w:rFonts w:ascii="Courier New" w:eastAsia="Courier New" w:hAnsi="Courier New" w:cs="Courier New"/>
-          <w:color w:val="222222"/>
-          <w:sz w:val="17"/>
-          <w:szCs w:val="17"/>
-        </w:rPr>
-        <w:t>E |--</w:t>
-      </w:r>
-      <w:r>
-        <w:rPr>
-          <w:rFonts w:ascii="Courier New" w:eastAsia="Courier New" w:hAnsi="Courier New" w:cs="Courier New"/>
-          <w:b/>
-          <w:bCs/>
-          <w:color w:val="5B3FA6"/>
-          <w:sz w:val="17"/>
-          <w:szCs w:val="17"/>
-        </w:rPr>
-        <w:t>0</w:t>
-      </w:r>
-      <w:r>
-        <w:rPr>
-          <w:rFonts w:ascii="Courier New" w:eastAsia="Courier New" w:hAnsi="Courier New" w:cs="Courier New"/>
-          <w:color w:val="222222"/>
-          <w:sz w:val="17"/>
-          <w:szCs w:val="17"/>
-        </w:rPr>
-        <w:t>/</w:t>
-      </w:r>
-      <w:r>
-        <w:rPr>
-          <w:rFonts w:ascii="Courier New" w:eastAsia="Courier New" w:hAnsi="Courier New" w:cs="Courier New"/>
-          <w:b/>
-          <w:bCs/>
-          <w:color w:val="5B3FA6"/>
-          <w:sz w:val="17"/>
-          <w:szCs w:val="17"/>
-        </w:rPr>
-        <w:t>12</w:t>
-      </w:r>
-      <w:r>
-        <w:rPr>
-          <w:rFonts w:ascii="Courier New" w:eastAsia="Courier New" w:hAnsi="Courier New" w:cs="Courier New"/>
-          <w:color w:val="222222"/>
-          <w:sz w:val="17"/>
-          <w:szCs w:val="17"/>
-        </w:rPr>
-        <w:t>---------------|--------------------|</w:t>
-      </w:r>
-    </w:p>
-    <w:p>
-      <w:pPr>
+        <w:keepNext/>
         <w:spacing w:after="60"/>
       </w:pPr>
     </w:p>
@@ -4368,7 +4436,6 @@
           <w:sz w:val="20"/>
           <w:szCs w:val="20"/>
         </w:rPr>
-        <w:lastRenderedPageBreak/>
         <w:t xml:space="preserve">LAYER 5  </w:t>
       </w:r>
       <w:r>
@@ -4402,7 +4469,7 @@
           <w:sz w:val="22"/>
           <w:szCs w:val="22"/>
         </w:rPr>
-        <w:t>The simple singalong version. The verse loop becomes three full open chords you can strum and sing over — the whole song from just D, C, and G.</w:t>
+        <w:t>The simple singalong version. The verse loop becomes 3 open chords you can strum and sing over — the whole song from just D, C, and G.</w:t>
       </w:r>
     </w:p>
     <w:tbl>
@@ -4420,7 +4487,7 @@
           <w:left w:w="10" w:type="dxa"/>
           <w:right w:w="10" w:type="dxa"/>
         </w:tblCellMar>
-        <w:tblLook w:val="04A0" w:firstRow="1" w:lastRow="0" w:firstColumn="1" w:lastColumn="0" w:noHBand="0" w:noVBand="1"/>
+        <w:tblLook w:val="0000" w:firstRow="0" w:lastRow="0" w:firstColumn="0" w:lastColumn="0" w:noHBand="0" w:noVBand="0"/>
       </w:tblPr>
       <w:tblGrid>
         <w:gridCol w:w="3480"/>
@@ -4730,33 +4797,26 @@
     </w:p>
     <w:p>
       <w:pPr>
-        <w:keepLines/>
-        <w:pBdr>
-          <w:left w:val="single" w:sz="18" w:space="8" w:color="5B3FA6"/>
-        </w:pBdr>
-        <w:ind w:left="120"/>
-      </w:pPr>
-      <w:r>
-        <w:rPr>
-          <w:rFonts w:ascii="Courier New" w:eastAsia="Courier New" w:hAnsi="Courier New" w:cs="Courier New"/>
-          <w:color w:val="222222"/>
-          <w:sz w:val="17"/>
-          <w:szCs w:val="17"/>
-        </w:rPr>
-        <w:t xml:space="preserve">   1  2  3  4     1  2  3 </w:t>
-      </w:r>
-      <w:r>
-        <w:rPr>
-          <w:rFonts w:ascii="Courier New" w:eastAsia="Courier New" w:hAnsi="Courier New" w:cs="Courier New"/>
-          <w:color w:val="222222"/>
-          <w:sz w:val="17"/>
-          <w:szCs w:val="17"/>
-        </w:rPr>
-        <w:t xml:space="preserve"> 4     1  2  3  4     1  2  3  4</w:t>
-      </w:r>
-    </w:p>
-    <w:p>
-      <w:pPr>
+        <w:keepNext/>
+        <w:keepLines/>
+        <w:pBdr>
+          <w:left w:val="single" w:sz="18" w:space="8" w:color="5B3FA6"/>
+        </w:pBdr>
+        <w:ind w:left="120"/>
+      </w:pPr>
+      <w:r>
+        <w:rPr>
+          <w:rFonts w:ascii="Courier New" w:eastAsia="Courier New" w:hAnsi="Courier New" w:cs="Courier New"/>
+          <w:color w:val="222222"/>
+          <w:sz w:val="17"/>
+          <w:szCs w:val="17"/>
+        </w:rPr>
+        <w:t xml:space="preserve">   1  2  3  4     1  2  3  4     1  2  3  4     1  2  3  4</w:t>
+      </w:r>
+    </w:p>
+    <w:p>
+      <w:pPr>
+        <w:keepNext/>
         <w:spacing w:after="60"/>
       </w:pPr>
     </w:p>
@@ -4783,25 +4843,7 @@
         <w:rPr>
           <w:color w:val="222222"/>
         </w:rPr>
-        <w:t>Down-strums, two bars per chord — four strums, then four more, before the change.</w:t>
-      </w:r>
-    </w:p>
-    <w:p>
-      <w:pPr>
-        <w:keepNext/>
-        <w:keepLines/>
-        <w:pBdr>
-          <w:left w:val="single" w:sz="18" w:space="8" w:color="5B3FA6"/>
-        </w:pBdr>
-        <w:shd w:val="clear" w:color="auto" w:fill="EFEBF8"/>
-        <w:spacing w:after="20"/>
-        <w:ind w:left="120"/>
-      </w:pPr>
-      <w:r>
-        <w:rPr>
-          <w:color w:val="222222"/>
-        </w:rPr>
-        <w:t>One full verse loop with every change landing on beat 1.</w:t>
+        <w:t>Play down-strums, 2 bars per chord: 4 strums, then 4 more.</w:t>
       </w:r>
     </w:p>
     <w:p>
@@ -4818,7 +4860,7 @@
         <w:rPr>
           <w:color w:val="222222"/>
         </w:rPr>
-        <w:t>Try humming the intro riff while you strum.</w:t>
+        <w:t>One full verse loop with every change landing on beat 1.</w:t>
       </w:r>
     </w:p>
     <w:p>
@@ -4925,16 +4967,7 @@
           <w:sz w:val="17"/>
           <w:szCs w:val="17"/>
         </w:rPr>
-        <w:t xml:space="preserve">   1   2   &amp;   3   &amp;   4   &amp;      1   2  </w:t>
-      </w:r>
-      <w:r>
-        <w:rPr>
-          <w:rFonts w:ascii="Courier New" w:eastAsia="Courier New" w:hAnsi="Courier New" w:cs="Courier New"/>
-          <w:color w:val="222222"/>
-          <w:sz w:val="17"/>
-          <w:szCs w:val="17"/>
-        </w:rPr>
-        <w:t xml:space="preserve"> &amp;   3   &amp;   4   &amp;</w:t>
+        <w:t xml:space="preserve">   1   2   &amp;   3   &amp;   4   &amp;      1   2   &amp;   3   &amp;   4   &amp;</w:t>
       </w:r>
     </w:p>
     <w:p>
@@ -5000,11 +5033,21 @@
           <w:sz w:val="17"/>
           <w:szCs w:val="17"/>
         </w:rPr>
-        <w:t xml:space="preserve">   1   2   &amp;   3   &amp;   4   &amp;      1   2   &amp;   3   &amp;   4   &amp;</w:t>
-      </w:r>
-    </w:p>
-    <w:p>
-      <w:pPr>
+        <w:t xml:space="preserve">   1   </w:t>
+      </w:r>
+      <w:r>
+        <w:rPr>
+          <w:rFonts w:ascii="Courier New" w:eastAsia="Courier New" w:hAnsi="Courier New" w:cs="Courier New"/>
+          <w:color w:val="222222"/>
+          <w:sz w:val="17"/>
+          <w:szCs w:val="17"/>
+        </w:rPr>
+        <w:t>2   &amp;   3   &amp;   4   &amp;      1   2   &amp;   3   &amp;   4   &amp;</w:t>
+      </w:r>
+    </w:p>
+    <w:p>
+      <w:pPr>
+        <w:keepNext/>
         <w:keepLines/>
         <w:pBdr>
           <w:left w:val="single" w:sz="18" w:space="8" w:color="5B3FA6"/>
@@ -5023,6 +5066,7 @@
     </w:p>
     <w:p>
       <w:pPr>
+        <w:keepNext/>
         <w:spacing w:after="60"/>
       </w:pPr>
     </w:p>
@@ -5092,29 +5136,465 @@
           <w:sz w:val="22"/>
           <w:szCs w:val="22"/>
         </w:rPr>
-        <w:t>This is one of the most famous guitar openings ever recorded — and it sits almost exactly where Layer 4 already put your hand. Slash holds still and lets the picking hand skip between strings; the fretting fingers barely move.</w:t>
-      </w:r>
-    </w:p>
-    <w:p>
-      <w:pPr>
-        <w:keepNext/>
-        <w:spacing w:after="100"/>
-      </w:pPr>
-      <w:r>
-        <w:rPr>
-          <w:color w:val="222222"/>
+        <w:lastRenderedPageBreak/>
+        <w:t>Play the intro riff slowly, one note per beat. The picking hand moves; the fretting hand barely moves.</w:t>
+      </w:r>
+    </w:p>
+    <w:p>
+      <w:pPr>
+        <w:keepNext/>
+        <w:pBdr>
+          <w:left w:val="single" w:sz="18" w:space="8" w:color="5B3FA6"/>
+        </w:pBdr>
+        <w:spacing w:before="80" w:after="60"/>
+        <w:ind w:left="120"/>
+      </w:pPr>
+      <w:r>
+        <w:rPr>
+          <w:b/>
+          <w:bCs/>
+          <w:color w:val="5B3FA6"/>
+          <w:sz w:val="18"/>
+          <w:szCs w:val="18"/>
+        </w:rPr>
+        <w:t>Intro riff · one note per beat · loops over the D bar · 60 BPM</w:t>
+      </w:r>
+    </w:p>
+    <w:p>
+      <w:pPr>
+        <w:keepNext/>
+        <w:keepLines/>
+        <w:pBdr>
+          <w:left w:val="single" w:sz="18" w:space="8" w:color="5B3FA6"/>
+        </w:pBdr>
+        <w:ind w:left="120"/>
+      </w:pPr>
+      <w:r>
+        <w:rPr>
+          <w:rFonts w:ascii="Courier New" w:eastAsia="Courier New" w:hAnsi="Courier New" w:cs="Courier New"/>
+          <w:color w:val="222222"/>
+          <w:sz w:val="17"/>
+          <w:szCs w:val="17"/>
+        </w:rPr>
+        <w:t xml:space="preserve">     D    D    A    G     G    A    F#   A</w:t>
+      </w:r>
+    </w:p>
+    <w:p>
+      <w:pPr>
+        <w:keepNext/>
+        <w:keepLines/>
+        <w:pBdr>
+          <w:left w:val="single" w:sz="18" w:space="8" w:color="5B3FA6"/>
+        </w:pBdr>
+        <w:ind w:left="120"/>
+      </w:pPr>
+      <w:r>
+        <w:rPr>
+          <w:rFonts w:ascii="Courier New" w:eastAsia="Courier New" w:hAnsi="Courier New" w:cs="Courier New"/>
+          <w:color w:val="222222"/>
+          <w:sz w:val="17"/>
+          <w:szCs w:val="17"/>
+        </w:rPr>
+        <w:t>e |--------------------|--</w:t>
+      </w:r>
+      <w:r>
+        <w:rPr>
+          <w:rFonts w:ascii="Courier New" w:eastAsia="Courier New" w:hAnsi="Courier New" w:cs="Courier New"/>
+          <w:b/>
+          <w:bCs/>
+          <w:color w:val="5B3FA6"/>
+          <w:sz w:val="17"/>
+          <w:szCs w:val="17"/>
+        </w:rPr>
+        <w:t>15</w:t>
+      </w:r>
+      <w:r>
+        <w:rPr>
+          <w:rFonts w:ascii="Courier New" w:eastAsia="Courier New" w:hAnsi="Courier New" w:cs="Courier New"/>
+          <w:color w:val="222222"/>
+          <w:sz w:val="17"/>
+          <w:szCs w:val="17"/>
+        </w:rPr>
+        <w:t>--------</w:t>
+      </w:r>
+      <w:r>
+        <w:rPr>
+          <w:rFonts w:ascii="Courier New" w:eastAsia="Courier New" w:hAnsi="Courier New" w:cs="Courier New"/>
+          <w:b/>
+          <w:bCs/>
+          <w:color w:val="5B3FA6"/>
+          <w:sz w:val="17"/>
+          <w:szCs w:val="17"/>
+        </w:rPr>
+        <w:t>14</w:t>
+      </w:r>
+      <w:r>
+        <w:rPr>
+          <w:rFonts w:ascii="Courier New" w:eastAsia="Courier New" w:hAnsi="Courier New" w:cs="Courier New"/>
+          <w:color w:val="222222"/>
+          <w:sz w:val="17"/>
+          <w:szCs w:val="17"/>
+        </w:rPr>
+        <w:t>------|</w:t>
+      </w:r>
+    </w:p>
+    <w:p>
+      <w:pPr>
+        <w:keepNext/>
+        <w:keepLines/>
+        <w:pBdr>
+          <w:left w:val="single" w:sz="18" w:space="8" w:color="5B3FA6"/>
+        </w:pBdr>
+        <w:ind w:left="120"/>
+      </w:pPr>
+      <w:r>
+        <w:rPr>
+          <w:rFonts w:ascii="Courier New" w:eastAsia="Courier New" w:hAnsi="Courier New" w:cs="Courier New"/>
+          <w:color w:val="222222"/>
+          <w:sz w:val="17"/>
+          <w:szCs w:val="17"/>
+        </w:rPr>
+        <w:t>B</w:t>
+      </w:r>
+      <w:r>
+        <w:rPr>
+          <w:rFonts w:ascii="Courier New" w:eastAsia="Courier New" w:hAnsi="Courier New" w:cs="Courier New"/>
+          <w:color w:val="222222"/>
+          <w:sz w:val="17"/>
+          <w:szCs w:val="17"/>
+        </w:rPr>
+        <w:t xml:space="preserve"> |-------</w:t>
+      </w:r>
+      <w:r>
+        <w:rPr>
+          <w:rFonts w:ascii="Courier New" w:eastAsia="Courier New" w:hAnsi="Courier New" w:cs="Courier New"/>
+          <w:b/>
+          <w:bCs/>
+          <w:color w:val="5B3FA6"/>
+          <w:sz w:val="17"/>
+          <w:szCs w:val="17"/>
+        </w:rPr>
+        <w:t>15</w:t>
+      </w:r>
+      <w:r>
+        <w:rPr>
+          <w:rFonts w:ascii="Courier New" w:eastAsia="Courier New" w:hAnsi="Courier New" w:cs="Courier New"/>
+          <w:color w:val="222222"/>
+          <w:sz w:val="17"/>
+          <w:szCs w:val="17"/>
+        </w:rPr>
+        <w:t>-----------|--------------------|</w:t>
+      </w:r>
+    </w:p>
+    <w:p>
+      <w:pPr>
+        <w:keepNext/>
+        <w:keepLines/>
+        <w:pBdr>
+          <w:left w:val="single" w:sz="18" w:space="8" w:color="5B3FA6"/>
+        </w:pBdr>
+        <w:ind w:left="120"/>
+      </w:pPr>
+      <w:r>
+        <w:rPr>
+          <w:rFonts w:ascii="Courier New" w:eastAsia="Courier New" w:hAnsi="Courier New" w:cs="Courier New"/>
+          <w:color w:val="222222"/>
+          <w:sz w:val="17"/>
+          <w:szCs w:val="17"/>
+        </w:rPr>
+        <w:t>G |------------</w:t>
+      </w:r>
+      <w:r>
+        <w:rPr>
+          <w:rFonts w:ascii="Courier New" w:eastAsia="Courier New" w:hAnsi="Courier New" w:cs="Courier New"/>
+          <w:b/>
+          <w:bCs/>
+          <w:color w:val="5B3FA6"/>
+          <w:sz w:val="17"/>
+          <w:szCs w:val="17"/>
+        </w:rPr>
+        <w:t>14</w:t>
+      </w:r>
+      <w:r>
+        <w:rPr>
+          <w:rFonts w:ascii="Courier New" w:eastAsia="Courier New" w:hAnsi="Courier New" w:cs="Courier New"/>
+          <w:color w:val="222222"/>
+          <w:sz w:val="17"/>
+          <w:szCs w:val="17"/>
+        </w:rPr>
+        <w:t>---</w:t>
+      </w:r>
+      <w:r>
+        <w:rPr>
+          <w:rFonts w:ascii="Courier New" w:eastAsia="Courier New" w:hAnsi="Courier New" w:cs="Courier New"/>
+          <w:b/>
+          <w:bCs/>
+          <w:color w:val="5B3FA6"/>
+          <w:sz w:val="17"/>
+          <w:szCs w:val="17"/>
+        </w:rPr>
+        <w:t>12</w:t>
+      </w:r>
+      <w:r>
+        <w:rPr>
+          <w:rFonts w:ascii="Courier New" w:eastAsia="Courier New" w:hAnsi="Courier New" w:cs="Courier New"/>
+          <w:color w:val="222222"/>
+          <w:sz w:val="17"/>
+          <w:szCs w:val="17"/>
+        </w:rPr>
+        <w:t>-|-------</w:t>
+      </w:r>
+      <w:r>
+        <w:rPr>
+          <w:rFonts w:ascii="Courier New" w:eastAsia="Courier New" w:hAnsi="Courier New" w:cs="Courier New"/>
+          <w:b/>
+          <w:bCs/>
+          <w:color w:val="5B3FA6"/>
+          <w:sz w:val="17"/>
+          <w:szCs w:val="17"/>
+        </w:rPr>
+        <w:t>14</w:t>
+      </w:r>
+      <w:r>
+        <w:rPr>
+          <w:rFonts w:ascii="Courier New" w:eastAsia="Courier New" w:hAnsi="Courier New" w:cs="Courier New"/>
+          <w:color w:val="222222"/>
+          <w:sz w:val="17"/>
+          <w:szCs w:val="17"/>
+        </w:rPr>
+        <w:t>--------</w:t>
+      </w:r>
+      <w:r>
+        <w:rPr>
+          <w:rFonts w:ascii="Courier New" w:eastAsia="Courier New" w:hAnsi="Courier New" w:cs="Courier New"/>
+          <w:b/>
+          <w:bCs/>
+          <w:color w:val="5B3FA6"/>
+          <w:sz w:val="17"/>
+          <w:szCs w:val="17"/>
+        </w:rPr>
+        <w:t>14</w:t>
+      </w:r>
+      <w:r>
+        <w:rPr>
+          <w:rFonts w:ascii="Courier New" w:eastAsia="Courier New" w:hAnsi="Courier New" w:cs="Courier New"/>
+          <w:color w:val="222222"/>
+          <w:sz w:val="17"/>
+          <w:szCs w:val="17"/>
+        </w:rPr>
+        <w:t>-|</w:t>
+      </w:r>
+    </w:p>
+    <w:p>
+      <w:pPr>
+        <w:keepNext/>
+        <w:keepLines/>
+        <w:pBdr>
+          <w:left w:val="single" w:sz="18" w:space="8" w:color="5B3FA6"/>
+        </w:pBdr>
+        <w:ind w:left="120"/>
+      </w:pPr>
+      <w:r>
+        <w:rPr>
+          <w:rFonts w:ascii="Courier New" w:eastAsia="Courier New" w:hAnsi="Courier New" w:cs="Courier New"/>
+          <w:color w:val="222222"/>
+          <w:sz w:val="17"/>
+          <w:szCs w:val="17"/>
+        </w:rPr>
+        <w:t>D |--</w:t>
+      </w:r>
+      <w:r>
+        <w:rPr>
+          <w:rFonts w:ascii="Courier New" w:eastAsia="Courier New" w:hAnsi="Courier New" w:cs="Courier New"/>
+          <w:b/>
+          <w:bCs/>
+          <w:color w:val="5B3FA6"/>
+          <w:sz w:val="17"/>
+          <w:szCs w:val="17"/>
+        </w:rPr>
+        <w:t>12</w:t>
+      </w:r>
+      <w:r>
+        <w:rPr>
+          <w:rFonts w:ascii="Courier New" w:eastAsia="Courier New" w:hAnsi="Courier New" w:cs="Courier New"/>
+          <w:color w:val="222222"/>
+          <w:sz w:val="17"/>
+          <w:szCs w:val="17"/>
+        </w:rPr>
+        <w:t>----------------|--------------------|</w:t>
+      </w:r>
+    </w:p>
+    <w:p>
+      <w:pPr>
+        <w:keepNext/>
+        <w:keepLines/>
+        <w:pBdr>
+          <w:left w:val="single" w:sz="18" w:space="8" w:color="5B3FA6"/>
+        </w:pBdr>
+        <w:ind w:left="120"/>
+      </w:pPr>
+      <w:r>
+        <w:rPr>
+          <w:rFonts w:ascii="Courier New" w:eastAsia="Courier New" w:hAnsi="Courier New" w:cs="Courier New"/>
+          <w:color w:val="222222"/>
+          <w:sz w:val="17"/>
+          <w:szCs w:val="17"/>
+        </w:rPr>
+        <w:t>A |--------------------|--------------------|</w:t>
+      </w:r>
+    </w:p>
+    <w:p>
+      <w:pPr>
+        <w:keepNext/>
+        <w:keepLines/>
+        <w:pBdr>
+          <w:left w:val="single" w:sz="18" w:space="8" w:color="5B3FA6"/>
+        </w:pBdr>
+        <w:ind w:left="120"/>
+      </w:pPr>
+      <w:r>
+        <w:rPr>
+          <w:rFonts w:ascii="Courier New" w:eastAsia="Courier New" w:hAnsi="Courier New" w:cs="Courier New"/>
+          <w:color w:val="222222"/>
+          <w:sz w:val="17"/>
+          <w:szCs w:val="17"/>
+        </w:rPr>
+        <w:t>E |--------------------|--------------------|</w:t>
+      </w:r>
+    </w:p>
+    <w:p>
+      <w:pPr>
+        <w:keepNext/>
+        <w:spacing w:after="60"/>
+      </w:pPr>
+    </w:p>
+    <w:p>
+      <w:pPr>
+        <w:keepNext/>
+        <w:keepLines/>
+        <w:pBdr>
+          <w:left w:val="single" w:sz="18" w:space="8" w:color="5B3FA6"/>
+        </w:pBdr>
+        <w:shd w:val="clear" w:color="auto" w:fill="EFEBF8"/>
+        <w:spacing w:before="80" w:after="20"/>
+        <w:ind w:left="120"/>
+      </w:pPr>
+      <w:r>
+        <w:rPr>
+          <w:b/>
+          <w:bCs/>
+          <w:color w:val="222222"/>
+        </w:rPr>
+        <w:t xml:space="preserve">Play it: </w:t>
+      </w:r>
+      <w:r>
+        <w:rPr>
+          <w:color w:val="222222"/>
+        </w:rPr>
+        <w:t>Play 1 note per beat at 60 BPM.</w:t>
+      </w:r>
+    </w:p>
+    <w:p>
+      <w:pPr>
+        <w:keepNext/>
+        <w:keepLines/>
+        <w:pBdr>
+          <w:left w:val="single" w:sz="18" w:space="8" w:color="5B3FA6"/>
+        </w:pBdr>
+        <w:shd w:val="clear" w:color="auto" w:fill="EFEBF8"/>
+        <w:spacing w:after="20"/>
+        <w:ind w:left="120"/>
+      </w:pPr>
+      <w:r>
+        <w:rPr>
+          <w:color w:val="222222"/>
+        </w:rPr>
+        <w:t>Play bar 1: D, high D, A, G.</w:t>
+      </w:r>
+    </w:p>
+    <w:p>
+      <w:pPr>
+        <w:keepLines/>
+        <w:pBdr>
+          <w:left w:val="single" w:sz="18" w:space="8" w:color="5B3FA6"/>
+        </w:pBdr>
+        <w:shd w:val="clear" w:color="auto" w:fill="EFEBF8"/>
+        <w:spacing w:after="120"/>
+        <w:ind w:left="120"/>
+      </w:pPr>
+      <w:r>
+        <w:rPr>
+          <w:color w:val="222222"/>
+        </w:rPr>
+        <w:t>Play bar 2: high G, A, F#, A.</w:t>
+      </w:r>
+    </w:p>
+    <w:p>
+      <w:pPr>
+        <w:spacing w:after="120"/>
+        <w:ind w:left="120"/>
+      </w:pPr>
+      <w:r>
+        <w:rPr>
+          <w:b/>
+          <w:bCs/>
+          <w:color w:val="5B3FA6"/>
+        </w:rPr>
+        <w:t xml:space="preserve">You've got it when: </w:t>
+      </w:r>
+      <w:r>
+        <w:rPr>
+          <w:color w:val="222222"/>
+        </w:rPr>
+        <w:t>You can loop the riff cleanly at 60 BPM, no buzzing.</w:t>
+      </w:r>
+    </w:p>
+    <w:p>
+      <w:pPr>
+        <w:keepNext/>
+        <w:spacing w:before="60" w:after="30"/>
+      </w:pPr>
+      <w:r>
+        <w:rPr>
+          <w:b/>
+          <w:bCs/>
+          <w:color w:val="5B3FA6"/>
           <w:sz w:val="22"/>
           <w:szCs w:val="22"/>
         </w:rPr>
-        <w:t>Played slow, it's a melody. P</w:t>
-      </w:r>
-      <w:r>
-        <w:rPr>
-          <w:color w:val="222222"/>
-          <w:sz w:val="22"/>
-          <w:szCs w:val="22"/>
-        </w:rPr>
-        <w:t>layed fast, it's the intro.</w:t>
+        <w:t>Level up</w:t>
+      </w:r>
+    </w:p>
+    <w:p>
+      <w:pPr>
+        <w:keepNext/>
+        <w:spacing w:after="40"/>
+        <w:ind w:left="360"/>
+      </w:pPr>
+      <w:r>
+        <w:rPr>
+          <w:color w:val="222222"/>
+        </w:rPr>
+        <w:t>Loop the riff twice, then land on a big D5 power chord.</w:t>
+      </w:r>
+    </w:p>
+    <w:p>
+      <w:pPr>
+        <w:keepNext/>
+        <w:spacing w:after="40"/>
+        <w:ind w:left="360"/>
+      </w:pPr>
+      <w:r>
+        <w:rPr>
+          <w:color w:val="222222"/>
+        </w:rPr>
+        <w:t xml:space="preserve">Or play it while a partner </w:t>
+      </w:r>
+      <w:r>
+        <w:rPr>
+          <w:color w:val="222222"/>
+        </w:rPr>
+        <w:t>strums the Layer 5 verse loop.</w:t>
       </w:r>
     </w:p>
     <w:p>
@@ -5134,232 +5614,83 @@
           <w:sz w:val="18"/>
           <w:szCs w:val="18"/>
         </w:rPr>
-        <w:t>Intro riff · one note per beat · loops over the D bar · 60 BPM</w:t>
-      </w:r>
-    </w:p>
-    <w:p>
-      <w:pPr>
-        <w:keepNext/>
-        <w:keepLines/>
-        <w:pBdr>
-          <w:left w:val="single" w:sz="18" w:space="8" w:color="5B3FA6"/>
-        </w:pBdr>
-        <w:ind w:left="120"/>
-      </w:pPr>
-      <w:r>
-        <w:rPr>
-          <w:rFonts w:ascii="Courier New" w:eastAsia="Courier New" w:hAnsi="Courier New" w:cs="Courier New"/>
-          <w:color w:val="222222"/>
-          <w:sz w:val="17"/>
-          <w:szCs w:val="17"/>
-        </w:rPr>
-        <w:t xml:space="preserve">     D    D    A    G     G    A    F#   A</w:t>
-      </w:r>
-    </w:p>
-    <w:p>
-      <w:pPr>
-        <w:keepNext/>
-        <w:keepLines/>
-        <w:pBdr>
-          <w:left w:val="single" w:sz="18" w:space="8" w:color="5B3FA6"/>
-        </w:pBdr>
-        <w:ind w:left="120"/>
-      </w:pPr>
-      <w:r>
-        <w:rPr>
-          <w:rFonts w:ascii="Courier New" w:eastAsia="Courier New" w:hAnsi="Courier New" w:cs="Courier New"/>
-          <w:color w:val="222222"/>
-          <w:sz w:val="17"/>
-          <w:szCs w:val="17"/>
-        </w:rPr>
-        <w:t>e |--------------------|--</w:t>
-      </w:r>
-      <w:r>
-        <w:rPr>
-          <w:rFonts w:ascii="Courier New" w:eastAsia="Courier New" w:hAnsi="Courier New" w:cs="Courier New"/>
-          <w:b/>
-          <w:bCs/>
-          <w:color w:val="5B3FA6"/>
-          <w:sz w:val="17"/>
-          <w:szCs w:val="17"/>
-        </w:rPr>
-        <w:t>15</w:t>
-      </w:r>
-      <w:r>
-        <w:rPr>
-          <w:rFonts w:ascii="Courier New" w:eastAsia="Courier New" w:hAnsi="Courier New" w:cs="Courier New"/>
-          <w:color w:val="222222"/>
-          <w:sz w:val="17"/>
-          <w:szCs w:val="17"/>
-        </w:rPr>
-        <w:t>--------</w:t>
-      </w:r>
-      <w:r>
-        <w:rPr>
-          <w:rFonts w:ascii="Courier New" w:eastAsia="Courier New" w:hAnsi="Courier New" w:cs="Courier New"/>
-          <w:b/>
-          <w:bCs/>
-          <w:color w:val="5B3FA6"/>
-          <w:sz w:val="17"/>
-          <w:szCs w:val="17"/>
-        </w:rPr>
-        <w:t>14</w:t>
-      </w:r>
-      <w:r>
-        <w:rPr>
-          <w:rFonts w:ascii="Courier New" w:eastAsia="Courier New" w:hAnsi="Courier New" w:cs="Courier New"/>
-          <w:color w:val="222222"/>
-          <w:sz w:val="17"/>
-          <w:szCs w:val="17"/>
-        </w:rPr>
-        <w:t>------|</w:t>
-      </w:r>
-    </w:p>
-    <w:p>
-      <w:pPr>
-        <w:keepNext/>
-        <w:keepLines/>
-        <w:pBdr>
-          <w:left w:val="single" w:sz="18" w:space="8" w:color="5B3FA6"/>
-        </w:pBdr>
-        <w:ind w:left="120"/>
-      </w:pPr>
-      <w:r>
-        <w:rPr>
-          <w:rFonts w:ascii="Courier New" w:eastAsia="Courier New" w:hAnsi="Courier New" w:cs="Courier New"/>
-          <w:color w:val="222222"/>
-          <w:sz w:val="17"/>
-          <w:szCs w:val="17"/>
-        </w:rPr>
-        <w:t>B |-------</w:t>
-      </w:r>
-      <w:r>
-        <w:rPr>
-          <w:rFonts w:ascii="Courier New" w:eastAsia="Courier New" w:hAnsi="Courier New" w:cs="Courier New"/>
-          <w:b/>
-          <w:bCs/>
-          <w:color w:val="5B3FA6"/>
-          <w:sz w:val="17"/>
-          <w:szCs w:val="17"/>
-        </w:rPr>
-        <w:t>15</w:t>
-      </w:r>
-      <w:r>
-        <w:rPr>
-          <w:rFonts w:ascii="Courier New" w:eastAsia="Courier New" w:hAnsi="Courier New" w:cs="Courier New"/>
-          <w:color w:val="222222"/>
-          <w:sz w:val="17"/>
-          <w:szCs w:val="17"/>
-        </w:rPr>
-        <w:t>-----------|--------------------|</w:t>
-      </w:r>
-    </w:p>
-    <w:p>
-      <w:pPr>
-        <w:keepNext/>
-        <w:keepLines/>
-        <w:pBdr>
-          <w:left w:val="single" w:sz="18" w:space="8" w:color="5B3FA6"/>
-        </w:pBdr>
-        <w:ind w:left="120"/>
-      </w:pPr>
-      <w:r>
-        <w:rPr>
-          <w:rFonts w:ascii="Courier New" w:eastAsia="Courier New" w:hAnsi="Courier New" w:cs="Courier New"/>
-          <w:color w:val="222222"/>
-          <w:sz w:val="17"/>
-          <w:szCs w:val="17"/>
-        </w:rPr>
-        <w:t>G |------------</w:t>
-      </w:r>
-      <w:r>
-        <w:rPr>
-          <w:rFonts w:ascii="Courier New" w:eastAsia="Courier New" w:hAnsi="Courier New" w:cs="Courier New"/>
-          <w:b/>
-          <w:bCs/>
-          <w:color w:val="5B3FA6"/>
-          <w:sz w:val="17"/>
-          <w:szCs w:val="17"/>
-        </w:rPr>
-        <w:t>14</w:t>
-      </w:r>
-      <w:r>
-        <w:rPr>
-          <w:rFonts w:ascii="Courier New" w:eastAsia="Courier New" w:hAnsi="Courier New" w:cs="Courier New"/>
-          <w:color w:val="222222"/>
-          <w:sz w:val="17"/>
-          <w:szCs w:val="17"/>
-        </w:rPr>
-        <w:t>---</w:t>
-      </w:r>
-      <w:r>
-        <w:rPr>
-          <w:rFonts w:ascii="Courier New" w:eastAsia="Courier New" w:hAnsi="Courier New" w:cs="Courier New"/>
-          <w:b/>
-          <w:bCs/>
-          <w:color w:val="5B3FA6"/>
-          <w:sz w:val="17"/>
-          <w:szCs w:val="17"/>
-        </w:rPr>
-        <w:t>12</w:t>
-      </w:r>
-      <w:r>
-        <w:rPr>
-          <w:rFonts w:ascii="Courier New" w:eastAsia="Courier New" w:hAnsi="Courier New" w:cs="Courier New"/>
-          <w:color w:val="222222"/>
-          <w:sz w:val="17"/>
-          <w:szCs w:val="17"/>
-        </w:rPr>
-        <w:t>-|------</w:t>
-      </w:r>
-      <w:r>
-        <w:rPr>
-          <w:rFonts w:ascii="Courier New" w:eastAsia="Courier New" w:hAnsi="Courier New" w:cs="Courier New"/>
-          <w:color w:val="222222"/>
-          <w:sz w:val="17"/>
-          <w:szCs w:val="17"/>
-        </w:rPr>
-        <w:t>-</w:t>
-      </w:r>
-      <w:r>
-        <w:rPr>
-          <w:rFonts w:ascii="Courier New" w:eastAsia="Courier New" w:hAnsi="Courier New" w:cs="Courier New"/>
-          <w:b/>
-          <w:bCs/>
-          <w:color w:val="5B3FA6"/>
-          <w:sz w:val="17"/>
-          <w:szCs w:val="17"/>
-        </w:rPr>
-        <w:t>14</w:t>
-      </w:r>
-      <w:r>
-        <w:rPr>
-          <w:rFonts w:ascii="Courier New" w:eastAsia="Courier New" w:hAnsi="Courier New" w:cs="Courier New"/>
-          <w:color w:val="222222"/>
-          <w:sz w:val="17"/>
-          <w:szCs w:val="17"/>
-        </w:rPr>
-        <w:t>--------</w:t>
-      </w:r>
-      <w:r>
-        <w:rPr>
-          <w:rFonts w:ascii="Courier New" w:eastAsia="Courier New" w:hAnsi="Courier New" w:cs="Courier New"/>
-          <w:b/>
-          <w:bCs/>
-          <w:color w:val="5B3FA6"/>
-          <w:sz w:val="17"/>
-          <w:szCs w:val="17"/>
-        </w:rPr>
-        <w:t>14</w:t>
-      </w:r>
-      <w:r>
-        <w:rPr>
-          <w:rFonts w:ascii="Courier New" w:eastAsia="Courier New" w:hAnsi="Courier New" w:cs="Courier New"/>
-          <w:color w:val="222222"/>
-          <w:sz w:val="17"/>
-          <w:szCs w:val="17"/>
-        </w:rPr>
-        <w:t>-|</w:t>
+        <w:t>Level up · D5 ending · 1 bar</w:t>
+      </w:r>
+    </w:p>
+    <w:p>
+      <w:pPr>
+        <w:keepNext/>
+        <w:keepLines/>
+        <w:pBdr>
+          <w:left w:val="single" w:sz="18" w:space="8" w:color="5B3FA6"/>
+        </w:pBdr>
+        <w:ind w:left="120"/>
+      </w:pPr>
+      <w:r>
+        <w:rPr>
+          <w:rFonts w:ascii="Courier New" w:eastAsia="Courier New" w:hAnsi="Courier New" w:cs="Courier New"/>
+          <w:color w:val="222222"/>
+          <w:sz w:val="17"/>
+          <w:szCs w:val="17"/>
+        </w:rPr>
+        <w:t xml:space="preserve">     D5</w:t>
+      </w:r>
+    </w:p>
+    <w:p>
+      <w:pPr>
+        <w:keepNext/>
+        <w:keepLines/>
+        <w:pBdr>
+          <w:left w:val="single" w:sz="18" w:space="8" w:color="5B3FA6"/>
+        </w:pBdr>
+        <w:ind w:left="120"/>
+      </w:pPr>
+      <w:r>
+        <w:rPr>
+          <w:rFonts w:ascii="Courier New" w:eastAsia="Courier New" w:hAnsi="Courier New" w:cs="Courier New"/>
+          <w:color w:val="222222"/>
+          <w:sz w:val="17"/>
+          <w:szCs w:val="17"/>
+        </w:rPr>
+        <w:t>e |--------|</w:t>
+      </w:r>
+    </w:p>
+    <w:p>
+      <w:pPr>
+        <w:keepNext/>
+        <w:keepLines/>
+        <w:pBdr>
+          <w:left w:val="single" w:sz="18" w:space="8" w:color="5B3FA6"/>
+        </w:pBdr>
+        <w:ind w:left="120"/>
+      </w:pPr>
+      <w:r>
+        <w:rPr>
+          <w:rFonts w:ascii="Courier New" w:eastAsia="Courier New" w:hAnsi="Courier New" w:cs="Courier New"/>
+          <w:color w:val="222222"/>
+          <w:sz w:val="17"/>
+          <w:szCs w:val="17"/>
+        </w:rPr>
+        <w:t>B |--------|</w:t>
+      </w:r>
+    </w:p>
+    <w:p>
+      <w:pPr>
+        <w:keepNext/>
+        <w:keepLines/>
+        <w:pBdr>
+          <w:left w:val="single" w:sz="18" w:space="8" w:color="5B3FA6"/>
+        </w:pBdr>
+        <w:ind w:left="120"/>
+      </w:pPr>
+      <w:r>
+        <w:rPr>
+          <w:rFonts w:ascii="Courier New" w:eastAsia="Courier New" w:hAnsi="Courier New" w:cs="Courier New"/>
+          <w:color w:val="222222"/>
+          <w:sz w:val="17"/>
+          <w:szCs w:val="17"/>
+        </w:rPr>
+        <w:t>G |--------|</w:t>
       </w:r>
     </w:p>
     <w:p>
@@ -5389,307 +5720,6 @@
           <w:sz w:val="17"/>
           <w:szCs w:val="17"/>
         </w:rPr>
-        <w:t>12</w:t>
-      </w:r>
-      <w:r>
-        <w:rPr>
-          <w:rFonts w:ascii="Courier New" w:eastAsia="Courier New" w:hAnsi="Courier New" w:cs="Courier New"/>
-          <w:color w:val="222222"/>
-          <w:sz w:val="17"/>
-          <w:szCs w:val="17"/>
-        </w:rPr>
-        <w:t>----------------|--------------------|</w:t>
-      </w:r>
-    </w:p>
-    <w:p>
-      <w:pPr>
-        <w:keepNext/>
-        <w:keepLines/>
-        <w:pBdr>
-          <w:left w:val="single" w:sz="18" w:space="8" w:color="5B3FA6"/>
-        </w:pBdr>
-        <w:ind w:left="120"/>
-      </w:pPr>
-      <w:r>
-        <w:rPr>
-          <w:rFonts w:ascii="Courier New" w:eastAsia="Courier New" w:hAnsi="Courier New" w:cs="Courier New"/>
-          <w:color w:val="222222"/>
-          <w:sz w:val="17"/>
-          <w:szCs w:val="17"/>
-        </w:rPr>
-        <w:t>A |--------------------|--------------------|</w:t>
-      </w:r>
-    </w:p>
-    <w:p>
-      <w:pPr>
-        <w:keepLines/>
-        <w:pBdr>
-          <w:left w:val="single" w:sz="18" w:space="8" w:color="5B3FA6"/>
-        </w:pBdr>
-        <w:ind w:left="120"/>
-      </w:pPr>
-      <w:r>
-        <w:rPr>
-          <w:rFonts w:ascii="Courier New" w:eastAsia="Courier New" w:hAnsi="Courier New" w:cs="Courier New"/>
-          <w:color w:val="222222"/>
-          <w:sz w:val="17"/>
-          <w:szCs w:val="17"/>
-        </w:rPr>
-        <w:t>E |--------------------|--------------------|</w:t>
-      </w:r>
-    </w:p>
-    <w:p>
-      <w:pPr>
-        <w:spacing w:after="60"/>
-      </w:pPr>
-    </w:p>
-    <w:p>
-      <w:pPr>
-        <w:keepNext/>
-        <w:keepLines/>
-        <w:pBdr>
-          <w:left w:val="single" w:sz="18" w:space="8" w:color="5B3FA6"/>
-        </w:pBdr>
-        <w:shd w:val="clear" w:color="auto" w:fill="EFEBF8"/>
-        <w:spacing w:before="80" w:after="20"/>
-        <w:ind w:left="120"/>
-      </w:pPr>
-      <w:r>
-        <w:rPr>
-          <w:b/>
-          <w:bCs/>
-          <w:color w:val="222222"/>
-        </w:rPr>
-        <w:t xml:space="preserve">Play it: </w:t>
-      </w:r>
-      <w:r>
-        <w:rPr>
-          <w:color w:val="222222"/>
-        </w:rPr>
-        <w:t>One note per beat at 60 BPM — the famous opening, slowed down.</w:t>
-      </w:r>
-    </w:p>
-    <w:p>
-      <w:pPr>
-        <w:keepNext/>
-        <w:keepLines/>
-        <w:pBdr>
-          <w:left w:val="single" w:sz="18" w:space="8" w:color="5B3FA6"/>
-        </w:pBdr>
-        <w:shd w:val="clear" w:color="auto" w:fill="EFEBF8"/>
-        <w:spacing w:after="20"/>
-        <w:ind w:left="120"/>
-      </w:pPr>
-      <w:r>
-        <w:rPr>
-          <w:color w:val="222222"/>
-        </w:rPr>
-        <w:t>Bar 1 climbs: D, high D, A, G.</w:t>
-      </w:r>
-    </w:p>
-    <w:p>
-      <w:pPr>
-        <w:keepLines/>
-        <w:pBdr>
-          <w:left w:val="single" w:sz="18" w:space="8" w:color="5B3FA6"/>
-        </w:pBdr>
-        <w:shd w:val="clear" w:color="auto" w:fill="EFEBF8"/>
-        <w:spacing w:after="120"/>
-        <w:ind w:left="120"/>
-      </w:pPr>
-      <w:r>
-        <w:rPr>
-          <w:color w:val="222222"/>
-        </w:rPr>
-        <w:t>Bar 2 answers on the high strings: high G, A, F#, A.</w:t>
-      </w:r>
-    </w:p>
-    <w:p>
-      <w:pPr>
-        <w:spacing w:after="120"/>
-        <w:ind w:left="120"/>
-      </w:pPr>
-      <w:r>
-        <w:rPr>
-          <w:b/>
-          <w:bCs/>
-          <w:color w:val="5B3FA6"/>
-        </w:rPr>
-        <w:lastRenderedPageBreak/>
-        <w:t xml:space="preserve">You've got it when: </w:t>
-      </w:r>
-      <w:r>
-        <w:rPr>
-          <w:color w:val="222222"/>
-        </w:rPr>
-        <w:t>You can loop the riff cleanly at 60 BPM, no buzzing.</w:t>
-      </w:r>
-    </w:p>
-    <w:p>
-      <w:pPr>
-        <w:keepNext/>
-        <w:spacing w:before="60" w:after="30"/>
-      </w:pPr>
-      <w:r>
-        <w:rPr>
-          <w:b/>
-          <w:bCs/>
-          <w:color w:val="5B3FA6"/>
-          <w:sz w:val="22"/>
-          <w:szCs w:val="22"/>
-        </w:rPr>
-        <w:t>Level up</w:t>
-      </w:r>
-    </w:p>
-    <w:p>
-      <w:pPr>
-        <w:keepNext/>
-        <w:spacing w:after="40"/>
-        <w:ind w:left="360"/>
-      </w:pPr>
-      <w:r>
-        <w:rPr>
-          <w:color w:val="222222"/>
-        </w:rPr>
-        <w:t>Loop the riff twice, then land on a big D5 power chord.</w:t>
-      </w:r>
-    </w:p>
-    <w:p>
-      <w:pPr>
-        <w:keepNext/>
-        <w:spacing w:after="40"/>
-        <w:ind w:left="360"/>
-      </w:pPr>
-      <w:r>
-        <w:rPr>
-          <w:color w:val="222222"/>
-        </w:rPr>
-        <w:t>Or play it while a partner strums the Layer 5 verse loop.</w:t>
-      </w:r>
-    </w:p>
-    <w:p>
-      <w:pPr>
-        <w:keepNext/>
-        <w:pBdr>
-          <w:left w:val="single" w:sz="18" w:space="8" w:color="5B3FA6"/>
-        </w:pBdr>
-        <w:spacing w:before="80" w:after="60"/>
-        <w:ind w:left="120"/>
-      </w:pPr>
-      <w:r>
-        <w:rPr>
-          <w:b/>
-          <w:bCs/>
-          <w:color w:val="5B3FA6"/>
-          <w:sz w:val="18"/>
-          <w:szCs w:val="18"/>
-        </w:rPr>
-        <w:t>Level up · D5 ending · 1 bar</w:t>
-      </w:r>
-    </w:p>
-    <w:p>
-      <w:pPr>
-        <w:keepNext/>
-        <w:keepLines/>
-        <w:pBdr>
-          <w:left w:val="single" w:sz="18" w:space="8" w:color="5B3FA6"/>
-        </w:pBdr>
-        <w:ind w:left="120"/>
-      </w:pPr>
-      <w:r>
-        <w:rPr>
-          <w:rFonts w:ascii="Courier New" w:eastAsia="Courier New" w:hAnsi="Courier New" w:cs="Courier New"/>
-          <w:color w:val="222222"/>
-          <w:sz w:val="17"/>
-          <w:szCs w:val="17"/>
-        </w:rPr>
-        <w:t xml:space="preserve">     D5  (big finish)</w:t>
-      </w:r>
-    </w:p>
-    <w:p>
-      <w:pPr>
-        <w:keepNext/>
-        <w:keepLines/>
-        <w:pBdr>
-          <w:left w:val="single" w:sz="18" w:space="8" w:color="5B3FA6"/>
-        </w:pBdr>
-        <w:ind w:left="120"/>
-      </w:pPr>
-      <w:r>
-        <w:rPr>
-          <w:rFonts w:ascii="Courier New" w:eastAsia="Courier New" w:hAnsi="Courier New" w:cs="Courier New"/>
-          <w:color w:val="222222"/>
-          <w:sz w:val="17"/>
-          <w:szCs w:val="17"/>
-        </w:rPr>
-        <w:t>e |--------|</w:t>
-      </w:r>
-    </w:p>
-    <w:p>
-      <w:pPr>
-        <w:keepNext/>
-        <w:keepLines/>
-        <w:pBdr>
-          <w:left w:val="single" w:sz="18" w:space="8" w:color="5B3FA6"/>
-        </w:pBdr>
-        <w:ind w:left="120"/>
-      </w:pPr>
-      <w:r>
-        <w:rPr>
-          <w:rFonts w:ascii="Courier New" w:eastAsia="Courier New" w:hAnsi="Courier New" w:cs="Courier New"/>
-          <w:color w:val="222222"/>
-          <w:sz w:val="17"/>
-          <w:szCs w:val="17"/>
-        </w:rPr>
-        <w:t>B |--------|</w:t>
-      </w:r>
-    </w:p>
-    <w:p>
-      <w:pPr>
-        <w:keepNext/>
-        <w:keepLines/>
-        <w:pBdr>
-          <w:left w:val="single" w:sz="18" w:space="8" w:color="5B3FA6"/>
-        </w:pBdr>
-        <w:ind w:left="120"/>
-      </w:pPr>
-      <w:r>
-        <w:rPr>
-          <w:rFonts w:ascii="Courier New" w:eastAsia="Courier New" w:hAnsi="Courier New" w:cs="Courier New"/>
-          <w:color w:val="222222"/>
-          <w:sz w:val="17"/>
-          <w:szCs w:val="17"/>
-        </w:rPr>
-        <w:t>G |--------|</w:t>
-      </w:r>
-    </w:p>
-    <w:p>
-      <w:pPr>
-        <w:keepNext/>
-        <w:keepLines/>
-        <w:pBdr>
-          <w:left w:val="single" w:sz="18" w:space="8" w:color="5B3FA6"/>
-        </w:pBdr>
-        <w:ind w:left="120"/>
-      </w:pPr>
-      <w:r>
-        <w:rPr>
-          <w:rFonts w:ascii="Courier New" w:eastAsia="Courier New" w:hAnsi="Courier New" w:cs="Courier New"/>
-          <w:color w:val="222222"/>
-          <w:sz w:val="17"/>
-          <w:szCs w:val="17"/>
-        </w:rPr>
-        <w:t>D |--</w:t>
-      </w:r>
-      <w:r>
-        <w:rPr>
-          <w:rFonts w:ascii="Courier New" w:eastAsia="Courier New" w:hAnsi="Courier New" w:cs="Courier New"/>
-          <w:b/>
-          <w:bCs/>
-          <w:color w:val="5B3FA6"/>
-          <w:sz w:val="17"/>
-          <w:szCs w:val="17"/>
-        </w:rPr>
         <w:t>7</w:t>
       </w:r>
       <w:r>
@@ -5723,6 +5753,7 @@
     </w:p>
     <w:p>
       <w:pPr>
+        <w:keepNext/>
         <w:keepLines/>
         <w:pBdr>
           <w:left w:val="single" w:sz="18" w:space="8" w:color="5B3FA6"/>
@@ -5741,6 +5772,7 @@
     </w:p>
     <w:p>
       <w:pPr>
+        <w:keepNext/>
         <w:spacing w:after="60"/>
       </w:pPr>
     </w:p>
@@ -5798,7 +5830,7 @@
           <w:bCs/>
           <w:color w:val="5B3FA6"/>
         </w:rPr>
-        <w:t>Key</w:t>
+        <w:t>Tempo</w:t>
       </w:r>
       <w:r>
         <w:rPr>
@@ -5812,7 +5844,7 @@
         <w:rPr>
           <w:color w:val="222222"/>
         </w:rPr>
-        <w:t>D major shapes (the record is tuned a half step lower — sounding slightly higher is normal)</w:t>
+        <w:t>125 BPM</w:t>
       </w:r>
     </w:p>
     <w:p>
@@ -5828,7 +5860,7 @@
           <w:bCs/>
           <w:color w:val="5B3FA6"/>
         </w:rPr>
-        <w:t>Tempo</w:t>
+        <w:t>Rhythm</w:t>
       </w:r>
       <w:r>
         <w:rPr>
@@ -5842,73 +5874,7 @@
         <w:rPr>
           <w:color w:val="222222"/>
         </w:rPr>
-        <w:t>125 BPM · 4/4</w:t>
-      </w:r>
-    </w:p>
-    <w:p>
-      <w:pPr>
-        <w:tabs>
-          <w:tab w:val="left" w:pos="1500"/>
-        </w:tabs>
-        <w:spacing w:after="40"/>
-      </w:pPr>
-      <w:r>
-        <w:rPr>
-          <w:b/>
-          <w:bCs/>
-          <w:color w:val="5B3FA6"/>
-        </w:rPr>
-        <w:t>Rhythm</w:t>
-      </w:r>
-      <w:r>
-        <w:rPr>
-          <w:b/>
-          <w:bCs/>
-          <w:color w:val="5B3FA6"/>
-        </w:rPr>
-        <w:tab/>
-      </w:r>
-      <w:r>
-        <w:rPr>
-          <w:color w:val="222222"/>
-        </w:rPr>
         <w:t>Verse: two bars per chord. Chorus and outro: about one bar per chord.</w:t>
-      </w:r>
-    </w:p>
-    <w:p>
-      <w:pPr>
-        <w:tabs>
-          <w:tab w:val="left" w:pos="1500"/>
-        </w:tabs>
-        <w:spacing w:after="40"/>
-      </w:pPr>
-      <w:r>
-        <w:rPr>
-          <w:b/>
-          <w:bCs/>
-          <w:color w:val="5B3FA6"/>
-        </w:rPr>
-        <w:t>Form</w:t>
-      </w:r>
-      <w:r>
-        <w:rPr>
-          <w:b/>
-          <w:bCs/>
-          <w:color w:val="5B3FA6"/>
-        </w:rPr>
-        <w:tab/>
-      </w:r>
-      <w:r>
-        <w:rPr>
-          <w:color w:val="222222"/>
-        </w:rPr>
-        <w:t>Intro riff → Verse → Chorus → Verse → Chorus → Guitar solo → O</w:t>
-      </w:r>
-      <w:r>
-        <w:rPr>
-          <w:color w:val="222222"/>
-        </w:rPr>
-        <w:t>utro</w:t>
       </w:r>
     </w:p>
     <w:p>
@@ -5942,14 +5908,13 @@
           <w:left w:w="10" w:type="dxa"/>
           <w:right w:w="10" w:type="dxa"/>
         </w:tblCellMar>
-        <w:tblLook w:val="04A0" w:firstRow="1" w:lastRow="0" w:firstColumn="1" w:lastColumn="0" w:noHBand="0" w:noVBand="1"/>
+        <w:tblLook w:val="0000" w:firstRow="0" w:lastRow="0" w:firstColumn="0" w:lastColumn="0" w:noHBand="0" w:noVBand="0"/>
       </w:tblPr>
       <w:tblGrid>
-        <w:gridCol w:w="2088"/>
-        <w:gridCol w:w="2088"/>
-        <w:gridCol w:w="2088"/>
-        <w:gridCol w:w="2088"/>
-        <w:gridCol w:w="2088"/>
+        <w:gridCol w:w="2610"/>
+        <w:gridCol w:w="2610"/>
+        <w:gridCol w:w="2610"/>
+        <w:gridCol w:w="2610"/>
       </w:tblGrid>
       <w:tr>
         <w:tblPrEx>
@@ -5963,7 +5928,7 @@
         </w:trPr>
         <w:tc>
           <w:tcPr>
-            <w:tcW w:w="2088" w:type="dxa"/>
+            <w:tcW w:w="2610" w:type="dxa"/>
             <w:tcBorders>
               <w:top w:val="none" w:sz="0" w:space="0" w:color="FFFFFF"/>
               <w:left w:val="none" w:sz="0" w:space="0" w:color="FFFFFF"/>
@@ -6025,19 +5990,11 @@
               <w:spacing w:after="60"/>
               <w:jc w:val="center"/>
             </w:pPr>
-            <w:r>
-              <w:rPr>
-                <w:color w:val="666666"/>
-                <w:sz w:val="16"/>
-                <w:szCs w:val="16"/>
-              </w:rPr>
-              <w:t>D</w:t>
-            </w:r>
           </w:p>
         </w:tc>
         <w:tc>
           <w:tcPr>
-            <w:tcW w:w="2088" w:type="dxa"/>
+            <w:tcW w:w="2610" w:type="dxa"/>
             <w:tcBorders>
               <w:top w:val="none" w:sz="0" w:space="0" w:color="FFFFFF"/>
               <w:left w:val="none" w:sz="0" w:space="0" w:color="FFFFFF"/>
@@ -6099,19 +6056,11 @@
               <w:spacing w:after="60"/>
               <w:jc w:val="center"/>
             </w:pPr>
-            <w:r>
-              <w:rPr>
-                <w:color w:val="666666"/>
-                <w:sz w:val="16"/>
-                <w:szCs w:val="16"/>
-              </w:rPr>
-              <w:t>C</w:t>
-            </w:r>
           </w:p>
         </w:tc>
         <w:tc>
           <w:tcPr>
-            <w:tcW w:w="2088" w:type="dxa"/>
+            <w:tcW w:w="2610" w:type="dxa"/>
             <w:tcBorders>
               <w:top w:val="none" w:sz="0" w:space="0" w:color="FFFFFF"/>
               <w:left w:val="none" w:sz="0" w:space="0" w:color="FFFFFF"/>
@@ -6173,19 +6122,11 @@
               <w:spacing w:after="60"/>
               <w:jc w:val="center"/>
             </w:pPr>
-            <w:r>
-              <w:rPr>
-                <w:color w:val="666666"/>
-                <w:sz w:val="16"/>
-                <w:szCs w:val="16"/>
-              </w:rPr>
-              <w:t>G</w:t>
-            </w:r>
           </w:p>
         </w:tc>
         <w:tc>
           <w:tcPr>
-            <w:tcW w:w="2088" w:type="dxa"/>
+            <w:tcW w:w="2610" w:type="dxa"/>
             <w:tcBorders>
               <w:top w:val="none" w:sz="0" w:space="0" w:color="FFFFFF"/>
               <w:left w:val="none" w:sz="0" w:space="0" w:color="FFFFFF"/>
@@ -6247,88 +6188,6 @@
               <w:spacing w:after="60"/>
               <w:jc w:val="center"/>
             </w:pPr>
-            <w:r>
-              <w:rPr>
-                <w:color w:val="666666"/>
-                <w:sz w:val="16"/>
-                <w:szCs w:val="16"/>
-              </w:rPr>
-              <w:t>A</w:t>
-            </w:r>
-          </w:p>
-        </w:tc>
-        <w:tc>
-          <w:tcPr>
-            <w:tcW w:w="2088" w:type="dxa"/>
-            <w:tcBorders>
-              <w:top w:val="none" w:sz="0" w:space="0" w:color="FFFFFF"/>
-              <w:left w:val="none" w:sz="0" w:space="0" w:color="FFFFFF"/>
-              <w:bottom w:val="none" w:sz="0" w:space="0" w:color="FFFFFF"/>
-              <w:right w:val="none" w:sz="0" w:space="0" w:color="FFFFFF"/>
-            </w:tcBorders>
-          </w:tcPr>
-          <w:p>
-            <w:pPr>
-              <w:spacing w:after="20"/>
-              <w:jc w:val="center"/>
-            </w:pPr>
-            <w:r>
-              <w:rPr>
-                <w:noProof/>
-              </w:rPr>
-              <w:drawing>
-                <wp:inline distT="0" distB="0" distL="0" distR="0">
-                  <wp:extent cx="914400" cy="1143000"/>
-                  <wp:effectExtent l="0" t="0" r="0" b="0"/>
-                  <wp:docPr id="8" name="Picture 8"/>
-                  <wp:cNvGraphicFramePr>
-                    <a:graphicFrameLocks xmlns:a="http://schemas.openxmlformats.org/drawingml/2006/main" noChangeAspect="1"/>
-                  </wp:cNvGraphicFramePr>
-                  <a:graphic xmlns:a="http://schemas.openxmlformats.org/drawingml/2006/main">
-                    <a:graphicData uri="http://schemas.openxmlformats.org/drawingml/2006/picture">
-                      <pic:pic xmlns:pic="http://schemas.openxmlformats.org/drawingml/2006/picture">
-                        <pic:nvPicPr>
-                          <pic:cNvPr id="0" name=""/>
-                          <pic:cNvPicPr>
-                            <a:picLocks noChangeAspect="1" noChangeArrowheads="1"/>
-                          </pic:cNvPicPr>
-                        </pic:nvPicPr>
-                        <pic:blipFill>
-                          <a:blip r:embed="rId11"/>
-                          <a:srcRect/>
-                          <a:stretch>
-                            <a:fillRect/>
-                          </a:stretch>
-                        </pic:blipFill>
-                        <pic:spPr bwMode="auto">
-                          <a:xfrm>
-                            <a:off x="0" y="0"/>
-                            <a:ext cx="914400" cy="1143000"/>
-                          </a:xfrm>
-                          <a:prstGeom prst="rect">
-                            <a:avLst/>
-                          </a:prstGeom>
-                        </pic:spPr>
-                      </pic:pic>
-                    </a:graphicData>
-                  </a:graphic>
-                </wp:inline>
-              </w:drawing>
-            </w:r>
-          </w:p>
-          <w:p>
-            <w:pPr>
-              <w:spacing w:after="60"/>
-              <w:jc w:val="center"/>
-            </w:pPr>
-            <w:r>
-              <w:rPr>
-                <w:color w:val="666666"/>
-                <w:sz w:val="16"/>
-                <w:szCs w:val="16"/>
-              </w:rPr>
-              <w:t>Em</w:t>
-            </w:r>
           </w:p>
         </w:tc>
       </w:tr>
@@ -6451,7 +6310,7 @@
           <w:sz w:val="19"/>
           <w:szCs w:val="19"/>
         </w:rPr>
-        <w:t>Repeat the eight bars until the chorus. The record plays Cadd9 for the C — the plain C shape works.</w:t>
+        <w:t>Repeat the 8 bars until the chorus.</w:t>
       </w:r>
     </w:p>
     <w:p>
@@ -6492,7 +6351,7 @@
           <w:sz w:val="24"/>
           <w:szCs w:val="24"/>
         </w:rPr>
-        <w:t>|  A  |  C  |  D  |  A  |  C  |  D  |</w:t>
+        <w:t>|  A5  |  C5  |  D5  |  A5  |  C5  |  D5  |</w:t>
       </w:r>
     </w:p>
     <w:p>
@@ -6509,7 +6368,7 @@
           <w:sz w:val="19"/>
           <w:szCs w:val="19"/>
         </w:rPr>
-        <w:t>Twice through A · C · D. Moves twice as fast as the verse.</w:t>
+        <w:t>A5 · C5 · D5 loop. Moves twice as fast as the verse.</w:t>
       </w:r>
     </w:p>
     <w:p>
@@ -6550,18 +6409,7 @@
           <w:sz w:val="24"/>
           <w:szCs w:val="24"/>
         </w:rPr>
-        <w:t>|  D  |  D  |  C  |  C  |  G  |  G  |  D  |  D</w:t>
-      </w:r>
-      <w:r>
-        <w:rPr>
-          <w:rFonts w:ascii="Courier New" w:eastAsia="Courier New" w:hAnsi="Courier New" w:cs="Courier New"/>
-          <w:b/>
-          <w:bCs/>
-          <w:color w:val="222222"/>
-          <w:sz w:val="24"/>
-          <w:szCs w:val="24"/>
-        </w:rPr>
-        <w:t xml:space="preserve">  |</w:t>
+        <w:t>|  D  |  D  |  C  |  C  |  G  |  G  |  D  |  D  |</w:t>
       </w:r>
     </w:p>
     <w:p>
@@ -6619,7 +6467,7 @@
           <w:sz w:val="24"/>
           <w:szCs w:val="24"/>
         </w:rPr>
-        <w:t>|  A  |  C  |  D  |  A  |  C  |  D  |</w:t>
+        <w:t>|  A5  |  C5  |  D5  |  A5  |  C5  |  D5  |</w:t>
       </w:r>
     </w:p>
     <w:p>
@@ -6673,7 +6521,7 @@
           <w:sz w:val="19"/>
           <w:szCs w:val="19"/>
         </w:rPr>
-        <w:t>Lead section — not played by the class. The verse and chorus chords run underneath it.</w:t>
+        <w:t>Listen to the record and follow it.</w:t>
       </w:r>
     </w:p>
     <w:p>
@@ -6714,7 +6562,7 @@
           <w:sz w:val="24"/>
           <w:szCs w:val="24"/>
         </w:rPr>
-        <w:t>|  Em  |  G  |  A  |  C  |  D  |</w:t>
+        <w:t>|  E5  |  G5  |  A5  |  C5  |  D5  |</w:t>
       </w:r>
     </w:p>
     <w:p>
@@ -6746,14 +6594,24 @@
           <w:sz w:val="17"/>
           <w:szCs w:val="17"/>
         </w:rPr>
-        <w:t>Teaching chart — simplified to match the Journey layers, not a note-for-note transcription. Chord names are what the class plays in standard tuning.</w:t>
+        <w:t>Teaching chart — si</w:t>
+      </w:r>
+      <w:r>
+        <w:rPr>
+          <w:i/>
+          <w:iCs/>
+          <w:color w:val="666666"/>
+          <w:sz w:val="17"/>
+          <w:szCs w:val="17"/>
+        </w:rPr>
+        <w:t>mplified to match the Journey layers, not a note-for-note transcription. Chord names are what the class plays in standard tuning.</w:t>
       </w:r>
     </w:p>
     <w:p>
       <w:pPr>
         <w:sectPr>
-          <w:headerReference w:type="default" r:id="rId12"/>
-          <w:footerReference w:type="default" r:id="rId13"/>
+          <w:headerReference w:type="default" r:id="rId11"/>
+          <w:footerReference w:type="default" r:id="rId12"/>
           <w:pgSz w:w="12240" w:h="15840"/>
           <w:pgMar w:top="900" w:right="900" w:bottom="800" w:left="900" w:header="708" w:footer="708" w:gutter="0"/>
           <w:cols w:space="720"/>
@@ -6773,6 +6631,56 @@
         <w:drawing>
           <wp:inline distT="0" distB="0" distL="0" distR="0">
             <wp:extent cx="5991225" cy="8953500"/>
+            <wp:effectExtent l="0" t="0" r="0" b="0"/>
+            <wp:docPr id="8" name="Picture 8"/>
+            <wp:cNvGraphicFramePr>
+              <a:graphicFrameLocks xmlns:a="http://schemas.openxmlformats.org/drawingml/2006/main" noChangeAspect="1"/>
+            </wp:cNvGraphicFramePr>
+            <a:graphic xmlns:a="http://schemas.openxmlformats.org/drawingml/2006/main">
+              <a:graphicData uri="http://schemas.openxmlformats.org/drawingml/2006/picture">
+                <pic:pic xmlns:pic="http://schemas.openxmlformats.org/drawingml/2006/picture">
+                  <pic:nvPicPr>
+                    <pic:cNvPr id="0" name=""/>
+                    <pic:cNvPicPr>
+                      <a:picLocks noChangeAspect="1" noChangeArrowheads="1"/>
+                    </pic:cNvPicPr>
+                  </pic:nvPicPr>
+                  <pic:blipFill>
+                    <a:blip r:embed="rId13"/>
+                    <a:srcRect/>
+                    <a:stretch>
+                      <a:fillRect/>
+                    </a:stretch>
+                  </pic:blipFill>
+                  <pic:spPr bwMode="auto">
+                    <a:xfrm>
+                      <a:off x="0" y="0"/>
+                      <a:ext cx="5991225" cy="8953500"/>
+                    </a:xfrm>
+                    <a:prstGeom prst="rect">
+                      <a:avLst/>
+                    </a:prstGeom>
+                  </pic:spPr>
+                </pic:pic>
+              </a:graphicData>
+            </a:graphic>
+          </wp:inline>
+        </w:drawing>
+      </w:r>
+    </w:p>
+    <w:p>
+      <w:pPr>
+        <w:pageBreakBefore/>
+        <w:jc w:val="center"/>
+      </w:pPr>
+      <w:r>
+        <w:rPr>
+          <w:noProof/>
+        </w:rPr>
+        <w:lastRenderedPageBreak/>
+        <w:drawing>
+          <wp:inline distT="0" distB="0" distL="0" distR="0">
+            <wp:extent cx="6229350" cy="8953500"/>
             <wp:effectExtent l="0" t="0" r="0" b="0"/>
             <wp:docPr id="9" name="Picture 9"/>
             <wp:cNvGraphicFramePr>
@@ -6797,7 +6705,7 @@
                   <pic:spPr bwMode="auto">
                     <a:xfrm>
                       <a:off x="0" y="0"/>
-                      <a:ext cx="5991225" cy="8953500"/>
+                      <a:ext cx="6229350" cy="8953500"/>
                     </a:xfrm>
                     <a:prstGeom prst="rect">
                       <a:avLst/>
@@ -6822,7 +6730,7 @@
         <w:lastRenderedPageBreak/>
         <w:drawing>
           <wp:inline distT="0" distB="0" distL="0" distR="0">
-            <wp:extent cx="6229350" cy="8953500"/>
+            <wp:extent cx="6000750" cy="8953500"/>
             <wp:effectExtent l="0" t="0" r="0" b="0"/>
             <wp:docPr id="10" name="Picture 10"/>
             <wp:cNvGraphicFramePr>
@@ -6847,7 +6755,7 @@
                   <pic:spPr bwMode="auto">
                     <a:xfrm>
                       <a:off x="0" y="0"/>
-                      <a:ext cx="6229350" cy="8953500"/>
+                      <a:ext cx="6000750" cy="8953500"/>
                     </a:xfrm>
                     <a:prstGeom prst="rect">
                       <a:avLst/>
@@ -6910,59 +6818,9 @@
         </w:drawing>
       </w:r>
     </w:p>
-    <w:p>
-      <w:pPr>
-        <w:pageBreakBefore/>
-        <w:jc w:val="center"/>
-      </w:pPr>
-      <w:r>
-        <w:rPr>
-          <w:noProof/>
-        </w:rPr>
-        <w:lastRenderedPageBreak/>
-        <w:drawing>
-          <wp:inline distT="0" distB="0" distL="0" distR="0">
-            <wp:extent cx="6000750" cy="8953500"/>
-            <wp:effectExtent l="0" t="0" r="0" b="0"/>
-            <wp:docPr id="12" name="Picture 12"/>
-            <wp:cNvGraphicFramePr>
-              <a:graphicFrameLocks xmlns:a="http://schemas.openxmlformats.org/drawingml/2006/main" noChangeAspect="1"/>
-            </wp:cNvGraphicFramePr>
-            <a:graphic xmlns:a="http://schemas.openxmlformats.org/drawingml/2006/main">
-              <a:graphicData uri="http://schemas.openxmlformats.org/drawingml/2006/picture">
-                <pic:pic xmlns:pic="http://schemas.openxmlformats.org/drawingml/2006/picture">
-                  <pic:nvPicPr>
-                    <pic:cNvPr id="0" name=""/>
-                    <pic:cNvPicPr>
-                      <a:picLocks noChangeAspect="1" noChangeArrowheads="1"/>
-                    </pic:cNvPicPr>
-                  </pic:nvPicPr>
-                  <pic:blipFill>
-                    <a:blip r:embed="rId17"/>
-                    <a:srcRect/>
-                    <a:stretch>
-                      <a:fillRect/>
-                    </a:stretch>
-                  </pic:blipFill>
-                  <pic:spPr bwMode="auto">
-                    <a:xfrm>
-                      <a:off x="0" y="0"/>
-                      <a:ext cx="6000750" cy="8953500"/>
-                    </a:xfrm>
-                    <a:prstGeom prst="rect">
-                      <a:avLst/>
-                    </a:prstGeom>
-                  </pic:spPr>
-                </pic:pic>
-              </a:graphicData>
-            </a:graphic>
-          </wp:inline>
-        </w:drawing>
-      </w:r>
-    </w:p>
     <w:sectPr>
-      <w:headerReference w:type="default" r:id="rId18"/>
-      <w:footerReference w:type="default" r:id="rId19"/>
+      <w:headerReference w:type="default" r:id="rId17"/>
+      <w:footerReference w:type="default" r:id="rId18"/>
       <w:pgSz w:w="12240" w:h="15840"/>
       <w:pgMar w:top="560" w:right="560" w:bottom="400" w:left="560" w:header="240" w:footer="200" w:gutter="0"/>
       <w:cols w:space="720"/>
@@ -7249,7 +7107,15 @@
         <w:szCs w:val="15"/>
       </w:rPr>
       <w:tab/>
-      <w:t>Mr. Hoffman's Guitar Class</w:t>
+      <w:t>Mr. Hoffman's Guita</w:t>
+    </w:r>
+    <w:r>
+      <w:rPr>
+        <w:color w:val="666666"/>
+        <w:sz w:val="15"/>
+        <w:szCs w:val="15"/>
+      </w:rPr>
+      <w:t>r Class</w:t>
     </w:r>
   </w:p>
 </w:hdr>
@@ -7299,10 +7165,10 @@
 <file path=word/numbering.xml><?xml version="1.0" encoding="utf-8"?>
 <w:numbering xmlns:wpc="http://schemas.microsoft.com/office/word/2010/wordprocessingCanvas" xmlns:cx="http://schemas.microsoft.com/office/drawing/2014/chartex" xmlns:cx1="http://schemas.microsoft.com/office/drawing/2015/9/8/chartex" xmlns:mc="http://schemas.openxmlformats.org/markup-compatibility/2006" xmlns:o="urn:schemas-microsoft-com:office:office" xmlns:r="http://schemas.openxmlformats.org/officeDocument/2006/relationships" xmlns:m="http://schemas.openxmlformats.org/officeDocument/2006/math" xmlns:v="urn:schemas-microsoft-com:vml" xmlns:wp14="http://schemas.microsoft.com/office/word/2010/wordprocessingDrawing" xmlns:wp="http://schemas.openxmlformats.org/drawingml/2006/wordprocessingDrawing" xmlns:w10="urn:schemas-microsoft-com:office:word" xmlns:w="http://schemas.openxmlformats.org/wordprocessingml/2006/main" xmlns:w14="http://schemas.microsoft.com/office/word/2010/wordml" xmlns:w15="http://schemas.microsoft.com/office/word/2012/wordml" xmlns:w16se="http://schemas.microsoft.com/office/word/2015/wordml/symex" xmlns:wpg="http://schemas.microsoft.com/office/word/2010/wordprocessingGroup" xmlns:wpi="http://schemas.microsoft.com/office/word/2010/wordprocessingInk" xmlns:wne="http://schemas.microsoft.com/office/word/2006/wordml" xmlns:wps="http://schemas.microsoft.com/office/word/2010/wordprocessingShape" mc:Ignorable="w14 w15 w16se wp14">
   <w:abstractNum w:abstractNumId="0" w15:restartNumberingAfterBreak="0">
-    <w:nsid w:val="67FC0AA7"/>
+    <w:nsid w:val="0B1F6593"/>
     <w:multiLevelType w:val="hybridMultilevel"/>
-    <w:tmpl w:val="C5CEE7D2"/>
-    <w:lvl w:ilvl="0" w:tplc="E6E0D610">
+    <w:tmpl w:val="02B08D56"/>
+    <w:lvl w:ilvl="0" w:tplc="8B2EFD8A">
       <w:start w:val="1"/>
       <w:numFmt w:val="bullet"/>
       <w:lvlText w:val="●"/>
@@ -7311,7 +7177,7 @@
         <w:ind w:left="720" w:hanging="360"/>
       </w:pPr>
     </w:lvl>
-    <w:lvl w:ilvl="1" w:tplc="D0BC6806">
+    <w:lvl w:ilvl="1" w:tplc="1DA8FD46">
       <w:start w:val="1"/>
       <w:numFmt w:val="bullet"/>
       <w:lvlText w:val="○"/>
@@ -7320,7 +7186,7 @@
         <w:ind w:left="1440" w:hanging="360"/>
       </w:pPr>
     </w:lvl>
-    <w:lvl w:ilvl="2" w:tplc="0ECE69E6">
+    <w:lvl w:ilvl="2" w:tplc="F9140636">
       <w:start w:val="1"/>
       <w:numFmt w:val="bullet"/>
       <w:lvlText w:val="■"/>
@@ -7329,7 +7195,7 @@
         <w:ind w:left="2160" w:hanging="360"/>
       </w:pPr>
     </w:lvl>
-    <w:lvl w:ilvl="3" w:tplc="1DC201B0">
+    <w:lvl w:ilvl="3" w:tplc="A484D6AA">
       <w:start w:val="1"/>
       <w:numFmt w:val="bullet"/>
       <w:lvlText w:val="●"/>
@@ -7338,7 +7204,7 @@
         <w:ind w:left="2880" w:hanging="360"/>
       </w:pPr>
     </w:lvl>
-    <w:lvl w:ilvl="4" w:tplc="25DE3B8E">
+    <w:lvl w:ilvl="4" w:tplc="DAEE93B0">
       <w:start w:val="1"/>
       <w:numFmt w:val="bullet"/>
       <w:lvlText w:val="○"/>
@@ -7347,7 +7213,7 @@
         <w:ind w:left="3600" w:hanging="360"/>
       </w:pPr>
     </w:lvl>
-    <w:lvl w:ilvl="5" w:tplc="08D8C7EA">
+    <w:lvl w:ilvl="5" w:tplc="46E06B4C">
       <w:start w:val="1"/>
       <w:numFmt w:val="bullet"/>
       <w:lvlText w:val="■"/>
@@ -7356,7 +7222,7 @@
         <w:ind w:left="4320" w:hanging="360"/>
       </w:pPr>
     </w:lvl>
-    <w:lvl w:ilvl="6" w:tplc="FB128FB8">
+    <w:lvl w:ilvl="6" w:tplc="A0A0C016">
       <w:start w:val="1"/>
       <w:numFmt w:val="bullet"/>
       <w:lvlText w:val="●"/>
@@ -7365,7 +7231,7 @@
         <w:ind w:left="5040" w:hanging="360"/>
       </w:pPr>
     </w:lvl>
-    <w:lvl w:ilvl="7" w:tplc="23A8358C">
+    <w:lvl w:ilvl="7" w:tplc="A0F0C472">
       <w:start w:val="1"/>
       <w:numFmt w:val="bullet"/>
       <w:lvlText w:val="●"/>
@@ -7374,7 +7240,7 @@
         <w:ind w:left="5760" w:hanging="360"/>
       </w:pPr>
     </w:lvl>
-    <w:lvl w:ilvl="8" w:tplc="B7A276C2">
+    <w:lvl w:ilvl="8" w:tplc="E704097E">
       <w:start w:val="1"/>
       <w:numFmt w:val="bullet"/>
       <w:lvlText w:val="●"/>
